--- a/SS14/BÁO CÁO SAU BUỔI THỰC HÀNH.docx
+++ b/SS14/BÁO CÁO SAU BUỔI THỰC HÀNH.docx
@@ -4,75 +4,22 @@
   <w:body>
     <w:p>
       <w:pPr>
-        <w:pStyle w:val="u1"/>
-        <w:keepNext w:val="0"/>
-        <w:keepLines w:val="0"/>
-        <w:pBdr>
-          <w:left w:val="none" w:sz="0" w:space="14" w:color="auto"/>
-        </w:pBdr>
-        <w:shd w:val="clear" w:color="auto" w:fill="FFFFFF"/>
-        <w:spacing w:before="120" w:line="360" w:lineRule="auto"/>
-        <w:ind w:left="1080" w:hanging="360"/>
         <w:jc w:val="center"/>
         <w:rPr>
           <w:rFonts w:ascii="Roboto" w:eastAsia="Roboto" w:hAnsi="Roboto" w:cs="Roboto"/>
-          <w:b/>
-          <w:bCs/>
-          <w:sz w:val="28"/>
-          <w:szCs w:val="28"/>
-        </w:rPr>
-      </w:pPr>
-      <w:bookmarkStart w:id="0" w:name="_5dj16w58hkjd" w:colFirst="0" w:colLast="0"/>
-      <w:bookmarkEnd w:id="0"/>
-      <w:r>
-        <w:rPr>
-          <w:rFonts w:ascii="Roboto" w:eastAsia="Roboto" w:hAnsi="Roboto" w:cs="Roboto"/>
-          <w:b/>
-          <w:bCs/>
-          <w:sz w:val="28"/>
-          <w:szCs w:val="28"/>
-        </w:rPr>
-        <w:t>BÁO CÁO SAU BU</w:t>
-      </w:r>
-      <w:r>
-        <w:rPr>
-          <w:rFonts w:ascii="Roboto" w:eastAsia="Roboto" w:hAnsi="Roboto" w:cs="Roboto"/>
-          <w:b/>
-          <w:bCs/>
-          <w:sz w:val="28"/>
-          <w:szCs w:val="28"/>
-        </w:rPr>
-        <w:t>Ổ</w:t>
-      </w:r>
-      <w:r>
-        <w:rPr>
-          <w:rFonts w:ascii="Roboto" w:eastAsia="Roboto" w:hAnsi="Roboto" w:cs="Roboto"/>
-          <w:b/>
-          <w:bCs/>
-          <w:sz w:val="28"/>
-          <w:szCs w:val="28"/>
-        </w:rPr>
-        <w:t>I TH</w:t>
-      </w:r>
-      <w:r>
-        <w:rPr>
-          <w:rFonts w:ascii="Roboto" w:eastAsia="Roboto" w:hAnsi="Roboto" w:cs="Roboto"/>
-          <w:b/>
-          <w:bCs/>
-          <w:sz w:val="28"/>
-          <w:szCs w:val="28"/>
-        </w:rPr>
-        <w:t>Ự</w:t>
-      </w:r>
-      <w:r>
-        <w:rPr>
-          <w:rFonts w:ascii="Roboto" w:eastAsia="Roboto" w:hAnsi="Roboto" w:cs="Roboto"/>
-          <w:b/>
-          <w:bCs/>
-          <w:sz w:val="28"/>
-          <w:szCs w:val="28"/>
-        </w:rPr>
-        <w:t>C HÀNH</w:t>
+          <w:sz w:val="28"/>
+          <w:szCs w:val="28"/>
+          <w:lang w:val="vi-VN"/>
+        </w:rPr>
+      </w:pPr>
+      <w:r>
+        <w:rPr>
+          <w:rFonts w:ascii="Roboto" w:eastAsia="Roboto" w:hAnsi="Roboto" w:cs="Roboto"/>
+          <w:sz w:val="28"/>
+          <w:szCs w:val="28"/>
+          <w:lang w:val="vi-VN"/>
+        </w:rPr>
+        <w:t>BÁO CÁO SAU BUỔI THỰC HÀNH</w:t>
       </w:r>
     </w:p>
     <w:p>
@@ -88,61 +35,14 @@
         <w:ind w:left="1080" w:hanging="360"/>
         <w:rPr>
           <w:rFonts w:ascii="Roboto" w:eastAsia="Roboto" w:hAnsi="Roboto" w:cs="Roboto"/>
-        </w:rPr>
-      </w:pPr>
-      <w:r>
-        <w:rPr>
-          <w:rFonts w:ascii="Roboto" w:eastAsia="Roboto" w:hAnsi="Roboto" w:cs="Roboto"/>
-        </w:rPr>
-        <w:t>Môn h</w:t>
-      </w:r>
-      <w:r>
-        <w:rPr>
-          <w:rFonts w:ascii="Roboto" w:eastAsia="Roboto" w:hAnsi="Roboto" w:cs="Roboto"/>
-        </w:rPr>
-        <w:t>ọ</w:t>
-      </w:r>
-      <w:r>
-        <w:rPr>
-          <w:rFonts w:ascii="Roboto" w:eastAsia="Roboto" w:hAnsi="Roboto" w:cs="Roboto"/>
-        </w:rPr>
-        <w:t>c: Xây d</w:t>
-      </w:r>
-      <w:r>
-        <w:rPr>
-          <w:rFonts w:ascii="Roboto" w:eastAsia="Roboto" w:hAnsi="Roboto" w:cs="Roboto"/>
-        </w:rPr>
-        <w:t>ự</w:t>
-      </w:r>
-      <w:r>
-        <w:rPr>
-          <w:rFonts w:ascii="Roboto" w:eastAsia="Roboto" w:hAnsi="Roboto" w:cs="Roboto"/>
-        </w:rPr>
-        <w:t>ng giao di</w:t>
-      </w:r>
-      <w:r>
-        <w:rPr>
-          <w:rFonts w:ascii="Roboto" w:eastAsia="Roboto" w:hAnsi="Roboto" w:cs="Roboto"/>
-        </w:rPr>
-        <w:t>ệ</w:t>
-      </w:r>
-      <w:r>
-        <w:rPr>
-          <w:rFonts w:ascii="Roboto" w:eastAsia="Roboto" w:hAnsi="Roboto" w:cs="Roboto"/>
-        </w:rPr>
-        <w:t>n web v</w:t>
-      </w:r>
-      <w:r>
-        <w:rPr>
-          <w:rFonts w:ascii="Roboto" w:eastAsia="Roboto" w:hAnsi="Roboto" w:cs="Roboto"/>
-        </w:rPr>
-        <w:t>ớ</w:t>
-      </w:r>
-      <w:r>
-        <w:rPr>
-          <w:rFonts w:ascii="Roboto" w:eastAsia="Roboto" w:hAnsi="Roboto" w:cs="Roboto"/>
-        </w:rPr>
-        <w:t xml:space="preserve">i HTML và CSS </w:t>
+          <w:lang w:val="vi-VN"/>
+        </w:rPr>
+      </w:pPr>
+      <w:r>
+        <w:rPr>
+          <w:rFonts w:ascii="Roboto" w:eastAsia="Roboto" w:hAnsi="Roboto" w:cs="Roboto"/>
+        </w:rPr>
+        <w:t>Môn học: Java Advanced</w:t>
       </w:r>
     </w:p>
     <w:p>
@@ -158,49 +58,14 @@
         <w:ind w:left="1080" w:hanging="360"/>
         <w:rPr>
           <w:rFonts w:ascii="Roboto" w:eastAsia="Roboto" w:hAnsi="Roboto" w:cs="Roboto"/>
-        </w:rPr>
-      </w:pPr>
-      <w:r>
-        <w:rPr>
-          <w:rFonts w:ascii="Roboto" w:eastAsia="Roboto" w:hAnsi="Roboto" w:cs="Roboto"/>
-        </w:rPr>
-        <w:t>Tên bu</w:t>
-      </w:r>
-      <w:r>
-        <w:rPr>
-          <w:rFonts w:ascii="Roboto" w:eastAsia="Roboto" w:hAnsi="Roboto" w:cs="Roboto"/>
-        </w:rPr>
-        <w:t>ổ</w:t>
-      </w:r>
-      <w:r>
-        <w:rPr>
-          <w:rFonts w:ascii="Roboto" w:eastAsia="Roboto" w:hAnsi="Roboto" w:cs="Roboto"/>
-        </w:rPr>
-        <w:t>i th</w:t>
-      </w:r>
-      <w:r>
-        <w:rPr>
-          <w:rFonts w:ascii="Roboto" w:eastAsia="Roboto" w:hAnsi="Roboto" w:cs="Roboto"/>
-        </w:rPr>
-        <w:t>ự</w:t>
-      </w:r>
-      <w:r>
-        <w:rPr>
-          <w:rFonts w:ascii="Roboto" w:eastAsia="Roboto" w:hAnsi="Roboto" w:cs="Roboto"/>
-        </w:rPr>
-        <w:t>c hành: Th</w:t>
-      </w:r>
-      <w:r>
-        <w:rPr>
-          <w:rFonts w:ascii="Roboto" w:eastAsia="Roboto" w:hAnsi="Roboto" w:cs="Roboto"/>
-        </w:rPr>
-        <w:t>ự</w:t>
-      </w:r>
-      <w:r>
-        <w:rPr>
-          <w:rFonts w:ascii="Roboto" w:eastAsia="Roboto" w:hAnsi="Roboto" w:cs="Roboto"/>
-        </w:rPr>
-        <w:t>c hành HTML Basic, Table,  Form</w:t>
+          <w:lang w:val="vi-VN"/>
+        </w:rPr>
+      </w:pPr>
+      <w:r>
+        <w:rPr>
+          <w:rFonts w:ascii="Roboto" w:eastAsia="Roboto" w:hAnsi="Roboto" w:cs="Roboto"/>
+        </w:rPr>
+        <w:t>Tên buổi thực hành: Xây dựng Mini Project – Hệ thống xử lý đơn</w:t>
       </w:r>
     </w:p>
     <w:p>
@@ -216,39 +81,14 @@
         <w:ind w:left="1080" w:hanging="360"/>
         <w:rPr>
           <w:rFonts w:ascii="Roboto" w:eastAsia="Roboto" w:hAnsi="Roboto" w:cs="Roboto"/>
-        </w:rPr>
-      </w:pPr>
-      <w:bookmarkStart w:id="1" w:name="_xvihbfbzr3ex" w:colFirst="0" w:colLast="0"/>
-      <w:bookmarkEnd w:id="1"/>
-      <w:r>
-        <w:rPr>
-          <w:rFonts w:ascii="Roboto" w:eastAsia="Roboto" w:hAnsi="Roboto" w:cs="Roboto"/>
-        </w:rPr>
-        <w:t>Th</w:t>
-      </w:r>
-      <w:r>
-        <w:rPr>
-          <w:rFonts w:ascii="Roboto" w:eastAsia="Roboto" w:hAnsi="Roboto" w:cs="Roboto"/>
-        </w:rPr>
-        <w:t>ờ</w:t>
-      </w:r>
-      <w:r>
-        <w:rPr>
-          <w:rFonts w:ascii="Roboto" w:eastAsia="Roboto" w:hAnsi="Roboto" w:cs="Roboto"/>
-        </w:rPr>
-        <w:t>i gian th</w:t>
-      </w:r>
-      <w:r>
-        <w:rPr>
-          <w:rFonts w:ascii="Roboto" w:eastAsia="Roboto" w:hAnsi="Roboto" w:cs="Roboto"/>
-        </w:rPr>
-        <w:t>ự</w:t>
-      </w:r>
-      <w:r>
-        <w:rPr>
-          <w:rFonts w:ascii="Roboto" w:eastAsia="Roboto" w:hAnsi="Roboto" w:cs="Roboto"/>
-        </w:rPr>
-        <w:t>c hành: 180p</w:t>
+          <w:lang w:val="en-US"/>
+        </w:rPr>
+      </w:pPr>
+      <w:r>
+        <w:rPr>
+          <w:rFonts w:ascii="Roboto" w:eastAsia="Roboto" w:hAnsi="Roboto" w:cs="Roboto"/>
+        </w:rPr>
+        <w:t>hàng Flash Sale</w:t>
       </w:r>
     </w:p>
     <w:p>
@@ -270,25 +110,7 @@
         <w:rPr>
           <w:rFonts w:ascii="Roboto" w:eastAsia="Roboto" w:hAnsi="Roboto" w:cs="Roboto"/>
         </w:rPr>
-        <w:t>H</w:t>
-      </w:r>
-      <w:r>
-        <w:rPr>
-          <w:rFonts w:ascii="Roboto" w:eastAsia="Roboto" w:hAnsi="Roboto" w:cs="Roboto"/>
-        </w:rPr>
-        <w:t>ọ</w:t>
-      </w:r>
-      <w:r>
-        <w:rPr>
-          <w:rFonts w:ascii="Roboto" w:eastAsia="Roboto" w:hAnsi="Roboto" w:cs="Roboto"/>
-        </w:rPr>
-        <w:t xml:space="preserve"> và tên sinh viên: </w:t>
-      </w:r>
-      <w:r>
-        <w:rPr>
-          <w:rFonts w:ascii="Roboto" w:eastAsia="Roboto" w:hAnsi="Roboto" w:cs="Roboto"/>
-        </w:rPr>
-        <w:t>Nguyễn Ngọc Thanh</w:t>
+        <w:t>Thời gian thực hành: 180p</w:t>
       </w:r>
     </w:p>
     <w:p>
@@ -310,13 +132,7 @@
         <w:rPr>
           <w:rFonts w:ascii="Roboto" w:eastAsia="Roboto" w:hAnsi="Roboto" w:cs="Roboto"/>
         </w:rPr>
-        <w:t xml:space="preserve">Mã sinh viên: </w:t>
-      </w:r>
-      <w:r>
-        <w:rPr>
-          <w:rFonts w:ascii="Roboto" w:eastAsia="Roboto" w:hAnsi="Roboto" w:cs="Roboto"/>
-        </w:rPr>
-        <w:t>B24DTCN395</w:t>
+        <w:t>Họ và tên sinh viên: Nguyễn Ngọc Thanh</w:t>
       </w:r>
     </w:p>
     <w:p>
@@ -332,39 +148,13 @@
         <w:ind w:left="1080" w:hanging="360"/>
         <w:rPr>
           <w:rFonts w:ascii="Roboto" w:eastAsia="Roboto" w:hAnsi="Roboto" w:cs="Roboto"/>
-          <w:lang w:val="en-US"/>
-        </w:rPr>
-      </w:pPr>
-      <w:r>
-        <w:rPr>
-          <w:rFonts w:ascii="Roboto" w:eastAsia="Roboto" w:hAnsi="Roboto" w:cs="Roboto"/>
-        </w:rPr>
-        <w:t>L</w:t>
-      </w:r>
-      <w:r>
-        <w:rPr>
-          <w:rFonts w:ascii="Roboto" w:eastAsia="Roboto" w:hAnsi="Roboto" w:cs="Roboto"/>
-        </w:rPr>
-        <w:t>ớ</w:t>
-      </w:r>
-      <w:r>
-        <w:rPr>
-          <w:rFonts w:ascii="Roboto" w:eastAsia="Roboto" w:hAnsi="Roboto" w:cs="Roboto"/>
-        </w:rPr>
-        <w:t xml:space="preserve">p: </w:t>
-      </w:r>
-      <w:r>
-        <w:rPr>
-          <w:rFonts w:ascii="Roboto" w:eastAsia="Roboto" w:hAnsi="Roboto" w:cs="Roboto"/>
-        </w:rPr>
-        <w:t>H</w:t>
-      </w:r>
-      <w:r>
-        <w:rPr>
-          <w:rFonts w:ascii="Roboto" w:eastAsia="Roboto" w:hAnsi="Roboto" w:cs="Roboto"/>
-          <w:lang w:val="en-US"/>
-        </w:rPr>
-        <w:t>N-KS24-CNTT5</w:t>
+        </w:rPr>
+      </w:pPr>
+      <w:r>
+        <w:rPr>
+          <w:rFonts w:ascii="Roboto" w:eastAsia="Roboto" w:hAnsi="Roboto" w:cs="Roboto"/>
+        </w:rPr>
+        <w:t>Mã sinh viên: B24DTCN395</w:t>
       </w:r>
     </w:p>
     <w:p>
@@ -383,35 +173,68 @@
           <w:lang w:val="en-US"/>
         </w:rPr>
       </w:pPr>
-      <w:bookmarkStart w:id="2" w:name="_28vwq6gjlcxq" w:colFirst="0" w:colLast="0"/>
-      <w:bookmarkEnd w:id="2"/>
-      <w:r>
-        <w:rPr>
-          <w:rFonts w:ascii="Roboto" w:eastAsia="Roboto" w:hAnsi="Roboto" w:cs="Roboto"/>
-        </w:rPr>
-        <w:t>Nhóm:</w:t>
-      </w:r>
-      <w:r>
-        <w:rPr>
-          <w:rFonts w:ascii="Roboto" w:eastAsia="Roboto" w:hAnsi="Roboto" w:cs="Roboto"/>
-          <w:lang w:val="en-US"/>
-        </w:rPr>
-        <w:t>1</w:t>
-      </w:r>
-    </w:p>
-    <w:p>
-      <w:pPr>
+      <w:r>
+        <w:rPr>
+          <w:rFonts w:ascii="Roboto" w:eastAsia="Roboto" w:hAnsi="Roboto" w:cs="Roboto"/>
+        </w:rPr>
+        <w:t>L</w:t>
+      </w:r>
+      <w:r>
+        <w:rPr>
+          <w:rFonts w:ascii="Roboto" w:eastAsia="Roboto" w:hAnsi="Roboto" w:cs="Roboto"/>
+        </w:rPr>
+        <w:t>ớp: HN-KS24-CNTT5</w:t>
+      </w:r>
+    </w:p>
+    <w:p>
+      <w:pPr>
+        <w:pStyle w:val="u3"/>
+        <w:keepNext w:val="0"/>
+        <w:keepLines w:val="0"/>
         <w:pBdr>
           <w:left w:val="none" w:sz="0" w:space="14" w:color="auto"/>
         </w:pBdr>
         <w:shd w:val="clear" w:color="auto" w:fill="FFFFFF"/>
         <w:spacing w:before="120" w:after="120" w:line="360" w:lineRule="auto"/>
+        <w:ind w:left="1080" w:hanging="360"/>
+        <w:rPr>
+          <w:rFonts w:ascii="Roboto" w:eastAsia="Roboto" w:hAnsi="Roboto" w:cs="Roboto"/>
+          <w:lang w:val="en-US"/>
+        </w:rPr>
+      </w:pPr>
+      <w:r>
+        <w:rPr>
+          <w:rFonts w:ascii="Roboto" w:eastAsia="Roboto" w:hAnsi="Roboto" w:cs="Roboto"/>
+        </w:rPr>
+        <w:t xml:space="preserve">Nhóm: </w:t>
+      </w:r>
+      <w:r>
+        <w:rPr>
+          <w:rFonts w:ascii="Roboto" w:eastAsia="Roboto" w:hAnsi="Roboto" w:cs="Roboto"/>
+          <w:lang w:val="en-US"/>
+        </w:rPr>
+        <w:t>3</w:t>
+      </w:r>
+    </w:p>
+    <w:p>
+      <w:pPr>
+        <w:rPr>
+          <w:rFonts w:ascii="Roboto" w:eastAsia="Roboto" w:hAnsi="Roboto" w:cs="Roboto"/>
+          <w:sz w:val="28"/>
+          <w:szCs w:val="28"/>
+          <w:lang w:val="vi-VN"/>
+        </w:rPr>
+      </w:pPr>
+    </w:p>
+    <w:p>
+      <w:pPr>
         <w:rPr>
           <w:rFonts w:ascii="Roboto" w:eastAsia="Roboto" w:hAnsi="Roboto" w:cs="Roboto"/>
           <w:b/>
           <w:bCs/>
           <w:sz w:val="28"/>
           <w:szCs w:val="28"/>
+          <w:lang w:val="vi-VN"/>
         </w:rPr>
       </w:pPr>
       <w:r>
@@ -421,19 +244,22 @@
           <w:bCs/>
           <w:sz w:val="28"/>
           <w:szCs w:val="28"/>
-        </w:rPr>
-        <w:t>I. N</w:t>
-      </w:r>
-      <w:r>
+          <w:lang w:val="vi-VN"/>
+        </w:rPr>
+        <w:t>I. NỘI DUNG ĐÃ THỰC HÀNH</w:t>
+      </w:r>
+    </w:p>
+    <w:p>
+      <w:pPr>
         <w:rPr>
           <w:rFonts w:ascii="Roboto" w:eastAsia="Roboto" w:hAnsi="Roboto" w:cs="Roboto"/>
           <w:b/>
           <w:bCs/>
           <w:sz w:val="28"/>
           <w:szCs w:val="28"/>
-        </w:rPr>
-        <w:t>Ộ</w:t>
-      </w:r>
+          <w:lang w:val="vi-VN"/>
+        </w:rPr>
+      </w:pPr>
       <w:r>
         <w:rPr>
           <w:rFonts w:ascii="Roboto" w:eastAsia="Roboto" w:hAnsi="Roboto" w:cs="Roboto"/>
@@ -441,19 +267,341 @@
           <w:bCs/>
           <w:sz w:val="28"/>
           <w:szCs w:val="28"/>
-        </w:rPr>
-        <w:t>I DUNG ĐÃ TH</w:t>
-      </w:r>
-      <w:r>
+          <w:lang w:val="vi-VN"/>
+        </w:rPr>
+        <w:t>1. Trình bày các giải pháp</w:t>
+      </w:r>
+    </w:p>
+    <w:p>
+      <w:pPr>
+        <w:numPr>
+          <w:ilvl w:val="0"/>
+          <w:numId w:val="19"/>
+        </w:numPr>
+        <w:rPr>
+          <w:rFonts w:ascii="Roboto" w:eastAsia="Roboto" w:hAnsi="Roboto" w:cs="Roboto"/>
+          <w:sz w:val="28"/>
+          <w:szCs w:val="28"/>
+          <w:lang w:val="vi-VN"/>
+        </w:rPr>
+      </w:pPr>
+      <w:r>
+        <w:rPr>
+          <w:rFonts w:ascii="Roboto" w:eastAsia="Roboto" w:hAnsi="Roboto" w:cs="Roboto"/>
+          <w:sz w:val="28"/>
+          <w:szCs w:val="28"/>
+          <w:lang w:val="vi-VN"/>
+        </w:rPr>
+        <w:t xml:space="preserve">Phân tích yêu cầu hệ thống Flash Sale với lượng truy cập lớn </w:t>
+      </w:r>
+    </w:p>
+    <w:p>
+      <w:pPr>
+        <w:numPr>
+          <w:ilvl w:val="0"/>
+          <w:numId w:val="19"/>
+        </w:numPr>
+        <w:rPr>
+          <w:rFonts w:ascii="Roboto" w:eastAsia="Roboto" w:hAnsi="Roboto" w:cs="Roboto"/>
+          <w:sz w:val="28"/>
+          <w:szCs w:val="28"/>
+          <w:lang w:val="vi-VN"/>
+        </w:rPr>
+      </w:pPr>
+      <w:r>
+        <w:rPr>
+          <w:rFonts w:ascii="Roboto" w:eastAsia="Roboto" w:hAnsi="Roboto" w:cs="Roboto"/>
+          <w:sz w:val="28"/>
+          <w:szCs w:val="28"/>
+          <w:lang w:val="vi-VN"/>
+        </w:rPr>
+        <w:t xml:space="preserve">Thiết kế hệ thống gồm các thành phần: </w:t>
+      </w:r>
+    </w:p>
+    <w:p>
+      <w:pPr>
+        <w:numPr>
+          <w:ilvl w:val="1"/>
+          <w:numId w:val="19"/>
+        </w:numPr>
+        <w:rPr>
+          <w:rFonts w:ascii="Roboto" w:eastAsia="Roboto" w:hAnsi="Roboto" w:cs="Roboto"/>
+          <w:sz w:val="28"/>
+          <w:szCs w:val="28"/>
+          <w:lang w:val="vi-VN"/>
+        </w:rPr>
+      </w:pPr>
+      <w:r>
+        <w:rPr>
+          <w:rFonts w:ascii="Roboto" w:eastAsia="Roboto" w:hAnsi="Roboto" w:cs="Roboto"/>
+          <w:sz w:val="28"/>
+          <w:szCs w:val="28"/>
+          <w:lang w:val="vi-VN"/>
+        </w:rPr>
+        <w:t xml:space="preserve">Database (Users, Products, Orders, Order_Details) </w:t>
+      </w:r>
+    </w:p>
+    <w:p>
+      <w:pPr>
+        <w:numPr>
+          <w:ilvl w:val="1"/>
+          <w:numId w:val="19"/>
+        </w:numPr>
+        <w:rPr>
+          <w:rFonts w:ascii="Roboto" w:eastAsia="Roboto" w:hAnsi="Roboto" w:cs="Roboto"/>
+          <w:sz w:val="28"/>
+          <w:szCs w:val="28"/>
+          <w:lang w:val="vi-VN"/>
+        </w:rPr>
+      </w:pPr>
+      <w:r>
+        <w:rPr>
+          <w:rFonts w:ascii="Roboto" w:eastAsia="Roboto" w:hAnsi="Roboto" w:cs="Roboto"/>
+          <w:sz w:val="28"/>
+          <w:szCs w:val="28"/>
+          <w:lang w:val="vi-VN"/>
+        </w:rPr>
+        <w:t xml:space="preserve">DAO Layer </w:t>
+      </w:r>
+    </w:p>
+    <w:p>
+      <w:pPr>
+        <w:numPr>
+          <w:ilvl w:val="1"/>
+          <w:numId w:val="19"/>
+        </w:numPr>
+        <w:rPr>
+          <w:rFonts w:ascii="Roboto" w:eastAsia="Roboto" w:hAnsi="Roboto" w:cs="Roboto"/>
+          <w:sz w:val="28"/>
+          <w:szCs w:val="28"/>
+          <w:lang w:val="vi-VN"/>
+        </w:rPr>
+      </w:pPr>
+      <w:r>
+        <w:rPr>
+          <w:rFonts w:ascii="Roboto" w:eastAsia="Roboto" w:hAnsi="Roboto" w:cs="Roboto"/>
+          <w:sz w:val="28"/>
+          <w:szCs w:val="28"/>
+          <w:lang w:val="vi-VN"/>
+        </w:rPr>
+        <w:t xml:space="preserve">Xử lý Transaction trong JDBC </w:t>
+      </w:r>
+    </w:p>
+    <w:p>
+      <w:pPr>
+        <w:numPr>
+          <w:ilvl w:val="0"/>
+          <w:numId w:val="19"/>
+        </w:numPr>
+        <w:rPr>
+          <w:rFonts w:ascii="Roboto" w:eastAsia="Roboto" w:hAnsi="Roboto" w:cs="Roboto"/>
+          <w:sz w:val="28"/>
+          <w:szCs w:val="28"/>
+          <w:lang w:val="vi-VN"/>
+        </w:rPr>
+      </w:pPr>
+      <w:r>
+        <w:rPr>
+          <w:rFonts w:ascii="Roboto" w:eastAsia="Roboto" w:hAnsi="Roboto" w:cs="Roboto"/>
+          <w:sz w:val="28"/>
+          <w:szCs w:val="28"/>
+          <w:lang w:val="vi-VN"/>
+        </w:rPr>
+        <w:t xml:space="preserve">Áp dụng: </w:t>
+      </w:r>
+    </w:p>
+    <w:p>
+      <w:pPr>
+        <w:numPr>
+          <w:ilvl w:val="1"/>
+          <w:numId w:val="19"/>
+        </w:numPr>
+        <w:rPr>
+          <w:rFonts w:ascii="Roboto" w:eastAsia="Roboto" w:hAnsi="Roboto" w:cs="Roboto"/>
+          <w:sz w:val="28"/>
+          <w:szCs w:val="28"/>
+          <w:lang w:val="vi-VN"/>
+        </w:rPr>
+      </w:pPr>
+      <w:r>
+        <w:rPr>
+          <w:rFonts w:ascii="Roboto" w:eastAsia="Roboto" w:hAnsi="Roboto" w:cs="Roboto"/>
+          <w:sz w:val="28"/>
+          <w:szCs w:val="28"/>
+          <w:lang w:val="vi-VN"/>
+        </w:rPr>
+        <w:t xml:space="preserve">PreparedStatement để chống SQL Injection </w:t>
+      </w:r>
+    </w:p>
+    <w:p>
+      <w:pPr>
+        <w:numPr>
+          <w:ilvl w:val="1"/>
+          <w:numId w:val="19"/>
+        </w:numPr>
+        <w:rPr>
+          <w:rFonts w:ascii="Roboto" w:eastAsia="Roboto" w:hAnsi="Roboto" w:cs="Roboto"/>
+          <w:sz w:val="28"/>
+          <w:szCs w:val="28"/>
+          <w:lang w:val="vi-VN"/>
+        </w:rPr>
+      </w:pPr>
+      <w:r>
+        <w:rPr>
+          <w:rFonts w:ascii="Roboto" w:eastAsia="Roboto" w:hAnsi="Roboto" w:cs="Roboto"/>
+          <w:sz w:val="28"/>
+          <w:szCs w:val="28"/>
+          <w:lang w:val="vi-VN"/>
+        </w:rPr>
+        <w:t xml:space="preserve">Transaction (ACID) để đảm bảo tính toàn vẹn dữ liệu </w:t>
+      </w:r>
+    </w:p>
+    <w:p>
+      <w:pPr>
+        <w:numPr>
+          <w:ilvl w:val="1"/>
+          <w:numId w:val="19"/>
+        </w:numPr>
+        <w:rPr>
+          <w:rFonts w:ascii="Roboto" w:eastAsia="Roboto" w:hAnsi="Roboto" w:cs="Roboto"/>
+          <w:sz w:val="28"/>
+          <w:szCs w:val="28"/>
+          <w:lang w:val="vi-VN"/>
+        </w:rPr>
+      </w:pPr>
+      <w:r>
+        <w:rPr>
+          <w:rFonts w:ascii="Roboto" w:eastAsia="Roboto" w:hAnsi="Roboto" w:cs="Roboto"/>
+          <w:sz w:val="28"/>
+          <w:szCs w:val="28"/>
+          <w:lang w:val="vi-VN"/>
+        </w:rPr>
+        <w:t xml:space="preserve">Batch Processing khi thêm nhiều Order Details </w:t>
+      </w:r>
+    </w:p>
+    <w:p>
+      <w:pPr>
+        <w:numPr>
+          <w:ilvl w:val="1"/>
+          <w:numId w:val="19"/>
+        </w:numPr>
+        <w:rPr>
+          <w:rFonts w:ascii="Roboto" w:eastAsia="Roboto" w:hAnsi="Roboto" w:cs="Roboto"/>
+          <w:sz w:val="28"/>
+          <w:szCs w:val="28"/>
+          <w:lang w:val="vi-VN"/>
+        </w:rPr>
+      </w:pPr>
+      <w:r>
+        <w:rPr>
+          <w:rFonts w:ascii="Roboto" w:eastAsia="Roboto" w:hAnsi="Roboto" w:cs="Roboto"/>
+          <w:sz w:val="28"/>
+          <w:szCs w:val="28"/>
+          <w:lang w:val="vi-VN"/>
+        </w:rPr>
+        <w:t xml:space="preserve">Stored Procedures + CallableStatement cho báo cáo thống kê </w:t>
+      </w:r>
+    </w:p>
+    <w:p>
+      <w:pPr>
+        <w:numPr>
+          <w:ilvl w:val="0"/>
+          <w:numId w:val="19"/>
+        </w:numPr>
+        <w:rPr>
+          <w:rFonts w:ascii="Roboto" w:eastAsia="Roboto" w:hAnsi="Roboto" w:cs="Roboto"/>
+          <w:sz w:val="28"/>
+          <w:szCs w:val="28"/>
+          <w:lang w:val="vi-VN"/>
+        </w:rPr>
+      </w:pPr>
+      <w:r>
+        <w:rPr>
+          <w:rFonts w:ascii="Roboto" w:eastAsia="Roboto" w:hAnsi="Roboto" w:cs="Roboto"/>
+          <w:sz w:val="28"/>
+          <w:szCs w:val="28"/>
+          <w:lang w:val="vi-VN"/>
+        </w:rPr>
+        <w:t xml:space="preserve">Đảm bảo bài toán quan trọng: </w:t>
+      </w:r>
+    </w:p>
+    <w:p>
+      <w:pPr>
+        <w:numPr>
+          <w:ilvl w:val="1"/>
+          <w:numId w:val="19"/>
+        </w:numPr>
+        <w:rPr>
+          <w:rFonts w:ascii="Roboto" w:eastAsia="Roboto" w:hAnsi="Roboto" w:cs="Roboto"/>
+          <w:sz w:val="28"/>
+          <w:szCs w:val="28"/>
+          <w:lang w:val="vi-VN"/>
+        </w:rPr>
+      </w:pPr>
+      <w:r>
+        <w:rPr>
+          <w:rFonts w:ascii="Roboto" w:eastAsia="Roboto" w:hAnsi="Roboto" w:cs="Roboto"/>
+          <w:sz w:val="28"/>
+          <w:szCs w:val="28"/>
+          <w:lang w:val="vi-VN"/>
+        </w:rPr>
+        <w:t xml:space="preserve">Không xảy ra overselling </w:t>
+      </w:r>
+    </w:p>
+    <w:p>
+      <w:pPr>
+        <w:numPr>
+          <w:ilvl w:val="1"/>
+          <w:numId w:val="19"/>
+        </w:numPr>
+        <w:rPr>
+          <w:rFonts w:ascii="Roboto" w:eastAsia="Roboto" w:hAnsi="Roboto" w:cs="Roboto"/>
+          <w:sz w:val="28"/>
+          <w:szCs w:val="28"/>
+          <w:lang w:val="vi-VN"/>
+        </w:rPr>
+      </w:pPr>
+      <w:r>
+        <w:rPr>
+          <w:rFonts w:ascii="Roboto" w:eastAsia="Roboto" w:hAnsi="Roboto" w:cs="Roboto"/>
+          <w:sz w:val="28"/>
+          <w:szCs w:val="28"/>
+          <w:lang w:val="vi-VN"/>
+        </w:rPr>
+        <w:t>Xử lý đúng khi nhiều user đặt hàng cùng lúc</w:t>
+      </w:r>
+    </w:p>
+    <w:p>
+      <w:pPr>
+        <w:rPr>
+          <w:rFonts w:ascii="Roboto" w:eastAsia="Roboto" w:hAnsi="Roboto" w:cs="Roboto"/>
+          <w:sz w:val="28"/>
+          <w:szCs w:val="28"/>
+          <w:lang w:val="vi-VN"/>
+        </w:rPr>
+      </w:pPr>
+    </w:p>
+    <w:p>
+      <w:pPr>
+        <w:rPr>
+          <w:rFonts w:ascii="Roboto" w:eastAsia="Roboto" w:hAnsi="Roboto" w:cs="Roboto"/>
+          <w:sz w:val="28"/>
+          <w:szCs w:val="28"/>
+          <w:lang w:val="vi-VN"/>
+        </w:rPr>
+      </w:pPr>
+    </w:p>
+    <w:p>
+      <w:pPr>
         <w:rPr>
           <w:rFonts w:ascii="Roboto" w:eastAsia="Roboto" w:hAnsi="Roboto" w:cs="Roboto"/>
           <w:b/>
           <w:bCs/>
           <w:sz w:val="28"/>
           <w:szCs w:val="28"/>
-        </w:rPr>
-        <w:t>Ự</w:t>
-      </w:r>
+          <w:lang w:val="vi-VN"/>
+        </w:rPr>
+      </w:pPr>
       <w:r>
         <w:rPr>
           <w:rFonts w:ascii="Roboto" w:eastAsia="Roboto" w:hAnsi="Roboto" w:cs="Roboto"/>
@@ -461,187 +609,205 @@
           <w:bCs/>
           <w:sz w:val="28"/>
           <w:szCs w:val="28"/>
-        </w:rPr>
-        <w:t>C HÀNH</w:t>
+          <w:lang w:val="vi-VN"/>
+        </w:rPr>
+        <w:t>II. CÔNG VIỆC CÁC EM ĐÃ LÀM</w:t>
+      </w:r>
+    </w:p>
+    <w:p>
+      <w:pPr>
+        <w:rPr>
+          <w:rFonts w:ascii="Roboto" w:eastAsia="Roboto" w:hAnsi="Roboto" w:cs="Roboto"/>
+          <w:b/>
+          <w:bCs/>
+          <w:sz w:val="28"/>
+          <w:szCs w:val="28"/>
+          <w:lang w:val="vi-VN"/>
+        </w:rPr>
+      </w:pPr>
+      <w:r>
+        <w:rPr>
+          <w:rFonts w:ascii="Roboto" w:eastAsia="Roboto" w:hAnsi="Roboto" w:cs="Roboto"/>
+          <w:b/>
+          <w:bCs/>
+          <w:sz w:val="28"/>
+          <w:szCs w:val="28"/>
+          <w:lang w:val="vi-VN"/>
+        </w:rPr>
+        <w:t>1. Công việc cá nhân</w:t>
       </w:r>
     </w:p>
     <w:p>
       <w:pPr>
         <w:numPr>
           <w:ilvl w:val="0"/>
-          <w:numId w:val="5"/>
+          <w:numId w:val="20"/>
         </w:numPr>
-        <w:pBdr>
-          <w:left w:val="none" w:sz="0" w:space="14" w:color="auto"/>
-        </w:pBdr>
-        <w:shd w:val="clear" w:color="auto" w:fill="FFFFFF"/>
-        <w:spacing w:before="120" w:line="360" w:lineRule="auto"/>
-        <w:rPr>
-          <w:rFonts w:ascii="Roboto" w:eastAsia="Roboto" w:hAnsi="Roboto" w:cs="Roboto"/>
-          <w:sz w:val="28"/>
-          <w:szCs w:val="28"/>
-        </w:rPr>
-      </w:pPr>
-      <w:r>
-        <w:rPr>
-          <w:rFonts w:ascii="Roboto" w:eastAsia="Roboto" w:hAnsi="Roboto" w:cs="Roboto"/>
-          <w:sz w:val="28"/>
-          <w:szCs w:val="28"/>
-        </w:rPr>
-        <w:t>Trình bày các gi</w:t>
-      </w:r>
-      <w:r>
-        <w:rPr>
-          <w:rFonts w:ascii="Roboto" w:eastAsia="Roboto" w:hAnsi="Roboto" w:cs="Roboto"/>
-          <w:sz w:val="28"/>
-          <w:szCs w:val="28"/>
-        </w:rPr>
-        <w:t>ả</w:t>
-      </w:r>
-      <w:r>
-        <w:rPr>
-          <w:rFonts w:ascii="Roboto" w:eastAsia="Roboto" w:hAnsi="Roboto" w:cs="Roboto"/>
-          <w:sz w:val="28"/>
-          <w:szCs w:val="28"/>
-        </w:rPr>
-        <w:t>i pháp</w:t>
+        <w:rPr>
+          <w:rFonts w:ascii="Roboto" w:eastAsia="Roboto" w:hAnsi="Roboto" w:cs="Roboto"/>
+          <w:sz w:val="28"/>
+          <w:szCs w:val="28"/>
+          <w:lang w:val="vi-VN"/>
+        </w:rPr>
+      </w:pPr>
+      <w:r>
+        <w:rPr>
+          <w:rFonts w:ascii="Roboto" w:eastAsia="Roboto" w:hAnsi="Roboto" w:cs="Roboto"/>
+          <w:sz w:val="28"/>
+          <w:szCs w:val="28"/>
+          <w:lang w:val="vi-VN"/>
+        </w:rPr>
+        <w:t xml:space="preserve">Phân tích yêu cầu bài toán Flash Sale </w:t>
       </w:r>
     </w:p>
     <w:p>
       <w:pPr>
         <w:numPr>
           <w:ilvl w:val="0"/>
-          <w:numId w:val="5"/>
+          <w:numId w:val="20"/>
         </w:numPr>
-        <w:pBdr>
-          <w:left w:val="none" w:sz="0" w:space="14" w:color="auto"/>
-        </w:pBdr>
-        <w:shd w:val="clear" w:color="auto" w:fill="FFFFFF"/>
-        <w:spacing w:line="360" w:lineRule="auto"/>
-        <w:rPr>
-          <w:rFonts w:ascii="Roboto" w:eastAsia="Roboto" w:hAnsi="Roboto" w:cs="Roboto"/>
-          <w:sz w:val="28"/>
-          <w:szCs w:val="28"/>
-        </w:rPr>
-      </w:pPr>
-      <w:r>
-        <w:rPr>
-          <w:rFonts w:ascii="Roboto" w:eastAsia="Roboto" w:hAnsi="Roboto" w:cs="Roboto"/>
-          <w:sz w:val="28"/>
-          <w:szCs w:val="28"/>
-        </w:rPr>
-        <w:t>Li</w:t>
-      </w:r>
-      <w:r>
-        <w:rPr>
-          <w:rFonts w:ascii="Roboto" w:eastAsia="Roboto" w:hAnsi="Roboto" w:cs="Roboto"/>
-          <w:sz w:val="28"/>
-          <w:szCs w:val="28"/>
-        </w:rPr>
-        <w:t>ệ</w:t>
-      </w:r>
-      <w:r>
-        <w:rPr>
-          <w:rFonts w:ascii="Roboto" w:eastAsia="Roboto" w:hAnsi="Roboto" w:cs="Roboto"/>
-          <w:sz w:val="28"/>
-          <w:szCs w:val="28"/>
-        </w:rPr>
-        <w:t>t kê các câu h</w:t>
-      </w:r>
-      <w:r>
-        <w:rPr>
-          <w:rFonts w:ascii="Roboto" w:eastAsia="Roboto" w:hAnsi="Roboto" w:cs="Roboto"/>
-          <w:sz w:val="28"/>
-          <w:szCs w:val="28"/>
-        </w:rPr>
-        <w:t>ỏ</w:t>
-      </w:r>
-      <w:r>
-        <w:rPr>
-          <w:rFonts w:ascii="Roboto" w:eastAsia="Roboto" w:hAnsi="Roboto" w:cs="Roboto"/>
-          <w:sz w:val="28"/>
-          <w:szCs w:val="28"/>
-        </w:rPr>
-        <w:t>i t</w:t>
-      </w:r>
-      <w:r>
-        <w:rPr>
-          <w:rFonts w:ascii="Roboto" w:eastAsia="Roboto" w:hAnsi="Roboto" w:cs="Roboto"/>
-          <w:sz w:val="28"/>
-          <w:szCs w:val="28"/>
-        </w:rPr>
-        <w:t>ừ</w:t>
-      </w:r>
-      <w:r>
-        <w:rPr>
-          <w:rFonts w:ascii="Roboto" w:eastAsia="Roboto" w:hAnsi="Roboto" w:cs="Roboto"/>
-          <w:sz w:val="28"/>
-          <w:szCs w:val="28"/>
-        </w:rPr>
-        <w:t xml:space="preserve"> nhóm khác và câu h</w:t>
-      </w:r>
-      <w:r>
-        <w:rPr>
-          <w:rFonts w:ascii="Roboto" w:eastAsia="Roboto" w:hAnsi="Roboto" w:cs="Roboto"/>
-          <w:sz w:val="28"/>
-          <w:szCs w:val="28"/>
-        </w:rPr>
-        <w:t>ỏ</w:t>
-      </w:r>
-      <w:r>
-        <w:rPr>
-          <w:rFonts w:ascii="Roboto" w:eastAsia="Roboto" w:hAnsi="Roboto" w:cs="Roboto"/>
-          <w:sz w:val="28"/>
-          <w:szCs w:val="28"/>
-        </w:rPr>
-        <w:t>i ph</w:t>
-      </w:r>
-      <w:r>
-        <w:rPr>
-          <w:rFonts w:ascii="Roboto" w:eastAsia="Roboto" w:hAnsi="Roboto" w:cs="Roboto"/>
-          <w:sz w:val="28"/>
-          <w:szCs w:val="28"/>
-        </w:rPr>
-        <w:t>ả</w:t>
-      </w:r>
-      <w:r>
-        <w:rPr>
-          <w:rFonts w:ascii="Roboto" w:eastAsia="Roboto" w:hAnsi="Roboto" w:cs="Roboto"/>
-          <w:sz w:val="28"/>
-          <w:szCs w:val="28"/>
-        </w:rPr>
-        <w:t>n bi</w:t>
-      </w:r>
-      <w:r>
-        <w:rPr>
-          <w:rFonts w:ascii="Roboto" w:eastAsia="Roboto" w:hAnsi="Roboto" w:cs="Roboto"/>
-          <w:sz w:val="28"/>
-          <w:szCs w:val="28"/>
-        </w:rPr>
-        <w:t>ệ</w:t>
-      </w:r>
-      <w:r>
-        <w:rPr>
-          <w:rFonts w:ascii="Roboto" w:eastAsia="Roboto" w:hAnsi="Roboto" w:cs="Roboto"/>
-          <w:sz w:val="28"/>
-          <w:szCs w:val="28"/>
-        </w:rPr>
-        <w:t>n</w:t>
-      </w:r>
-    </w:p>
-    <w:p>
-      <w:pPr>
-        <w:pBdr>
-          <w:left w:val="none" w:sz="0" w:space="14" w:color="auto"/>
-        </w:pBdr>
-        <w:shd w:val="clear" w:color="auto" w:fill="FFFFFF"/>
-        <w:spacing w:before="120" w:after="120" w:line="360" w:lineRule="auto"/>
+        <w:rPr>
+          <w:rFonts w:ascii="Roboto" w:eastAsia="Roboto" w:hAnsi="Roboto" w:cs="Roboto"/>
+          <w:sz w:val="28"/>
+          <w:szCs w:val="28"/>
+          <w:lang w:val="vi-VN"/>
+        </w:rPr>
+      </w:pPr>
+      <w:r>
+        <w:rPr>
+          <w:rFonts w:ascii="Roboto" w:eastAsia="Roboto" w:hAnsi="Roboto" w:cs="Roboto"/>
+          <w:sz w:val="28"/>
+          <w:szCs w:val="28"/>
+          <w:lang w:val="vi-VN"/>
+        </w:rPr>
+        <w:lastRenderedPageBreak/>
+        <w:t xml:space="preserve">Thiết kế cơ sở dữ liệu (ERD) </w:t>
+      </w:r>
+    </w:p>
+    <w:p>
+      <w:pPr>
+        <w:numPr>
+          <w:ilvl w:val="0"/>
+          <w:numId w:val="20"/>
+        </w:numPr>
+        <w:rPr>
+          <w:rFonts w:ascii="Roboto" w:eastAsia="Roboto" w:hAnsi="Roboto" w:cs="Roboto"/>
+          <w:sz w:val="28"/>
+          <w:szCs w:val="28"/>
+          <w:lang w:val="vi-VN"/>
+        </w:rPr>
+      </w:pPr>
+      <w:r>
+        <w:rPr>
+          <w:rFonts w:ascii="Roboto" w:eastAsia="Roboto" w:hAnsi="Roboto" w:cs="Roboto"/>
+          <w:sz w:val="28"/>
+          <w:szCs w:val="28"/>
+          <w:lang w:val="vi-VN"/>
+        </w:rPr>
+        <w:t xml:space="preserve">Viết script SQL: </w:t>
+      </w:r>
+    </w:p>
+    <w:p>
+      <w:pPr>
+        <w:numPr>
+          <w:ilvl w:val="1"/>
+          <w:numId w:val="20"/>
+        </w:numPr>
+        <w:rPr>
+          <w:rFonts w:ascii="Roboto" w:eastAsia="Roboto" w:hAnsi="Roboto" w:cs="Roboto"/>
+          <w:sz w:val="28"/>
+          <w:szCs w:val="28"/>
+          <w:lang w:val="vi-VN"/>
+        </w:rPr>
+      </w:pPr>
+      <w:r>
+        <w:rPr>
+          <w:rFonts w:ascii="Roboto" w:eastAsia="Roboto" w:hAnsi="Roboto" w:cs="Roboto"/>
+          <w:sz w:val="28"/>
+          <w:szCs w:val="28"/>
+          <w:lang w:val="vi-VN"/>
+        </w:rPr>
+        <w:t xml:space="preserve">Tạo bảng (Users, Products, Orders, Order_Details) </w:t>
+      </w:r>
+    </w:p>
+    <w:p>
+      <w:pPr>
+        <w:numPr>
+          <w:ilvl w:val="1"/>
+          <w:numId w:val="20"/>
+        </w:numPr>
+        <w:rPr>
+          <w:rFonts w:ascii="Roboto" w:eastAsia="Roboto" w:hAnsi="Roboto" w:cs="Roboto"/>
+          <w:sz w:val="28"/>
+          <w:szCs w:val="28"/>
+          <w:lang w:val="vi-VN"/>
+        </w:rPr>
+      </w:pPr>
+      <w:r>
+        <w:rPr>
+          <w:rFonts w:ascii="Roboto" w:eastAsia="Roboto" w:hAnsi="Roboto" w:cs="Roboto"/>
+          <w:sz w:val="28"/>
+          <w:szCs w:val="28"/>
+          <w:lang w:val="vi-VN"/>
+        </w:rPr>
+        <w:t xml:space="preserve">Thiết lập Primary Key, Foreign Key </w:t>
+      </w:r>
+    </w:p>
+    <w:p>
+      <w:pPr>
+        <w:numPr>
+          <w:ilvl w:val="1"/>
+          <w:numId w:val="20"/>
+        </w:numPr>
+        <w:rPr>
+          <w:rFonts w:ascii="Roboto" w:eastAsia="Roboto" w:hAnsi="Roboto" w:cs="Roboto"/>
+          <w:sz w:val="28"/>
+          <w:szCs w:val="28"/>
+          <w:lang w:val="vi-VN"/>
+        </w:rPr>
+      </w:pPr>
+      <w:r>
+        <w:rPr>
+          <w:rFonts w:ascii="Roboto" w:eastAsia="Roboto" w:hAnsi="Roboto" w:cs="Roboto"/>
+          <w:sz w:val="28"/>
+          <w:szCs w:val="28"/>
+          <w:lang w:val="vi-VN"/>
+        </w:rPr>
+        <w:t xml:space="preserve">Xây dựng các ràng buộc dữ liệu </w:t>
+      </w:r>
+    </w:p>
+    <w:p>
+      <w:pPr>
+        <w:numPr>
+          <w:ilvl w:val="0"/>
+          <w:numId w:val="20"/>
+        </w:numPr>
+        <w:rPr>
+          <w:rFonts w:ascii="Roboto" w:eastAsia="Roboto" w:hAnsi="Roboto" w:cs="Roboto"/>
+          <w:sz w:val="28"/>
+          <w:szCs w:val="28"/>
+          <w:lang w:val="vi-VN"/>
+        </w:rPr>
+      </w:pPr>
+      <w:r>
+        <w:rPr>
+          <w:rFonts w:ascii="Roboto" w:eastAsia="Roboto" w:hAnsi="Roboto" w:cs="Roboto"/>
+          <w:sz w:val="28"/>
+          <w:szCs w:val="28"/>
+          <w:lang w:val="vi-VN"/>
+        </w:rPr>
+        <w:t xml:space="preserve">Thiết kế Stored Procedures phục vụ báo cáo </w:t>
+      </w:r>
+    </w:p>
+    <w:p>
+      <w:pPr>
         <w:rPr>
           <w:rFonts w:ascii="Roboto" w:eastAsia="Roboto" w:hAnsi="Roboto" w:cs="Roboto"/>
           <w:b/>
           <w:bCs/>
           <w:sz w:val="28"/>
           <w:szCs w:val="28"/>
+          <w:lang w:val="vi-VN"/>
         </w:rPr>
       </w:pPr>
       <w:r>
@@ -651,19 +817,124 @@
           <w:bCs/>
           <w:sz w:val="28"/>
           <w:szCs w:val="28"/>
-        </w:rPr>
-        <w:t>II. CÔNG VI</w:t>
-      </w:r>
-      <w:r>
+          <w:lang w:val="vi-VN"/>
+        </w:rPr>
+        <w:t>2. Công việc nhóm</w:t>
+      </w:r>
+    </w:p>
+    <w:p>
+      <w:pPr>
+        <w:numPr>
+          <w:ilvl w:val="0"/>
+          <w:numId w:val="21"/>
+        </w:numPr>
+        <w:rPr>
+          <w:rFonts w:ascii="Roboto" w:eastAsia="Roboto" w:hAnsi="Roboto" w:cs="Roboto"/>
+          <w:sz w:val="28"/>
+          <w:szCs w:val="28"/>
+          <w:lang w:val="vi-VN"/>
+        </w:rPr>
+      </w:pPr>
+      <w:r>
+        <w:rPr>
+          <w:rFonts w:ascii="Roboto" w:eastAsia="Roboto" w:hAnsi="Roboto" w:cs="Roboto"/>
+          <w:sz w:val="28"/>
+          <w:szCs w:val="28"/>
+          <w:lang w:val="vi-VN"/>
+        </w:rPr>
+        <w:t xml:space="preserve">Thảo luận và thống nhất hướng xây dựng hệ thống </w:t>
+      </w:r>
+    </w:p>
+    <w:p>
+      <w:pPr>
+        <w:numPr>
+          <w:ilvl w:val="0"/>
+          <w:numId w:val="21"/>
+        </w:numPr>
+        <w:rPr>
+          <w:rFonts w:ascii="Roboto" w:eastAsia="Roboto" w:hAnsi="Roboto" w:cs="Roboto"/>
+          <w:sz w:val="28"/>
+          <w:szCs w:val="28"/>
+          <w:lang w:val="vi-VN"/>
+        </w:rPr>
+      </w:pPr>
+      <w:r>
+        <w:rPr>
+          <w:rFonts w:ascii="Roboto" w:eastAsia="Roboto" w:hAnsi="Roboto" w:cs="Roboto"/>
+          <w:sz w:val="28"/>
+          <w:szCs w:val="28"/>
+          <w:lang w:val="vi-VN"/>
+        </w:rPr>
+        <w:t xml:space="preserve">Phân chia công việc giữa các thành viên (DAO, Transaction, Test đa luồng,...) </w:t>
+      </w:r>
+    </w:p>
+    <w:p>
+      <w:pPr>
+        <w:numPr>
+          <w:ilvl w:val="0"/>
+          <w:numId w:val="21"/>
+        </w:numPr>
+        <w:rPr>
+          <w:rFonts w:ascii="Roboto" w:eastAsia="Roboto" w:hAnsi="Roboto" w:cs="Roboto"/>
+          <w:sz w:val="28"/>
+          <w:szCs w:val="28"/>
+          <w:lang w:val="vi-VN"/>
+        </w:rPr>
+      </w:pPr>
+      <w:r>
+        <w:rPr>
+          <w:rFonts w:ascii="Roboto" w:eastAsia="Roboto" w:hAnsi="Roboto" w:cs="Roboto"/>
+          <w:sz w:val="28"/>
+          <w:szCs w:val="28"/>
+          <w:lang w:val="vi-VN"/>
+        </w:rPr>
+        <w:t xml:space="preserve">Hỗ trợ làm slide và tham gia thuyết trình </w:t>
+      </w:r>
+    </w:p>
+    <w:p>
+      <w:pPr>
+        <w:numPr>
+          <w:ilvl w:val="0"/>
+          <w:numId w:val="21"/>
+        </w:numPr>
+        <w:rPr>
+          <w:rFonts w:ascii="Roboto" w:eastAsia="Roboto" w:hAnsi="Roboto" w:cs="Roboto"/>
+          <w:sz w:val="28"/>
+          <w:szCs w:val="28"/>
+          <w:lang w:val="vi-VN"/>
+        </w:rPr>
+      </w:pPr>
+      <w:r>
+        <w:rPr>
+          <w:rFonts w:ascii="Roboto" w:eastAsia="Roboto" w:hAnsi="Roboto" w:cs="Roboto"/>
+          <w:sz w:val="28"/>
+          <w:szCs w:val="28"/>
+          <w:lang w:val="vi-VN"/>
+        </w:rPr>
+        <w:t>Cùng kiểm thử hệ thống (test nhiều user đặt hàng)</w:t>
+      </w:r>
+    </w:p>
+    <w:p>
+      <w:pPr>
+        <w:rPr>
+          <w:rFonts w:ascii="Roboto" w:eastAsia="Roboto" w:hAnsi="Roboto" w:cs="Roboto"/>
+          <w:sz w:val="28"/>
+          <w:szCs w:val="28"/>
+          <w:lang w:val="vi-VN"/>
+        </w:rPr>
+      </w:pPr>
+    </w:p>
+    <w:p>
+      <w:pPr>
         <w:rPr>
           <w:rFonts w:ascii="Roboto" w:eastAsia="Roboto" w:hAnsi="Roboto" w:cs="Roboto"/>
           <w:b/>
           <w:bCs/>
           <w:sz w:val="28"/>
           <w:szCs w:val="28"/>
-        </w:rPr>
-        <w:t>Ệ</w:t>
-      </w:r>
+          <w:lang w:val="vi-VN"/>
+        </w:rPr>
+      </w:pPr>
       <w:r>
         <w:rPr>
           <w:rFonts w:ascii="Roboto" w:eastAsia="Roboto" w:hAnsi="Roboto" w:cs="Roboto"/>
@@ -671,123 +942,252 @@
           <w:bCs/>
           <w:sz w:val="28"/>
           <w:szCs w:val="28"/>
-        </w:rPr>
-        <w:t>C CÁC EM ĐÃ LÀM</w:t>
+          <w:lang w:val="vi-VN"/>
+        </w:rPr>
+        <w:t>III. KẾT QUẢ CÁC EM ĐẠT ĐƯỢC</w:t>
       </w:r>
     </w:p>
     <w:p>
       <w:pPr>
         <w:numPr>
           <w:ilvl w:val="0"/>
-          <w:numId w:val="1"/>
+          <w:numId w:val="22"/>
         </w:numPr>
-        <w:pBdr>
-          <w:left w:val="none" w:sz="0" w:space="14" w:color="auto"/>
-        </w:pBdr>
-        <w:shd w:val="clear" w:color="auto" w:fill="FFFFFF"/>
-        <w:spacing w:before="240" w:line="360" w:lineRule="auto"/>
-        <w:rPr>
-          <w:rFonts w:ascii="Roboto" w:eastAsia="Roboto" w:hAnsi="Roboto" w:cs="Roboto"/>
-          <w:sz w:val="28"/>
-          <w:szCs w:val="28"/>
-        </w:rPr>
-      </w:pPr>
-      <w:r>
-        <w:rPr>
-          <w:rFonts w:ascii="Roboto" w:eastAsia="Roboto" w:hAnsi="Roboto" w:cs="Roboto"/>
-          <w:sz w:val="28"/>
-          <w:szCs w:val="28"/>
-        </w:rPr>
-        <w:t>Công vi</w:t>
-      </w:r>
-      <w:r>
-        <w:rPr>
-          <w:rFonts w:ascii="Roboto" w:eastAsia="Roboto" w:hAnsi="Roboto" w:cs="Roboto"/>
-          <w:sz w:val="28"/>
-          <w:szCs w:val="28"/>
-        </w:rPr>
-        <w:t>ệ</w:t>
-      </w:r>
-      <w:r>
-        <w:rPr>
-          <w:rFonts w:ascii="Roboto" w:eastAsia="Roboto" w:hAnsi="Roboto" w:cs="Roboto"/>
-          <w:sz w:val="28"/>
-          <w:szCs w:val="28"/>
-        </w:rPr>
-        <w:t>c cá nhân</w:t>
-      </w:r>
-      <w:r>
-        <w:rPr>
-          <w:rFonts w:ascii="Roboto" w:eastAsia="Roboto" w:hAnsi="Roboto" w:cs="Roboto"/>
-          <w:sz w:val="28"/>
-          <w:szCs w:val="28"/>
-        </w:rPr>
-        <w:t>: phân tích đề bài và triển khai code</w:t>
+        <w:rPr>
+          <w:rFonts w:ascii="Roboto" w:eastAsia="Roboto" w:hAnsi="Roboto" w:cs="Roboto"/>
+          <w:sz w:val="28"/>
+          <w:szCs w:val="28"/>
+          <w:lang w:val="vi-VN"/>
+        </w:rPr>
+      </w:pPr>
+      <w:r>
+        <w:rPr>
+          <w:rFonts w:ascii="Roboto" w:eastAsia="Roboto" w:hAnsi="Roboto" w:cs="Roboto"/>
+          <w:sz w:val="28"/>
+          <w:szCs w:val="28"/>
+          <w:lang w:val="vi-VN"/>
+        </w:rPr>
+        <w:t xml:space="preserve">Hiểu được cách xây dựng hệ thống backend với JDBC </w:t>
       </w:r>
     </w:p>
     <w:p>
       <w:pPr>
         <w:numPr>
           <w:ilvl w:val="0"/>
-          <w:numId w:val="1"/>
+          <w:numId w:val="22"/>
         </w:numPr>
-        <w:pBdr>
-          <w:left w:val="none" w:sz="0" w:space="14" w:color="auto"/>
-        </w:pBdr>
-        <w:shd w:val="clear" w:color="auto" w:fill="FFFFFF"/>
-        <w:spacing w:after="240" w:line="360" w:lineRule="auto"/>
-        <w:rPr>
-          <w:rFonts w:ascii="Roboto" w:eastAsia="Roboto" w:hAnsi="Roboto" w:cs="Roboto"/>
-          <w:sz w:val="28"/>
-          <w:szCs w:val="28"/>
-        </w:rPr>
-      </w:pPr>
-      <w:r>
-        <w:rPr>
-          <w:rFonts w:ascii="Roboto" w:eastAsia="Roboto" w:hAnsi="Roboto" w:cs="Roboto"/>
-          <w:sz w:val="28"/>
-          <w:szCs w:val="28"/>
-        </w:rPr>
-        <w:t>Công vi</w:t>
-      </w:r>
-      <w:r>
-        <w:rPr>
-          <w:rFonts w:ascii="Roboto" w:eastAsia="Roboto" w:hAnsi="Roboto" w:cs="Roboto"/>
-          <w:sz w:val="28"/>
-          <w:szCs w:val="28"/>
-        </w:rPr>
-        <w:t>ệ</w:t>
-      </w:r>
-      <w:r>
-        <w:rPr>
-          <w:rFonts w:ascii="Roboto" w:eastAsia="Roboto" w:hAnsi="Roboto" w:cs="Roboto"/>
-          <w:sz w:val="28"/>
-          <w:szCs w:val="28"/>
-        </w:rPr>
-        <w:t>c nhóm:</w:t>
-      </w:r>
-      <w:r>
-        <w:rPr>
-          <w:rFonts w:ascii="Roboto" w:eastAsia="Roboto" w:hAnsi="Roboto" w:cs="Roboto"/>
-          <w:sz w:val="28"/>
-          <w:szCs w:val="28"/>
-        </w:rPr>
-        <w:t xml:space="preserve"> hỗ trợ làm slide, thuyết trình</w:t>
-      </w:r>
-    </w:p>
-    <w:p>
-      <w:pPr>
-        <w:pBdr>
-          <w:left w:val="none" w:sz="0" w:space="14" w:color="auto"/>
-        </w:pBdr>
-        <w:shd w:val="clear" w:color="auto" w:fill="FFFFFF"/>
-        <w:spacing w:before="120" w:after="120" w:line="360" w:lineRule="auto"/>
+        <w:rPr>
+          <w:rFonts w:ascii="Roboto" w:eastAsia="Roboto" w:hAnsi="Roboto" w:cs="Roboto"/>
+          <w:sz w:val="28"/>
+          <w:szCs w:val="28"/>
+          <w:lang w:val="vi-VN"/>
+        </w:rPr>
+      </w:pPr>
+      <w:r>
+        <w:rPr>
+          <w:rFonts w:ascii="Roboto" w:eastAsia="Roboto" w:hAnsi="Roboto" w:cs="Roboto"/>
+          <w:sz w:val="28"/>
+          <w:szCs w:val="28"/>
+          <w:lang w:val="vi-VN"/>
+        </w:rPr>
+        <w:t xml:space="preserve">Nắm được: </w:t>
+      </w:r>
+    </w:p>
+    <w:p>
+      <w:pPr>
+        <w:numPr>
+          <w:ilvl w:val="1"/>
+          <w:numId w:val="22"/>
+        </w:numPr>
+        <w:rPr>
+          <w:rFonts w:ascii="Roboto" w:eastAsia="Roboto" w:hAnsi="Roboto" w:cs="Roboto"/>
+          <w:sz w:val="28"/>
+          <w:szCs w:val="28"/>
+          <w:lang w:val="vi-VN"/>
+        </w:rPr>
+      </w:pPr>
+      <w:r>
+        <w:rPr>
+          <w:rFonts w:ascii="Roboto" w:eastAsia="Roboto" w:hAnsi="Roboto" w:cs="Roboto"/>
+          <w:sz w:val="28"/>
+          <w:szCs w:val="28"/>
+          <w:lang w:val="vi-VN"/>
+        </w:rPr>
+        <w:t xml:space="preserve">DAO Pattern </w:t>
+      </w:r>
+    </w:p>
+    <w:p>
+      <w:pPr>
+        <w:numPr>
+          <w:ilvl w:val="1"/>
+          <w:numId w:val="22"/>
+        </w:numPr>
+        <w:rPr>
+          <w:rFonts w:ascii="Roboto" w:eastAsia="Roboto" w:hAnsi="Roboto" w:cs="Roboto"/>
+          <w:sz w:val="28"/>
+          <w:szCs w:val="28"/>
+          <w:lang w:val="vi-VN"/>
+        </w:rPr>
+      </w:pPr>
+      <w:r>
+        <w:rPr>
+          <w:rFonts w:ascii="Roboto" w:eastAsia="Roboto" w:hAnsi="Roboto" w:cs="Roboto"/>
+          <w:sz w:val="28"/>
+          <w:szCs w:val="28"/>
+          <w:lang w:val="vi-VN"/>
+        </w:rPr>
+        <w:t xml:space="preserve">Transaction Management </w:t>
+      </w:r>
+    </w:p>
+    <w:p>
+      <w:pPr>
+        <w:numPr>
+          <w:ilvl w:val="1"/>
+          <w:numId w:val="22"/>
+        </w:numPr>
+        <w:rPr>
+          <w:rFonts w:ascii="Roboto" w:eastAsia="Roboto" w:hAnsi="Roboto" w:cs="Roboto"/>
+          <w:sz w:val="28"/>
+          <w:szCs w:val="28"/>
+          <w:lang w:val="vi-VN"/>
+        </w:rPr>
+      </w:pPr>
+      <w:r>
+        <w:rPr>
+          <w:rFonts w:ascii="Roboto" w:eastAsia="Roboto" w:hAnsi="Roboto" w:cs="Roboto"/>
+          <w:sz w:val="28"/>
+          <w:szCs w:val="28"/>
+          <w:lang w:val="vi-VN"/>
+        </w:rPr>
+        <w:t xml:space="preserve">Cách hệ thống xử lý đồng thời (multi-thread) </w:t>
+      </w:r>
+    </w:p>
+    <w:p>
+      <w:pPr>
+        <w:numPr>
+          <w:ilvl w:val="0"/>
+          <w:numId w:val="22"/>
+        </w:numPr>
+        <w:rPr>
+          <w:rFonts w:ascii="Roboto" w:eastAsia="Roboto" w:hAnsi="Roboto" w:cs="Roboto"/>
+          <w:sz w:val="28"/>
+          <w:szCs w:val="28"/>
+          <w:lang w:val="vi-VN"/>
+        </w:rPr>
+      </w:pPr>
+      <w:r>
+        <w:rPr>
+          <w:rFonts w:ascii="Roboto" w:eastAsia="Roboto" w:hAnsi="Roboto" w:cs="Roboto"/>
+          <w:sz w:val="28"/>
+          <w:szCs w:val="28"/>
+          <w:lang w:val="vi-VN"/>
+        </w:rPr>
+        <w:t xml:space="preserve">Hệ thống đảm bảo: </w:t>
+      </w:r>
+    </w:p>
+    <w:p>
+      <w:pPr>
+        <w:numPr>
+          <w:ilvl w:val="1"/>
+          <w:numId w:val="22"/>
+        </w:numPr>
+        <w:rPr>
+          <w:rFonts w:ascii="Roboto" w:eastAsia="Roboto" w:hAnsi="Roboto" w:cs="Roboto"/>
+          <w:sz w:val="28"/>
+          <w:szCs w:val="28"/>
+          <w:lang w:val="vi-VN"/>
+        </w:rPr>
+      </w:pPr>
+      <w:r>
+        <w:rPr>
+          <w:rFonts w:ascii="Roboto" w:eastAsia="Roboto" w:hAnsi="Roboto" w:cs="Roboto"/>
+          <w:sz w:val="28"/>
+          <w:szCs w:val="28"/>
+          <w:lang w:val="vi-VN"/>
+        </w:rPr>
+        <w:t xml:space="preserve">Không bị âm kho khi nhiều user mua cùng lúc </w:t>
+      </w:r>
+    </w:p>
+    <w:p>
+      <w:pPr>
+        <w:numPr>
+          <w:ilvl w:val="1"/>
+          <w:numId w:val="22"/>
+        </w:numPr>
+        <w:rPr>
+          <w:rFonts w:ascii="Roboto" w:eastAsia="Roboto" w:hAnsi="Roboto" w:cs="Roboto"/>
+          <w:sz w:val="28"/>
+          <w:szCs w:val="28"/>
+          <w:lang w:val="vi-VN"/>
+        </w:rPr>
+      </w:pPr>
+      <w:r>
+        <w:rPr>
+          <w:rFonts w:ascii="Roboto" w:eastAsia="Roboto" w:hAnsi="Roboto" w:cs="Roboto"/>
+          <w:sz w:val="28"/>
+          <w:szCs w:val="28"/>
+          <w:lang w:val="vi-VN"/>
+        </w:rPr>
+        <w:t>Dữ liệu nhất quán khi xảy ra lỗi</w:t>
+      </w:r>
+    </w:p>
+    <w:p>
+      <w:pPr>
+        <w:rPr>
+          <w:rFonts w:ascii="Roboto" w:eastAsia="Roboto" w:hAnsi="Roboto" w:cs="Roboto"/>
+          <w:sz w:val="28"/>
+          <w:szCs w:val="28"/>
+          <w:lang w:val="en-US"/>
+        </w:rPr>
+      </w:pPr>
+      <w:r>
+        <w:rPr>
+          <w:rFonts w:ascii="Roboto" w:eastAsia="Roboto" w:hAnsi="Roboto" w:cs="Roboto"/>
+          <w:sz w:val="28"/>
+          <w:szCs w:val="28"/>
+          <w:lang w:val="vi-VN"/>
+        </w:rPr>
+        <w:t>Link mini-project:</w:t>
+      </w:r>
+      <w:r>
+        <w:rPr>
+          <w:rFonts w:ascii="Roboto" w:eastAsia="Roboto" w:hAnsi="Roboto" w:cs="Roboto"/>
+          <w:sz w:val="28"/>
+          <w:szCs w:val="28"/>
+          <w:lang w:val="vi-VN"/>
+        </w:rPr>
+        <w:br/>
+        <w:t>https://github.com/ThanhIT2006/IT203B/tree/master/SS1</w:t>
+      </w:r>
+      <w:r>
+        <w:rPr>
+          <w:rFonts w:ascii="Roboto" w:eastAsia="Roboto" w:hAnsi="Roboto" w:cs="Roboto"/>
+          <w:sz w:val="28"/>
+          <w:szCs w:val="28"/>
+          <w:lang w:val="en-US"/>
+        </w:rPr>
+        <w:t>4</w:t>
+      </w:r>
+    </w:p>
+    <w:p>
+      <w:pPr>
+        <w:rPr>
+          <w:rFonts w:ascii="Roboto" w:eastAsia="Roboto" w:hAnsi="Roboto" w:cs="Roboto"/>
+          <w:sz w:val="28"/>
+          <w:szCs w:val="28"/>
+          <w:lang w:val="vi-VN"/>
+        </w:rPr>
+      </w:pPr>
+    </w:p>
+    <w:p>
+      <w:pPr>
         <w:rPr>
           <w:rFonts w:ascii="Roboto" w:eastAsia="Roboto" w:hAnsi="Roboto" w:cs="Roboto"/>
           <w:b/>
           <w:bCs/>
           <w:sz w:val="28"/>
           <w:szCs w:val="28"/>
+          <w:lang w:val="vi-VN"/>
         </w:rPr>
       </w:pPr>
       <w:r>
@@ -797,19 +1197,176 @@
           <w:bCs/>
           <w:sz w:val="28"/>
           <w:szCs w:val="28"/>
-        </w:rPr>
-        <w:t>III. K</w:t>
-      </w:r>
-      <w:r>
+          <w:lang w:val="vi-VN"/>
+        </w:rPr>
+        <w:t>IV. KHÓ KHĂN VÀ VẤN ĐỀ GẶP PHẢI</w:t>
+      </w:r>
+    </w:p>
+    <w:p>
+      <w:pPr>
+        <w:numPr>
+          <w:ilvl w:val="0"/>
+          <w:numId w:val="23"/>
+        </w:numPr>
+        <w:rPr>
+          <w:rFonts w:ascii="Roboto" w:eastAsia="Roboto" w:hAnsi="Roboto" w:cs="Roboto"/>
+          <w:sz w:val="28"/>
+          <w:szCs w:val="28"/>
+          <w:lang w:val="vi-VN"/>
+        </w:rPr>
+      </w:pPr>
+      <w:r>
+        <w:rPr>
+          <w:rFonts w:ascii="Roboto" w:eastAsia="Roboto" w:hAnsi="Roboto" w:cs="Roboto"/>
+          <w:sz w:val="28"/>
+          <w:szCs w:val="28"/>
+          <w:lang w:val="vi-VN"/>
+        </w:rPr>
+        <w:t xml:space="preserve">Khó khăn chung: </w:t>
+      </w:r>
+    </w:p>
+    <w:p>
+      <w:pPr>
+        <w:numPr>
+          <w:ilvl w:val="1"/>
+          <w:numId w:val="23"/>
+        </w:numPr>
+        <w:rPr>
+          <w:rFonts w:ascii="Roboto" w:eastAsia="Roboto" w:hAnsi="Roboto" w:cs="Roboto"/>
+          <w:sz w:val="28"/>
+          <w:szCs w:val="28"/>
+          <w:lang w:val="vi-VN"/>
+        </w:rPr>
+      </w:pPr>
+      <w:r>
+        <w:rPr>
+          <w:rFonts w:ascii="Roboto" w:eastAsia="Roboto" w:hAnsi="Roboto" w:cs="Roboto"/>
+          <w:sz w:val="28"/>
+          <w:szCs w:val="28"/>
+          <w:lang w:val="vi-VN"/>
+        </w:rPr>
+        <w:t xml:space="preserve">Hiểu và xử lý Transaction trong JDBC </w:t>
+      </w:r>
+    </w:p>
+    <w:p>
+      <w:pPr>
+        <w:numPr>
+          <w:ilvl w:val="1"/>
+          <w:numId w:val="23"/>
+        </w:numPr>
+        <w:rPr>
+          <w:rFonts w:ascii="Roboto" w:eastAsia="Roboto" w:hAnsi="Roboto" w:cs="Roboto"/>
+          <w:sz w:val="28"/>
+          <w:szCs w:val="28"/>
+          <w:lang w:val="vi-VN"/>
+        </w:rPr>
+      </w:pPr>
+      <w:r>
+        <w:rPr>
+          <w:rFonts w:ascii="Roboto" w:eastAsia="Roboto" w:hAnsi="Roboto" w:cs="Roboto"/>
+          <w:sz w:val="28"/>
+          <w:szCs w:val="28"/>
+          <w:lang w:val="vi-VN"/>
+        </w:rPr>
+        <w:t xml:space="preserve">Kiểm soát nhiều luồng cùng truy cập dữ liệu </w:t>
+      </w:r>
+    </w:p>
+    <w:p>
+      <w:pPr>
+        <w:numPr>
+          <w:ilvl w:val="0"/>
+          <w:numId w:val="23"/>
+        </w:numPr>
+        <w:rPr>
+          <w:rFonts w:ascii="Roboto" w:eastAsia="Roboto" w:hAnsi="Roboto" w:cs="Roboto"/>
+          <w:sz w:val="28"/>
+          <w:szCs w:val="28"/>
+          <w:lang w:val="vi-VN"/>
+        </w:rPr>
+      </w:pPr>
+      <w:r>
+        <w:rPr>
+          <w:rFonts w:ascii="Roboto" w:eastAsia="Roboto" w:hAnsi="Roboto" w:cs="Roboto"/>
+          <w:sz w:val="28"/>
+          <w:szCs w:val="28"/>
+          <w:lang w:val="vi-VN"/>
+        </w:rPr>
+        <w:t>Cá nhân:</w:t>
+      </w:r>
+    </w:p>
+    <w:p>
+      <w:pPr>
+        <w:numPr>
+          <w:ilvl w:val="1"/>
+          <w:numId w:val="23"/>
+        </w:numPr>
+        <w:tabs>
+          <w:tab w:val="num" w:pos="720"/>
+        </w:tabs>
+        <w:rPr>
+          <w:rFonts w:ascii="Roboto" w:eastAsia="Roboto" w:hAnsi="Roboto" w:cs="Roboto"/>
+          <w:sz w:val="28"/>
+          <w:szCs w:val="28"/>
+          <w:lang w:val="vi-VN"/>
+        </w:rPr>
+      </w:pPr>
+      <w:r>
+        <w:rPr>
+          <w:rFonts w:ascii="Roboto" w:eastAsia="Roboto" w:hAnsi="Roboto" w:cs="Roboto"/>
+          <w:sz w:val="28"/>
+          <w:szCs w:val="28"/>
+          <w:lang w:val="vi-VN"/>
+        </w:rPr>
+        <w:t xml:space="preserve">Gặp khó khăn khi thiết kế quan hệ giữa các bảng sao cho hợp lý </w:t>
+      </w:r>
+    </w:p>
+    <w:p>
+      <w:pPr>
+        <w:numPr>
+          <w:ilvl w:val="1"/>
+          <w:numId w:val="23"/>
+        </w:numPr>
+        <w:tabs>
+          <w:tab w:val="num" w:pos="720"/>
+        </w:tabs>
+        <w:rPr>
+          <w:rFonts w:ascii="Roboto" w:eastAsia="Roboto" w:hAnsi="Roboto" w:cs="Roboto"/>
+          <w:sz w:val="28"/>
+          <w:szCs w:val="28"/>
+          <w:lang w:val="vi-VN"/>
+        </w:rPr>
+      </w:pPr>
+      <w:r>
+        <w:rPr>
+          <w:rFonts w:ascii="Roboto" w:eastAsia="Roboto" w:hAnsi="Roboto" w:cs="Roboto"/>
+          <w:sz w:val="28"/>
+          <w:szCs w:val="28"/>
+          <w:lang w:val="vi-VN"/>
+        </w:rPr>
+        <w:t>Chưa tối ưu tốt phần ràng buộc dữ liệu ban đầu</w:t>
+      </w:r>
+    </w:p>
+    <w:p>
+      <w:pPr>
+        <w:rPr>
+          <w:rFonts w:ascii="Roboto" w:eastAsia="Roboto" w:hAnsi="Roboto" w:cs="Roboto"/>
+          <w:sz w:val="28"/>
+          <w:szCs w:val="28"/>
+          <w:lang w:val="vi-VN"/>
+        </w:rPr>
+      </w:pPr>
+    </w:p>
+    <w:p>
+      <w:pPr>
         <w:rPr>
           <w:rFonts w:ascii="Roboto" w:eastAsia="Roboto" w:hAnsi="Roboto" w:cs="Roboto"/>
           <w:b/>
           <w:bCs/>
           <w:sz w:val="28"/>
           <w:szCs w:val="28"/>
-        </w:rPr>
-        <w:t>Ế</w:t>
-      </w:r>
+          <w:lang w:val="vi-VN"/>
+        </w:rPr>
+      </w:pPr>
       <w:r>
         <w:rPr>
           <w:rFonts w:ascii="Roboto" w:eastAsia="Roboto" w:hAnsi="Roboto" w:cs="Roboto"/>
@@ -817,19 +1374,22 @@
           <w:bCs/>
           <w:sz w:val="28"/>
           <w:szCs w:val="28"/>
-        </w:rPr>
-        <w:t>T QU</w:t>
-      </w:r>
-      <w:r>
+          <w:lang w:val="vi-VN"/>
+        </w:rPr>
+        <w:t>V. KINH NGHIỆM RÚT RA</w:t>
+      </w:r>
+    </w:p>
+    <w:p>
+      <w:pPr>
         <w:rPr>
           <w:rFonts w:ascii="Roboto" w:eastAsia="Roboto" w:hAnsi="Roboto" w:cs="Roboto"/>
           <w:b/>
           <w:bCs/>
           <w:sz w:val="28"/>
           <w:szCs w:val="28"/>
-        </w:rPr>
-        <w:t>Ả</w:t>
-      </w:r>
+          <w:lang w:val="vi-VN"/>
+        </w:rPr>
+      </w:pPr>
       <w:r>
         <w:rPr>
           <w:rFonts w:ascii="Roboto" w:eastAsia="Roboto" w:hAnsi="Roboto" w:cs="Roboto"/>
@@ -837,19 +1397,138 @@
           <w:bCs/>
           <w:sz w:val="28"/>
           <w:szCs w:val="28"/>
-        </w:rPr>
-        <w:t xml:space="preserve"> CÁC EM Đ</w:t>
-      </w:r>
-      <w:r>
+          <w:lang w:val="vi-VN"/>
+        </w:rPr>
+        <w:t>1. Từ bài thực hành</w:t>
+      </w:r>
+    </w:p>
+    <w:p>
+      <w:pPr>
+        <w:numPr>
+          <w:ilvl w:val="0"/>
+          <w:numId w:val="25"/>
+        </w:numPr>
+        <w:rPr>
+          <w:rFonts w:ascii="Roboto" w:eastAsia="Roboto" w:hAnsi="Roboto" w:cs="Roboto"/>
+          <w:sz w:val="28"/>
+          <w:szCs w:val="28"/>
+          <w:lang w:val="vi-VN"/>
+        </w:rPr>
+      </w:pPr>
+      <w:r>
+        <w:rPr>
+          <w:rFonts w:ascii="Roboto" w:eastAsia="Roboto" w:hAnsi="Roboto" w:cs="Roboto"/>
+          <w:sz w:val="28"/>
+          <w:szCs w:val="28"/>
+          <w:lang w:val="vi-VN"/>
+        </w:rPr>
+        <w:lastRenderedPageBreak/>
+        <w:t xml:space="preserve">Cần phân tích kỹ yêu cầu trước khi thiết kế hệ thống </w:t>
+      </w:r>
+    </w:p>
+    <w:p>
+      <w:pPr>
+        <w:numPr>
+          <w:ilvl w:val="0"/>
+          <w:numId w:val="25"/>
+        </w:numPr>
+        <w:rPr>
+          <w:rFonts w:ascii="Roboto" w:eastAsia="Roboto" w:hAnsi="Roboto" w:cs="Roboto"/>
+          <w:sz w:val="28"/>
+          <w:szCs w:val="28"/>
+          <w:lang w:val="vi-VN"/>
+        </w:rPr>
+      </w:pPr>
+      <w:r>
+        <w:rPr>
+          <w:rFonts w:ascii="Roboto" w:eastAsia="Roboto" w:hAnsi="Roboto" w:cs="Roboto"/>
+          <w:sz w:val="28"/>
+          <w:szCs w:val="28"/>
+          <w:lang w:val="vi-VN"/>
+        </w:rPr>
+        <w:t xml:space="preserve">Khi làm hệ thống lớn cần chú ý: </w:t>
+      </w:r>
+    </w:p>
+    <w:p>
+      <w:pPr>
+        <w:numPr>
+          <w:ilvl w:val="1"/>
+          <w:numId w:val="25"/>
+        </w:numPr>
+        <w:rPr>
+          <w:rFonts w:ascii="Roboto" w:eastAsia="Roboto" w:hAnsi="Roboto" w:cs="Roboto"/>
+          <w:sz w:val="28"/>
+          <w:szCs w:val="28"/>
+          <w:lang w:val="vi-VN"/>
+        </w:rPr>
+      </w:pPr>
+      <w:r>
+        <w:rPr>
+          <w:rFonts w:ascii="Roboto" w:eastAsia="Roboto" w:hAnsi="Roboto" w:cs="Roboto"/>
+          <w:sz w:val="28"/>
+          <w:szCs w:val="28"/>
+          <w:lang w:val="vi-VN"/>
+        </w:rPr>
+        <w:t xml:space="preserve">Transaction </w:t>
+      </w:r>
+    </w:p>
+    <w:p>
+      <w:pPr>
+        <w:numPr>
+          <w:ilvl w:val="1"/>
+          <w:numId w:val="25"/>
+        </w:numPr>
+        <w:rPr>
+          <w:rFonts w:ascii="Roboto" w:eastAsia="Roboto" w:hAnsi="Roboto" w:cs="Roboto"/>
+          <w:sz w:val="28"/>
+          <w:szCs w:val="28"/>
+          <w:lang w:val="vi-VN"/>
+        </w:rPr>
+      </w:pPr>
+      <w:r>
+        <w:rPr>
+          <w:rFonts w:ascii="Roboto" w:eastAsia="Roboto" w:hAnsi="Roboto" w:cs="Roboto"/>
+          <w:sz w:val="28"/>
+          <w:szCs w:val="28"/>
+          <w:lang w:val="vi-VN"/>
+        </w:rPr>
+        <w:t xml:space="preserve">Đồng bộ dữ liệu (Concurrency) </w:t>
+      </w:r>
+    </w:p>
+    <w:p>
+      <w:pPr>
+        <w:numPr>
+          <w:ilvl w:val="0"/>
+          <w:numId w:val="25"/>
+        </w:numPr>
+        <w:rPr>
+          <w:rFonts w:ascii="Roboto" w:eastAsia="Roboto" w:hAnsi="Roboto" w:cs="Roboto"/>
+          <w:sz w:val="28"/>
+          <w:szCs w:val="28"/>
+          <w:lang w:val="vi-VN"/>
+        </w:rPr>
+      </w:pPr>
+      <w:r>
+        <w:rPr>
+          <w:rFonts w:ascii="Roboto" w:eastAsia="Roboto" w:hAnsi="Roboto" w:cs="Roboto"/>
+          <w:sz w:val="28"/>
+          <w:szCs w:val="28"/>
+          <w:lang w:val="vi-VN"/>
+        </w:rPr>
+        <w:t xml:space="preserve">Database phải thiết kế chặt chẽ ngay từ đầu </w:t>
+      </w:r>
+    </w:p>
+    <w:p>
+      <w:pPr>
         <w:rPr>
           <w:rFonts w:ascii="Roboto" w:eastAsia="Roboto" w:hAnsi="Roboto" w:cs="Roboto"/>
           <w:b/>
           <w:bCs/>
           <w:sz w:val="28"/>
           <w:szCs w:val="28"/>
-        </w:rPr>
-        <w:t>Ạ</w:t>
-      </w:r>
+          <w:lang w:val="vi-VN"/>
+        </w:rPr>
+      </w:pPr>
       <w:r>
         <w:rPr>
           <w:rFonts w:ascii="Roboto" w:eastAsia="Roboto" w:hAnsi="Roboto" w:cs="Roboto"/>
@@ -857,808 +1536,280 @@
           <w:bCs/>
           <w:sz w:val="28"/>
           <w:szCs w:val="28"/>
-        </w:rPr>
-        <w:t>T ĐƯ</w:t>
-      </w:r>
-      <w:r>
+          <w:lang w:val="vi-VN"/>
+        </w:rPr>
+        <w:t>2. Cho các buổi sau</w:t>
+      </w:r>
+    </w:p>
+    <w:p>
+      <w:pPr>
+        <w:numPr>
+          <w:ilvl w:val="0"/>
+          <w:numId w:val="26"/>
+        </w:numPr>
+        <w:rPr>
+          <w:rFonts w:ascii="Roboto" w:eastAsia="Roboto" w:hAnsi="Roboto" w:cs="Roboto"/>
+          <w:sz w:val="28"/>
+          <w:szCs w:val="28"/>
+          <w:lang w:val="vi-VN"/>
+        </w:rPr>
+      </w:pPr>
+      <w:r>
+        <w:rPr>
+          <w:rFonts w:ascii="Roboto" w:eastAsia="Roboto" w:hAnsi="Roboto" w:cs="Roboto"/>
+          <w:sz w:val="28"/>
+          <w:szCs w:val="28"/>
+          <w:lang w:val="vi-VN"/>
+        </w:rPr>
+        <w:t xml:space="preserve">Chuẩn bị kỹ phần thiết kế trước khi code </w:t>
+      </w:r>
+    </w:p>
+    <w:p>
+      <w:pPr>
+        <w:numPr>
+          <w:ilvl w:val="0"/>
+          <w:numId w:val="26"/>
+        </w:numPr>
+        <w:rPr>
+          <w:rFonts w:ascii="Roboto" w:eastAsia="Roboto" w:hAnsi="Roboto" w:cs="Roboto"/>
+          <w:sz w:val="28"/>
+          <w:szCs w:val="28"/>
+          <w:lang w:val="vi-VN"/>
+        </w:rPr>
+      </w:pPr>
+      <w:r>
+        <w:rPr>
+          <w:rFonts w:ascii="Roboto" w:eastAsia="Roboto" w:hAnsi="Roboto" w:cs="Roboto"/>
+          <w:sz w:val="28"/>
+          <w:szCs w:val="28"/>
+          <w:lang w:val="vi-VN"/>
+        </w:rPr>
+        <w:t xml:space="preserve">Luyện thêm kỹ năng thuyết trình và phản biện </w:t>
+      </w:r>
+    </w:p>
+    <w:p>
+      <w:pPr>
+        <w:numPr>
+          <w:ilvl w:val="0"/>
+          <w:numId w:val="26"/>
+        </w:numPr>
+        <w:rPr>
+          <w:rFonts w:ascii="Roboto" w:eastAsia="Roboto" w:hAnsi="Roboto" w:cs="Roboto"/>
+          <w:sz w:val="28"/>
+          <w:szCs w:val="28"/>
+          <w:lang w:val="vi-VN"/>
+        </w:rPr>
+      </w:pPr>
+      <w:r>
+        <w:rPr>
+          <w:rFonts w:ascii="Roboto" w:eastAsia="Roboto" w:hAnsi="Roboto" w:cs="Roboto"/>
+          <w:sz w:val="28"/>
+          <w:szCs w:val="28"/>
+          <w:lang w:val="vi-VN"/>
+        </w:rPr>
+        <w:t>Phối hợp nhóm tốt hơn để tối ưu tiến độ</w:t>
+      </w:r>
+    </w:p>
+    <w:p>
+      <w:pPr>
         <w:rPr>
           <w:rFonts w:ascii="Roboto" w:eastAsia="Roboto" w:hAnsi="Roboto" w:cs="Roboto"/>
           <w:b/>
           <w:bCs/>
           <w:sz w:val="28"/>
           <w:szCs w:val="28"/>
-        </w:rPr>
-        <w:t>Ợ</w:t>
-      </w:r>
-      <w:r>
+          <w:lang w:val="vi-VN"/>
+        </w:rPr>
+      </w:pPr>
+    </w:p>
+    <w:p>
+      <w:pPr>
         <w:rPr>
           <w:rFonts w:ascii="Roboto" w:eastAsia="Roboto" w:hAnsi="Roboto" w:cs="Roboto"/>
           <w:b/>
           <w:bCs/>
           <w:sz w:val="28"/>
           <w:szCs w:val="28"/>
-        </w:rPr>
-        <w:t>C</w:t>
-      </w:r>
-    </w:p>
-    <w:p>
-      <w:pPr>
-        <w:pStyle w:val="oancuaDanhsach"/>
+          <w:lang w:val="vi-VN"/>
+        </w:rPr>
+      </w:pPr>
+      <w:r>
+        <w:rPr>
+          <w:rFonts w:ascii="Roboto" w:eastAsia="Roboto" w:hAnsi="Roboto" w:cs="Roboto"/>
+          <w:b/>
+          <w:bCs/>
+          <w:sz w:val="28"/>
+          <w:szCs w:val="28"/>
+          <w:lang w:val="vi-VN"/>
+        </w:rPr>
+        <w:t>VI. KẾT LUẬN</w:t>
+      </w:r>
+    </w:p>
+    <w:p>
+      <w:pPr>
         <w:numPr>
           <w:ilvl w:val="0"/>
-          <w:numId w:val="8"/>
+          <w:numId w:val="18"/>
         </w:numPr>
-        <w:pBdr>
-          <w:left w:val="none" w:sz="0" w:space="14" w:color="auto"/>
-        </w:pBdr>
-        <w:shd w:val="clear" w:color="auto" w:fill="FFFFFF"/>
-        <w:spacing w:before="120" w:after="120" w:line="360" w:lineRule="auto"/>
-        <w:rPr>
-          <w:rFonts w:ascii="Roboto" w:eastAsia="Roboto" w:hAnsi="Roboto" w:cs="Roboto"/>
-          <w:sz w:val="28"/>
-          <w:szCs w:val="28"/>
-          <w:lang w:val="en-US"/>
-        </w:rPr>
-      </w:pPr>
-      <w:r>
-        <w:rPr>
-          <w:rFonts w:ascii="Roboto" w:eastAsia="Roboto" w:hAnsi="Roboto" w:cs="Roboto"/>
-          <w:sz w:val="28"/>
-          <w:szCs w:val="28"/>
-        </w:rPr>
-        <w:t>Sau bu</w:t>
-      </w:r>
-      <w:r>
-        <w:rPr>
-          <w:rFonts w:ascii="Roboto" w:eastAsia="Roboto" w:hAnsi="Roboto" w:cs="Roboto"/>
-          <w:sz w:val="28"/>
-          <w:szCs w:val="28"/>
-        </w:rPr>
-        <w:t>ổ</w:t>
-      </w:r>
-      <w:r>
-        <w:rPr>
-          <w:rFonts w:ascii="Roboto" w:eastAsia="Roboto" w:hAnsi="Roboto" w:cs="Roboto"/>
-          <w:sz w:val="28"/>
-          <w:szCs w:val="28"/>
-        </w:rPr>
-        <w:t>i th</w:t>
-      </w:r>
-      <w:r>
-        <w:rPr>
-          <w:rFonts w:ascii="Roboto" w:eastAsia="Roboto" w:hAnsi="Roboto" w:cs="Roboto"/>
-          <w:sz w:val="28"/>
-          <w:szCs w:val="28"/>
-        </w:rPr>
-        <w:t>ự</w:t>
-      </w:r>
-      <w:r>
-        <w:rPr>
-          <w:rFonts w:ascii="Roboto" w:eastAsia="Roboto" w:hAnsi="Roboto" w:cs="Roboto"/>
-          <w:sz w:val="28"/>
-          <w:szCs w:val="28"/>
-        </w:rPr>
-        <w:t>c hành, em đã</w:t>
-      </w:r>
-      <w:r>
-        <w:rPr>
-          <w:rFonts w:ascii="Roboto" w:eastAsia="Roboto" w:hAnsi="Roboto" w:cs="Roboto"/>
-          <w:sz w:val="28"/>
-          <w:szCs w:val="28"/>
-        </w:rPr>
-        <w:t>: Biết dc rõ cách triển khai code khi đọc tài liệu để code SQL, được góp ý để hoàn thiện phần bài làm để được tốt hơn</w:t>
-      </w:r>
-      <w:r>
-        <w:rPr>
-          <w:rFonts w:ascii="Roboto" w:eastAsia="Roboto" w:hAnsi="Roboto" w:cs="Roboto"/>
-          <w:sz w:val="28"/>
-          <w:szCs w:val="28"/>
-          <w:lang w:val="en-US"/>
-        </w:rPr>
-        <w:tab/>
-      </w:r>
-    </w:p>
-    <w:p>
-      <w:pPr>
-        <w:pBdr>
-          <w:left w:val="none" w:sz="0" w:space="14" w:color="auto"/>
-        </w:pBdr>
-        <w:shd w:val="clear" w:color="auto" w:fill="FFFFFF"/>
-        <w:spacing w:before="120" w:after="120" w:line="360" w:lineRule="auto"/>
-        <w:rPr>
-          <w:rFonts w:ascii="Roboto" w:eastAsia="Roboto" w:hAnsi="Roboto" w:cs="Roboto"/>
-          <w:b/>
-          <w:bCs/>
-          <w:i/>
-          <w:iCs/>
-          <w:sz w:val="32"/>
-          <w:szCs w:val="32"/>
-        </w:rPr>
-      </w:pPr>
-      <w:r>
-        <w:rPr>
-          <w:rFonts w:ascii="Roboto" w:eastAsia="Roboto" w:hAnsi="Roboto" w:cs="Roboto"/>
-          <w:b/>
-          <w:bCs/>
-          <w:i/>
-          <w:iCs/>
-          <w:sz w:val="32"/>
-          <w:szCs w:val="32"/>
-        </w:rPr>
-        <w:t>Link mini-project:</w:t>
-      </w:r>
-      <w:r>
-        <w:t xml:space="preserve"> </w:t>
-      </w:r>
-      <w:r>
-        <w:rPr>
-          <w:rFonts w:ascii="Roboto" w:eastAsia="Roboto" w:hAnsi="Roboto" w:cs="Roboto"/>
-          <w:b/>
-          <w:bCs/>
-          <w:i/>
-          <w:iCs/>
-          <w:sz w:val="32"/>
-          <w:szCs w:val="32"/>
-        </w:rPr>
-        <w:t>https://github.com/ThanhIT2006/IT202/tree/master/SS4</w:t>
-      </w:r>
-    </w:p>
-    <w:p>
-      <w:pPr>
-        <w:pBdr>
-          <w:left w:val="none" w:sz="0" w:space="14" w:color="auto"/>
-        </w:pBdr>
-        <w:shd w:val="clear" w:color="auto" w:fill="FFFFFF"/>
-        <w:spacing w:before="120" w:after="120" w:line="360" w:lineRule="auto"/>
-        <w:rPr>
-          <w:rFonts w:ascii="Roboto" w:eastAsia="Roboto" w:hAnsi="Roboto" w:cs="Roboto"/>
-          <w:b/>
-          <w:bCs/>
-          <w:sz w:val="28"/>
-          <w:szCs w:val="28"/>
-        </w:rPr>
-      </w:pPr>
-      <w:r>
-        <w:rPr>
-          <w:rFonts w:ascii="Roboto" w:eastAsia="Roboto" w:hAnsi="Roboto" w:cs="Roboto"/>
-          <w:b/>
-          <w:bCs/>
-          <w:sz w:val="28"/>
-          <w:szCs w:val="28"/>
-        </w:rPr>
-        <w:t>IV. KHÓ KHĂN VÀ V</w:t>
-      </w:r>
-      <w:r>
-        <w:rPr>
-          <w:rFonts w:ascii="Roboto" w:eastAsia="Roboto" w:hAnsi="Roboto" w:cs="Roboto"/>
-          <w:b/>
-          <w:bCs/>
-          <w:sz w:val="28"/>
-          <w:szCs w:val="28"/>
-        </w:rPr>
-        <w:t>Ấ</w:t>
-      </w:r>
-      <w:r>
-        <w:rPr>
-          <w:rFonts w:ascii="Roboto" w:eastAsia="Roboto" w:hAnsi="Roboto" w:cs="Roboto"/>
-          <w:b/>
-          <w:bCs/>
-          <w:sz w:val="28"/>
-          <w:szCs w:val="28"/>
-        </w:rPr>
-        <w:t>N Đ</w:t>
-      </w:r>
-      <w:r>
-        <w:rPr>
-          <w:rFonts w:ascii="Roboto" w:eastAsia="Roboto" w:hAnsi="Roboto" w:cs="Roboto"/>
-          <w:b/>
-          <w:bCs/>
-          <w:sz w:val="28"/>
-          <w:szCs w:val="28"/>
-        </w:rPr>
-        <w:t>Ề</w:t>
-      </w:r>
-      <w:r>
-        <w:rPr>
-          <w:rFonts w:ascii="Roboto" w:eastAsia="Roboto" w:hAnsi="Roboto" w:cs="Roboto"/>
-          <w:b/>
-          <w:bCs/>
-          <w:sz w:val="28"/>
-          <w:szCs w:val="28"/>
-        </w:rPr>
-        <w:t xml:space="preserve"> CÁC EM G</w:t>
-      </w:r>
-      <w:r>
-        <w:rPr>
-          <w:rFonts w:ascii="Roboto" w:eastAsia="Roboto" w:hAnsi="Roboto" w:cs="Roboto"/>
-          <w:b/>
-          <w:bCs/>
-          <w:sz w:val="28"/>
-          <w:szCs w:val="28"/>
-        </w:rPr>
-        <w:t>Ặ</w:t>
-      </w:r>
-      <w:r>
-        <w:rPr>
-          <w:rFonts w:ascii="Roboto" w:eastAsia="Roboto" w:hAnsi="Roboto" w:cs="Roboto"/>
-          <w:b/>
-          <w:bCs/>
-          <w:sz w:val="28"/>
-          <w:szCs w:val="28"/>
-        </w:rPr>
-        <w:t>P PH</w:t>
-      </w:r>
-      <w:r>
-        <w:rPr>
-          <w:rFonts w:ascii="Roboto" w:eastAsia="Roboto" w:hAnsi="Roboto" w:cs="Roboto"/>
-          <w:b/>
-          <w:bCs/>
-          <w:sz w:val="28"/>
-          <w:szCs w:val="28"/>
-        </w:rPr>
-        <w:t>Ả</w:t>
-      </w:r>
-      <w:r>
-        <w:rPr>
-          <w:rFonts w:ascii="Roboto" w:eastAsia="Roboto" w:hAnsi="Roboto" w:cs="Roboto"/>
-          <w:b/>
-          <w:bCs/>
-          <w:sz w:val="28"/>
-          <w:szCs w:val="28"/>
-        </w:rPr>
-        <w:t>I</w:t>
-      </w:r>
-    </w:p>
-    <w:p>
-      <w:pPr>
-        <w:pStyle w:val="oancuaDanhsach"/>
+        <w:rPr>
+          <w:rFonts w:ascii="Roboto" w:eastAsia="Roboto" w:hAnsi="Roboto" w:cs="Roboto"/>
+          <w:sz w:val="28"/>
+          <w:szCs w:val="28"/>
+          <w:lang w:val="vi-VN"/>
+        </w:rPr>
+      </w:pPr>
+      <w:r>
+        <w:rPr>
+          <w:rFonts w:ascii="Roboto" w:eastAsia="Roboto" w:hAnsi="Roboto" w:cs="Roboto"/>
+          <w:sz w:val="28"/>
+          <w:szCs w:val="28"/>
+          <w:lang w:val="vi-VN"/>
+        </w:rPr>
+        <w:t xml:space="preserve">Mức độ hiểu bài: Khá </w:t>
+      </w:r>
+    </w:p>
+    <w:p>
+      <w:pPr>
         <w:numPr>
           <w:ilvl w:val="0"/>
-          <w:numId w:val="8"/>
+          <w:numId w:val="18"/>
         </w:numPr>
-        <w:pBdr>
-          <w:left w:val="none" w:sz="0" w:space="14" w:color="auto"/>
-        </w:pBdr>
-        <w:shd w:val="clear" w:color="auto" w:fill="FFFFFF"/>
-        <w:spacing w:before="120" w:line="360" w:lineRule="auto"/>
-        <w:rPr>
-          <w:rFonts w:ascii="Roboto" w:eastAsia="Roboto" w:hAnsi="Roboto" w:cs="Roboto"/>
-          <w:sz w:val="28"/>
-          <w:szCs w:val="28"/>
-        </w:rPr>
-      </w:pPr>
-      <w:r>
-        <w:rPr>
-          <w:rFonts w:ascii="Roboto" w:eastAsia="Roboto" w:hAnsi="Roboto" w:cs="Roboto"/>
-          <w:sz w:val="28"/>
-          <w:szCs w:val="28"/>
-        </w:rPr>
-        <w:t>Khi thực hành thuyết trình, trả lời câu hỏi và phản biện còn lúng túng, trình bày chưa được lưu loát</w:t>
-      </w:r>
-    </w:p>
-    <w:p>
-      <w:pPr>
-        <w:pBdr>
-          <w:left w:val="none" w:sz="0" w:space="14" w:color="auto"/>
-        </w:pBdr>
-        <w:shd w:val="clear" w:color="auto" w:fill="FFFFFF"/>
-        <w:spacing w:before="120" w:after="120" w:line="360" w:lineRule="auto"/>
-        <w:rPr>
-          <w:rFonts w:ascii="Roboto" w:eastAsia="Roboto" w:hAnsi="Roboto" w:cs="Roboto"/>
-          <w:b/>
-          <w:bCs/>
-          <w:sz w:val="28"/>
-          <w:szCs w:val="28"/>
-        </w:rPr>
-      </w:pPr>
-      <w:r>
-        <w:rPr>
-          <w:rFonts w:ascii="Roboto" w:eastAsia="Roboto" w:hAnsi="Roboto" w:cs="Roboto"/>
-          <w:b/>
-          <w:bCs/>
-          <w:sz w:val="28"/>
-          <w:szCs w:val="28"/>
-        </w:rPr>
-        <w:lastRenderedPageBreak/>
-        <w:t>V. KINH NGHI</w:t>
-      </w:r>
-      <w:r>
-        <w:rPr>
-          <w:rFonts w:ascii="Roboto" w:eastAsia="Roboto" w:hAnsi="Roboto" w:cs="Roboto"/>
-          <w:b/>
-          <w:bCs/>
-          <w:sz w:val="28"/>
-          <w:szCs w:val="28"/>
-        </w:rPr>
-        <w:t>Ệ</w:t>
-      </w:r>
-      <w:r>
-        <w:rPr>
-          <w:rFonts w:ascii="Roboto" w:eastAsia="Roboto" w:hAnsi="Roboto" w:cs="Roboto"/>
-          <w:b/>
-          <w:bCs/>
-          <w:sz w:val="28"/>
-          <w:szCs w:val="28"/>
-        </w:rPr>
-        <w:t>M RÚT RA</w:t>
+        <w:rPr>
+          <w:rFonts w:ascii="Roboto" w:eastAsia="Roboto" w:hAnsi="Roboto" w:cs="Roboto"/>
+          <w:sz w:val="28"/>
+          <w:szCs w:val="28"/>
+          <w:lang w:val="vi-VN"/>
+        </w:rPr>
+      </w:pPr>
+      <w:r>
+        <w:rPr>
+          <w:rFonts w:ascii="Roboto" w:eastAsia="Roboto" w:hAnsi="Roboto" w:cs="Roboto"/>
+          <w:sz w:val="28"/>
+          <w:szCs w:val="28"/>
+          <w:lang w:val="vi-VN"/>
+        </w:rPr>
+        <w:t xml:space="preserve">Đã nắm được: </w:t>
+      </w:r>
+    </w:p>
+    <w:p>
+      <w:pPr>
+        <w:numPr>
+          <w:ilvl w:val="1"/>
+          <w:numId w:val="18"/>
+        </w:numPr>
+        <w:rPr>
+          <w:rFonts w:ascii="Roboto" w:eastAsia="Roboto" w:hAnsi="Roboto" w:cs="Roboto"/>
+          <w:sz w:val="28"/>
+          <w:szCs w:val="28"/>
+          <w:lang w:val="vi-VN"/>
+        </w:rPr>
+      </w:pPr>
+      <w:r>
+        <w:rPr>
+          <w:rFonts w:ascii="Roboto" w:eastAsia="Roboto" w:hAnsi="Roboto" w:cs="Roboto"/>
+          <w:sz w:val="28"/>
+          <w:szCs w:val="28"/>
+          <w:lang w:val="vi-VN"/>
+        </w:rPr>
+        <w:t xml:space="preserve">Cách thiết kế CSDL </w:t>
+      </w:r>
+    </w:p>
+    <w:p>
+      <w:pPr>
+        <w:numPr>
+          <w:ilvl w:val="1"/>
+          <w:numId w:val="18"/>
+        </w:numPr>
+        <w:rPr>
+          <w:rFonts w:ascii="Roboto" w:eastAsia="Roboto" w:hAnsi="Roboto" w:cs="Roboto"/>
+          <w:sz w:val="28"/>
+          <w:szCs w:val="28"/>
+          <w:lang w:val="vi-VN"/>
+        </w:rPr>
+      </w:pPr>
+      <w:r>
+        <w:rPr>
+          <w:rFonts w:ascii="Roboto" w:eastAsia="Roboto" w:hAnsi="Roboto" w:cs="Roboto"/>
+          <w:sz w:val="28"/>
+          <w:szCs w:val="28"/>
+          <w:lang w:val="vi-VN"/>
+        </w:rPr>
+        <w:t xml:space="preserve">Vai trò của Transaction trong hệ thống lớn </w:t>
       </w:r>
     </w:p>
     <w:p>
       <w:pPr>
         <w:numPr>
           <w:ilvl w:val="0"/>
-          <w:numId w:val="2"/>
+          <w:numId w:val="18"/>
         </w:numPr>
-        <w:pBdr>
-          <w:left w:val="none" w:sz="0" w:space="14" w:color="auto"/>
-        </w:pBdr>
-        <w:shd w:val="clear" w:color="auto" w:fill="FFFFFF"/>
-        <w:spacing w:before="240" w:line="360" w:lineRule="auto"/>
-        <w:rPr>
-          <w:rFonts w:ascii="Roboto" w:eastAsia="Roboto" w:hAnsi="Roboto" w:cs="Roboto"/>
-          <w:sz w:val="28"/>
-          <w:szCs w:val="28"/>
-        </w:rPr>
-      </w:pPr>
-      <w:r>
-        <w:rPr>
-          <w:rFonts w:ascii="Roboto" w:eastAsia="Roboto" w:hAnsi="Roboto" w:cs="Roboto"/>
-          <w:sz w:val="28"/>
-          <w:szCs w:val="28"/>
-        </w:rPr>
-        <w:t>Kinh nghi</w:t>
-      </w:r>
-      <w:r>
-        <w:rPr>
-          <w:rFonts w:ascii="Roboto" w:eastAsia="Roboto" w:hAnsi="Roboto" w:cs="Roboto"/>
-          <w:sz w:val="28"/>
-          <w:szCs w:val="28"/>
-        </w:rPr>
-        <w:t>ệ</w:t>
-      </w:r>
-      <w:r>
-        <w:rPr>
-          <w:rFonts w:ascii="Roboto" w:eastAsia="Roboto" w:hAnsi="Roboto" w:cs="Roboto"/>
-          <w:sz w:val="28"/>
-          <w:szCs w:val="28"/>
-        </w:rPr>
-        <w:t>m rút ra t</w:t>
-      </w:r>
-      <w:r>
-        <w:rPr>
-          <w:rFonts w:ascii="Roboto" w:eastAsia="Roboto" w:hAnsi="Roboto" w:cs="Roboto"/>
-          <w:sz w:val="28"/>
-          <w:szCs w:val="28"/>
-        </w:rPr>
-        <w:t>ừ</w:t>
-      </w:r>
-      <w:r>
-        <w:rPr>
-          <w:rFonts w:ascii="Roboto" w:eastAsia="Roboto" w:hAnsi="Roboto" w:cs="Roboto"/>
-          <w:sz w:val="28"/>
-          <w:szCs w:val="28"/>
-        </w:rPr>
-        <w:t xml:space="preserve"> bài th</w:t>
-      </w:r>
-      <w:r>
-        <w:rPr>
-          <w:rFonts w:ascii="Roboto" w:eastAsia="Roboto" w:hAnsi="Roboto" w:cs="Roboto"/>
-          <w:sz w:val="28"/>
-          <w:szCs w:val="28"/>
-        </w:rPr>
-        <w:t>ự</w:t>
-      </w:r>
-      <w:r>
-        <w:rPr>
-          <w:rFonts w:ascii="Roboto" w:eastAsia="Roboto" w:hAnsi="Roboto" w:cs="Roboto"/>
-          <w:sz w:val="28"/>
-          <w:szCs w:val="28"/>
-        </w:rPr>
-        <w:t>c hành:</w:t>
-      </w:r>
-    </w:p>
-    <w:p>
-      <w:pPr>
-        <w:pStyle w:val="oancuaDanhsach"/>
+        <w:rPr>
+          <w:rFonts w:ascii="Roboto" w:eastAsia="Roboto" w:hAnsi="Roboto" w:cs="Roboto"/>
+          <w:sz w:val="28"/>
+          <w:szCs w:val="28"/>
+          <w:lang w:val="vi-VN"/>
+        </w:rPr>
+      </w:pPr>
+      <w:r>
+        <w:rPr>
+          <w:rFonts w:ascii="Roboto" w:eastAsia="Roboto" w:hAnsi="Roboto" w:cs="Roboto"/>
+          <w:sz w:val="28"/>
+          <w:szCs w:val="28"/>
+          <w:lang w:val="vi-VN"/>
+        </w:rPr>
+        <w:t xml:space="preserve">Tuy nhiên cần cải thiện thêm: </w:t>
+      </w:r>
+    </w:p>
+    <w:p>
+      <w:pPr>
         <w:numPr>
-          <w:ilvl w:val="0"/>
-          <w:numId w:val="8"/>
+          <w:ilvl w:val="1"/>
+          <w:numId w:val="18"/>
         </w:numPr>
-        <w:pBdr>
-          <w:left w:val="none" w:sz="0" w:space="14" w:color="auto"/>
-        </w:pBdr>
-        <w:shd w:val="clear" w:color="auto" w:fill="FFFFFF"/>
-        <w:spacing w:before="240" w:line="360" w:lineRule="auto"/>
-        <w:rPr>
-          <w:rFonts w:ascii="Roboto" w:eastAsia="Roboto" w:hAnsi="Roboto" w:cs="Roboto"/>
-          <w:sz w:val="28"/>
-          <w:szCs w:val="28"/>
-        </w:rPr>
-      </w:pPr>
-      <w:r>
-        <w:rPr>
-          <w:rFonts w:ascii="Roboto" w:eastAsia="Roboto" w:hAnsi="Roboto" w:cs="Roboto"/>
-          <w:sz w:val="28"/>
-          <w:szCs w:val="28"/>
-        </w:rPr>
-        <w:t>Khi làm bài cần tối ưu thời gian, luyện lại khả năng thuyết trình, trả lời và phản biện câu hỏi</w:t>
+        <w:rPr>
+          <w:rFonts w:ascii="Roboto" w:eastAsia="Roboto" w:hAnsi="Roboto" w:cs="Roboto"/>
+          <w:sz w:val="28"/>
+          <w:szCs w:val="28"/>
+          <w:lang w:val="vi-VN"/>
+        </w:rPr>
+      </w:pPr>
+      <w:r>
+        <w:rPr>
+          <w:rFonts w:ascii="Roboto" w:eastAsia="Roboto" w:hAnsi="Roboto" w:cs="Roboto"/>
+          <w:sz w:val="28"/>
+          <w:szCs w:val="28"/>
+          <w:lang w:val="vi-VN"/>
+        </w:rPr>
+        <w:t xml:space="preserve">Kỹ năng trình bày </w:t>
       </w:r>
     </w:p>
     <w:p>
       <w:pPr>
         <w:numPr>
-          <w:ilvl w:val="0"/>
-          <w:numId w:val="2"/>
+          <w:ilvl w:val="1"/>
+          <w:numId w:val="18"/>
         </w:numPr>
-        <w:pBdr>
-          <w:left w:val="none" w:sz="0" w:space="14" w:color="auto"/>
-        </w:pBdr>
-        <w:shd w:val="clear" w:color="auto" w:fill="FFFFFF"/>
-        <w:spacing w:after="240" w:line="360" w:lineRule="auto"/>
-        <w:rPr>
-          <w:rFonts w:ascii="Roboto" w:eastAsia="Roboto" w:hAnsi="Roboto" w:cs="Roboto"/>
-          <w:sz w:val="28"/>
-          <w:szCs w:val="28"/>
-        </w:rPr>
-      </w:pPr>
-      <w:r>
-        <w:rPr>
-          <w:rFonts w:ascii="Andika" w:eastAsia="Andika" w:hAnsi="Andika" w:cs="Andika"/>
-          <w:sz w:val="28"/>
-          <w:szCs w:val="28"/>
-        </w:rPr>
-        <w:t>Lưu ý các em c</w:t>
-      </w:r>
-      <w:r>
-        <w:rPr>
-          <w:rFonts w:ascii="Andika" w:eastAsia="Andika" w:hAnsi="Andika" w:cs="Andika"/>
-          <w:sz w:val="28"/>
-          <w:szCs w:val="28"/>
-        </w:rPr>
-        <w:t>ầ</w:t>
-      </w:r>
-      <w:r>
-        <w:rPr>
-          <w:rFonts w:ascii="Andika" w:eastAsia="Andika" w:hAnsi="Andika" w:cs="Andika"/>
-          <w:sz w:val="28"/>
-          <w:szCs w:val="28"/>
-        </w:rPr>
-        <w:t>n note l</w:t>
-      </w:r>
-      <w:r>
-        <w:rPr>
-          <w:rFonts w:ascii="Andika" w:eastAsia="Andika" w:hAnsi="Andika" w:cs="Andika"/>
-          <w:sz w:val="28"/>
-          <w:szCs w:val="28"/>
-        </w:rPr>
-        <w:t>ạ</w:t>
-      </w:r>
-      <w:r>
-        <w:rPr>
-          <w:rFonts w:ascii="Andika" w:eastAsia="Andika" w:hAnsi="Andika" w:cs="Andika"/>
-          <w:sz w:val="28"/>
-          <w:szCs w:val="28"/>
-        </w:rPr>
-        <w:t>i cho nh</w:t>
-      </w:r>
-      <w:r>
-        <w:rPr>
-          <w:rFonts w:ascii="Andika" w:eastAsia="Andika" w:hAnsi="Andika" w:cs="Andika"/>
-          <w:sz w:val="28"/>
-          <w:szCs w:val="28"/>
-        </w:rPr>
-        <w:t>ữ</w:t>
-      </w:r>
-      <w:r>
-        <w:rPr>
-          <w:rFonts w:ascii="Andika" w:eastAsia="Andika" w:hAnsi="Andika" w:cs="Andika"/>
-          <w:sz w:val="28"/>
-          <w:szCs w:val="28"/>
-        </w:rPr>
-        <w:t>ng bu</w:t>
-      </w:r>
-      <w:r>
-        <w:rPr>
-          <w:rFonts w:ascii="Andika" w:eastAsia="Andika" w:hAnsi="Andika" w:cs="Andika"/>
-          <w:sz w:val="28"/>
-          <w:szCs w:val="28"/>
-        </w:rPr>
-        <w:t>ổ</w:t>
-      </w:r>
-      <w:r>
-        <w:rPr>
-          <w:rFonts w:ascii="Andika" w:eastAsia="Andika" w:hAnsi="Andika" w:cs="Andika"/>
-          <w:sz w:val="28"/>
-          <w:szCs w:val="28"/>
-        </w:rPr>
-        <w:t>i th</w:t>
-      </w:r>
-      <w:r>
-        <w:rPr>
-          <w:rFonts w:ascii="Andika" w:eastAsia="Andika" w:hAnsi="Andika" w:cs="Andika"/>
-          <w:sz w:val="28"/>
-          <w:szCs w:val="28"/>
-        </w:rPr>
-        <w:t>ự</w:t>
-      </w:r>
-      <w:r>
-        <w:rPr>
-          <w:rFonts w:ascii="Andika" w:eastAsia="Andika" w:hAnsi="Andika" w:cs="Andika"/>
-          <w:sz w:val="28"/>
-          <w:szCs w:val="28"/>
-        </w:rPr>
-        <w:t>c hành sau:</w:t>
-      </w:r>
-    </w:p>
-    <w:p>
-      <w:pPr>
-        <w:pStyle w:val="oancuaDanhsach"/>
-        <w:numPr>
-          <w:ilvl w:val="0"/>
-          <w:numId w:val="8"/>
-        </w:numPr>
-        <w:pBdr>
-          <w:left w:val="none" w:sz="0" w:space="14" w:color="auto"/>
-        </w:pBdr>
-        <w:shd w:val="clear" w:color="auto" w:fill="FFFFFF"/>
-        <w:spacing w:after="240" w:line="360" w:lineRule="auto"/>
-        <w:rPr>
-          <w:rFonts w:ascii="Roboto" w:eastAsia="Roboto" w:hAnsi="Roboto" w:cs="Roboto"/>
-          <w:sz w:val="28"/>
-          <w:szCs w:val="28"/>
-          <w:lang w:val="en-US"/>
-        </w:rPr>
-      </w:pPr>
-      <w:r>
-        <w:rPr>
-          <w:rFonts w:asciiTheme="minorHAnsi" w:eastAsia="Andika" w:hAnsiTheme="minorHAnsi" w:cs="Andika"/>
-          <w:sz w:val="28"/>
-          <w:szCs w:val="28"/>
-        </w:rPr>
-        <w:t>Làm bài cần chĩnh chu hơn, cần luyện thêm về cách thuyết trình để lần sau tốt hơn</w:t>
-      </w:r>
-    </w:p>
-    <w:p>
-      <w:pPr>
-        <w:pBdr>
-          <w:left w:val="none" w:sz="0" w:space="14" w:color="auto"/>
-        </w:pBdr>
-        <w:shd w:val="clear" w:color="auto" w:fill="FFFFFF"/>
-        <w:spacing w:before="120" w:after="120" w:line="360" w:lineRule="auto"/>
-        <w:rPr>
-          <w:rFonts w:ascii="Roboto" w:eastAsia="Roboto" w:hAnsi="Roboto" w:cs="Roboto"/>
-          <w:b/>
-          <w:bCs/>
-          <w:sz w:val="28"/>
-          <w:szCs w:val="28"/>
-          <w:lang w:val="en-US"/>
-        </w:rPr>
-      </w:pPr>
-      <w:r>
-        <w:rPr>
-          <w:rFonts w:ascii="Roboto" w:eastAsia="Roboto" w:hAnsi="Roboto" w:cs="Roboto"/>
-          <w:b/>
-          <w:bCs/>
-          <w:sz w:val="28"/>
-          <w:szCs w:val="28"/>
-        </w:rPr>
-        <w:t>VI. Đ</w:t>
-      </w:r>
-      <w:r>
-        <w:rPr>
-          <w:rFonts w:ascii="Roboto" w:eastAsia="Roboto" w:hAnsi="Roboto" w:cs="Roboto"/>
-          <w:b/>
-          <w:bCs/>
-          <w:sz w:val="28"/>
-          <w:szCs w:val="28"/>
-        </w:rPr>
-        <w:t>Ề</w:t>
-      </w:r>
-      <w:r>
-        <w:rPr>
-          <w:rFonts w:ascii="Roboto" w:eastAsia="Roboto" w:hAnsi="Roboto" w:cs="Roboto"/>
-          <w:b/>
-          <w:bCs/>
-          <w:sz w:val="28"/>
-          <w:szCs w:val="28"/>
-        </w:rPr>
-        <w:t xml:space="preserve"> XU</w:t>
-      </w:r>
-      <w:r>
-        <w:rPr>
-          <w:rFonts w:ascii="Roboto" w:eastAsia="Roboto" w:hAnsi="Roboto" w:cs="Roboto"/>
-          <w:b/>
-          <w:bCs/>
-          <w:sz w:val="28"/>
-          <w:szCs w:val="28"/>
-        </w:rPr>
-        <w:t>Ấ</w:t>
-      </w:r>
-      <w:r>
-        <w:rPr>
-          <w:rFonts w:ascii="Roboto" w:eastAsia="Roboto" w:hAnsi="Roboto" w:cs="Roboto"/>
-          <w:b/>
-          <w:bCs/>
-          <w:sz w:val="28"/>
-          <w:szCs w:val="28"/>
-        </w:rPr>
-        <w:t>T / KI</w:t>
-      </w:r>
-      <w:r>
-        <w:rPr>
-          <w:rFonts w:ascii="Roboto" w:eastAsia="Roboto" w:hAnsi="Roboto" w:cs="Roboto"/>
-          <w:b/>
-          <w:bCs/>
-          <w:sz w:val="28"/>
-          <w:szCs w:val="28"/>
-        </w:rPr>
-        <w:t>Ế</w:t>
-      </w:r>
-      <w:r>
-        <w:rPr>
-          <w:rFonts w:ascii="Roboto" w:eastAsia="Roboto" w:hAnsi="Roboto" w:cs="Roboto"/>
-          <w:b/>
-          <w:bCs/>
-          <w:sz w:val="28"/>
-          <w:szCs w:val="28"/>
-        </w:rPr>
-        <w:t>N NGH</w:t>
-      </w:r>
-      <w:r>
-        <w:rPr>
-          <w:rFonts w:ascii="Roboto" w:eastAsia="Roboto" w:hAnsi="Roboto" w:cs="Roboto"/>
-          <w:b/>
-          <w:bCs/>
-          <w:sz w:val="28"/>
-          <w:szCs w:val="28"/>
-        </w:rPr>
-        <w:t>Ị</w:t>
-      </w:r>
-    </w:p>
-    <w:p>
-      <w:pPr>
-        <w:pStyle w:val="oancuaDanhsach"/>
-        <w:numPr>
-          <w:ilvl w:val="0"/>
-          <w:numId w:val="8"/>
-        </w:numPr>
-        <w:pBdr>
-          <w:left w:val="none" w:sz="0" w:space="14" w:color="auto"/>
-        </w:pBdr>
-        <w:shd w:val="clear" w:color="auto" w:fill="FFFFFF"/>
-        <w:spacing w:before="120" w:after="120" w:line="360" w:lineRule="auto"/>
-        <w:rPr>
-          <w:rFonts w:ascii="Roboto" w:eastAsia="Roboto" w:hAnsi="Roboto" w:cs="Roboto"/>
-          <w:sz w:val="28"/>
-          <w:szCs w:val="28"/>
-          <w:lang w:val="en-US"/>
-        </w:rPr>
-      </w:pPr>
-      <w:r>
-        <w:rPr>
-          <w:rFonts w:ascii="Roboto" w:eastAsia="Roboto" w:hAnsi="Roboto" w:cs="Roboto"/>
-          <w:sz w:val="28"/>
-          <w:szCs w:val="28"/>
-          <w:lang w:val="en-US"/>
-        </w:rPr>
-        <w:t>Em không có đề xuất gì</w:t>
-      </w:r>
-    </w:p>
-    <w:p>
-      <w:pPr>
-        <w:pBdr>
-          <w:left w:val="none" w:sz="0" w:space="14" w:color="auto"/>
-        </w:pBdr>
-        <w:shd w:val="clear" w:color="auto" w:fill="FFFFFF"/>
-        <w:spacing w:before="120" w:after="120" w:line="360" w:lineRule="auto"/>
-        <w:rPr>
-          <w:rFonts w:ascii="Roboto" w:eastAsia="Roboto" w:hAnsi="Roboto" w:cs="Roboto"/>
-          <w:b/>
-          <w:bCs/>
-          <w:sz w:val="28"/>
-          <w:szCs w:val="28"/>
-        </w:rPr>
-      </w:pPr>
-      <w:r>
-        <w:rPr>
-          <w:rFonts w:ascii="Roboto" w:eastAsia="Roboto" w:hAnsi="Roboto" w:cs="Roboto"/>
-          <w:b/>
-          <w:bCs/>
-          <w:sz w:val="28"/>
-          <w:szCs w:val="28"/>
-        </w:rPr>
-        <w:t>VII. K</w:t>
-      </w:r>
-      <w:r>
-        <w:rPr>
-          <w:rFonts w:ascii="Roboto" w:eastAsia="Roboto" w:hAnsi="Roboto" w:cs="Roboto"/>
-          <w:b/>
-          <w:bCs/>
-          <w:sz w:val="28"/>
-          <w:szCs w:val="28"/>
-        </w:rPr>
-        <w:t>Ế</w:t>
-      </w:r>
-      <w:r>
-        <w:rPr>
-          <w:rFonts w:ascii="Roboto" w:eastAsia="Roboto" w:hAnsi="Roboto" w:cs="Roboto"/>
-          <w:b/>
-          <w:bCs/>
-          <w:sz w:val="28"/>
-          <w:szCs w:val="28"/>
-        </w:rPr>
-        <w:t>T LU</w:t>
-      </w:r>
-      <w:r>
-        <w:rPr>
-          <w:rFonts w:ascii="Roboto" w:eastAsia="Roboto" w:hAnsi="Roboto" w:cs="Roboto"/>
-          <w:b/>
-          <w:bCs/>
-          <w:sz w:val="28"/>
-          <w:szCs w:val="28"/>
-        </w:rPr>
-        <w:t>Ậ</w:t>
-      </w:r>
-      <w:r>
-        <w:rPr>
-          <w:rFonts w:ascii="Roboto" w:eastAsia="Roboto" w:hAnsi="Roboto" w:cs="Roboto"/>
-          <w:b/>
-          <w:bCs/>
-          <w:sz w:val="28"/>
-          <w:szCs w:val="28"/>
-        </w:rPr>
-        <w:t>N</w:t>
-      </w:r>
-    </w:p>
-    <w:p>
-      <w:pPr>
-        <w:pStyle w:val="oancuaDanhsach"/>
-        <w:numPr>
-          <w:ilvl w:val="0"/>
-          <w:numId w:val="8"/>
-        </w:numPr>
-        <w:pBdr>
-          <w:left w:val="none" w:sz="0" w:space="14" w:color="auto"/>
-        </w:pBdr>
-        <w:shd w:val="clear" w:color="auto" w:fill="FFFFFF"/>
-        <w:spacing w:before="120" w:line="360" w:lineRule="auto"/>
-        <w:rPr>
-          <w:rFonts w:ascii="Roboto" w:eastAsia="Roboto" w:hAnsi="Roboto" w:cs="Roboto"/>
-          <w:sz w:val="28"/>
-          <w:szCs w:val="28"/>
-        </w:rPr>
-      </w:pPr>
-      <w:r>
-        <w:rPr>
-          <w:rFonts w:ascii="Roboto" w:eastAsia="Roboto" w:hAnsi="Roboto" w:cs="Roboto"/>
-          <w:sz w:val="28"/>
-          <w:szCs w:val="28"/>
-        </w:rPr>
-        <w:t>Khả năng hiểu bài, làm của em chỉ dừng ở mức ổn, cần cải thiện nhiều</w:t>
-      </w:r>
-    </w:p>
-    <w:p>
-      <w:pPr>
-        <w:pBdr>
-          <w:left w:val="none" w:sz="0" w:space="14" w:color="auto"/>
-        </w:pBdr>
-        <w:shd w:val="clear" w:color="auto" w:fill="FFFFFF"/>
-        <w:spacing w:before="240" w:line="360" w:lineRule="auto"/>
-        <w:rPr>
-          <w:rFonts w:ascii="Roboto" w:eastAsia="Roboto" w:hAnsi="Roboto" w:cs="Roboto"/>
-          <w:b/>
-          <w:bCs/>
-          <w:sz w:val="28"/>
-          <w:szCs w:val="28"/>
-        </w:rPr>
-      </w:pPr>
-    </w:p>
-    <w:p>
-      <w:pPr>
-        <w:rPr>
-          <w:rFonts w:ascii="Roboto" w:eastAsia="Roboto" w:hAnsi="Roboto" w:cs="Roboto"/>
-          <w:sz w:val="28"/>
-          <w:szCs w:val="28"/>
+        <w:rPr>
+          <w:rFonts w:ascii="Roboto" w:eastAsia="Roboto" w:hAnsi="Roboto" w:cs="Roboto"/>
+          <w:sz w:val="28"/>
+          <w:szCs w:val="28"/>
+          <w:lang w:val="vi-VN"/>
+        </w:rPr>
+      </w:pPr>
+      <w:r>
+        <w:rPr>
+          <w:rFonts w:ascii="Roboto" w:eastAsia="Roboto" w:hAnsi="Roboto" w:cs="Roboto"/>
+          <w:sz w:val="28"/>
+          <w:szCs w:val="28"/>
+          <w:lang w:val="vi-VN"/>
+        </w:rPr>
+        <w:t>Tư duy tối ưu hệ thống</w:t>
+      </w:r>
+    </w:p>
+    <w:p>
+      <w:pPr>
+        <w:rPr>
+          <w:lang w:val="vi-VN"/>
         </w:rPr>
       </w:pPr>
     </w:p>
@@ -1675,6 +1826,1496 @@
 <file path=word/numbering.xml><?xml version="1.0" encoding="utf-8"?>
 <w:numbering xmlns:wpc="http://schemas.microsoft.com/office/word/2010/wordprocessingCanvas" xmlns:cx="http://schemas.microsoft.com/office/drawing/2014/chartex" xmlns:cx1="http://schemas.microsoft.com/office/drawing/2015/9/8/chartex" xmlns:cx2="http://schemas.microsoft.com/office/drawing/2015/10/21/chartex" xmlns:cx3="http://schemas.microsoft.com/office/drawing/2016/5/9/chartex" xmlns:cx4="http://schemas.microsoft.com/office/drawing/2016/5/10/chartex" xmlns:cx5="http://schemas.microsoft.com/office/drawing/2016/5/11/chartex" xmlns:cx6="http://schemas.microsoft.com/office/drawing/2016/5/12/chartex" xmlns:cx7="http://schemas.microsoft.com/office/drawing/2016/5/13/chartex" xmlns:cx8="http://schemas.microsoft.com/office/drawing/2016/5/14/chartex" xmlns:mc="http://schemas.openxmlformats.org/markup-compatibility/2006" xmlns:aink="http://schemas.microsoft.com/office/drawing/2016/ink" xmlns:am3d="http://schemas.microsoft.com/office/drawing/2017/model3d" xmlns:o="urn:schemas-microsoft-com:office:office" xmlns:oel="http://schemas.microsoft.com/office/2019/extlst" xmlns:r="http://schemas.openxmlformats.org/officeDocument/2006/relationships" xmlns:m="http://schemas.openxmlformats.org/officeDocument/2006/math" xmlns:v="urn:schemas-microsoft-com:vml" xmlns:wp14="http://schemas.microsoft.com/office/word/2010/wordprocessingDrawing" xmlns:wp="http://schemas.openxmlformats.org/drawingml/2006/wordprocessingDrawing" xmlns:w10="urn:schemas-microsoft-com:office:word" xmlns:w="http://schemas.openxmlformats.org/wordprocessingml/2006/main" xmlns:w14="http://schemas.microsoft.com/office/word/2010/wordml" xmlns:w15="http://schemas.microsoft.com/office/word/2012/wordml" xmlns:w16cex="http://schemas.microsoft.com/office/word/2018/wordml/cex" xmlns:w16cid="http://schemas.microsoft.com/office/word/2016/wordml/cid" xmlns:w16="http://schemas.microsoft.com/office/word/2018/wordml" xmlns:w16du="http://schemas.microsoft.com/office/word/2023/wordml/word16du" xmlns:w16sdtdh="http://schemas.microsoft.com/office/word/2020/wordml/sdtdatahash" xmlns:w16sdtfl="http://schemas.microsoft.com/office/word/2024/wordml/sdtformatlock" xmlns:w16se="http://schemas.microsoft.com/office/word/2015/wordml/symex" xmlns:wpg="http://schemas.microsoft.com/office/word/2010/wordprocessingGroup" xmlns:wpi="http://schemas.microsoft.com/office/word/2010/wordprocessingInk" xmlns:wne="http://schemas.microsoft.com/office/word/2006/wordml" xmlns:wps="http://schemas.microsoft.com/office/word/2010/wordprocessingShape" mc:Ignorable="w14 w15 w16se w16cid w16 w16cex w16sdtdh w16sdtfl w16du wp14">
   <w:abstractNum w:abstractNumId="0" w15:restartNumberingAfterBreak="0">
+    <w:nsid w:val="0082196E"/>
+    <w:multiLevelType w:val="multilevel"/>
+    <w:tmpl w:val="ABB24328"/>
+    <w:lvl w:ilvl="0">
+      <w:start w:val="1"/>
+      <w:numFmt w:val="bullet"/>
+      <w:lvlText w:val=""/>
+      <w:lvlJc w:val="left"/>
+      <w:pPr>
+        <w:tabs>
+          <w:tab w:val="num" w:pos="1440"/>
+        </w:tabs>
+        <w:ind w:left="1440" w:hanging="360"/>
+      </w:pPr>
+      <w:rPr>
+        <w:rFonts w:ascii="Symbol" w:hAnsi="Symbol" w:hint="default"/>
+        <w:sz w:val="20"/>
+      </w:rPr>
+    </w:lvl>
+    <w:lvl w:ilvl="1" w:tentative="1">
+      <w:start w:val="1"/>
+      <w:numFmt w:val="bullet"/>
+      <w:lvlText w:val="o"/>
+      <w:lvlJc w:val="left"/>
+      <w:pPr>
+        <w:tabs>
+          <w:tab w:val="num" w:pos="2160"/>
+        </w:tabs>
+        <w:ind w:left="2160" w:hanging="360"/>
+      </w:pPr>
+      <w:rPr>
+        <w:rFonts w:ascii="Courier New" w:hAnsi="Courier New" w:hint="default"/>
+        <w:sz w:val="20"/>
+      </w:rPr>
+    </w:lvl>
+    <w:lvl w:ilvl="2" w:tentative="1">
+      <w:start w:val="1"/>
+      <w:numFmt w:val="bullet"/>
+      <w:lvlText w:val=""/>
+      <w:lvlJc w:val="left"/>
+      <w:pPr>
+        <w:tabs>
+          <w:tab w:val="num" w:pos="2880"/>
+        </w:tabs>
+        <w:ind w:left="2880" w:hanging="360"/>
+      </w:pPr>
+      <w:rPr>
+        <w:rFonts w:ascii="Wingdings" w:hAnsi="Wingdings" w:hint="default"/>
+        <w:sz w:val="20"/>
+      </w:rPr>
+    </w:lvl>
+    <w:lvl w:ilvl="3" w:tentative="1">
+      <w:start w:val="1"/>
+      <w:numFmt w:val="bullet"/>
+      <w:lvlText w:val=""/>
+      <w:lvlJc w:val="left"/>
+      <w:pPr>
+        <w:tabs>
+          <w:tab w:val="num" w:pos="3600"/>
+        </w:tabs>
+        <w:ind w:left="3600" w:hanging="360"/>
+      </w:pPr>
+      <w:rPr>
+        <w:rFonts w:ascii="Wingdings" w:hAnsi="Wingdings" w:hint="default"/>
+        <w:sz w:val="20"/>
+      </w:rPr>
+    </w:lvl>
+    <w:lvl w:ilvl="4" w:tentative="1">
+      <w:start w:val="1"/>
+      <w:numFmt w:val="bullet"/>
+      <w:lvlText w:val=""/>
+      <w:lvlJc w:val="left"/>
+      <w:pPr>
+        <w:tabs>
+          <w:tab w:val="num" w:pos="4320"/>
+        </w:tabs>
+        <w:ind w:left="4320" w:hanging="360"/>
+      </w:pPr>
+      <w:rPr>
+        <w:rFonts w:ascii="Wingdings" w:hAnsi="Wingdings" w:hint="default"/>
+        <w:sz w:val="20"/>
+      </w:rPr>
+    </w:lvl>
+    <w:lvl w:ilvl="5" w:tentative="1">
+      <w:start w:val="1"/>
+      <w:numFmt w:val="bullet"/>
+      <w:lvlText w:val=""/>
+      <w:lvlJc w:val="left"/>
+      <w:pPr>
+        <w:tabs>
+          <w:tab w:val="num" w:pos="5040"/>
+        </w:tabs>
+        <w:ind w:left="5040" w:hanging="360"/>
+      </w:pPr>
+      <w:rPr>
+        <w:rFonts w:ascii="Wingdings" w:hAnsi="Wingdings" w:hint="default"/>
+        <w:sz w:val="20"/>
+      </w:rPr>
+    </w:lvl>
+    <w:lvl w:ilvl="6" w:tentative="1">
+      <w:start w:val="1"/>
+      <w:numFmt w:val="bullet"/>
+      <w:lvlText w:val=""/>
+      <w:lvlJc w:val="left"/>
+      <w:pPr>
+        <w:tabs>
+          <w:tab w:val="num" w:pos="5760"/>
+        </w:tabs>
+        <w:ind w:left="5760" w:hanging="360"/>
+      </w:pPr>
+      <w:rPr>
+        <w:rFonts w:ascii="Wingdings" w:hAnsi="Wingdings" w:hint="default"/>
+        <w:sz w:val="20"/>
+      </w:rPr>
+    </w:lvl>
+    <w:lvl w:ilvl="7" w:tentative="1">
+      <w:start w:val="1"/>
+      <w:numFmt w:val="bullet"/>
+      <w:lvlText w:val=""/>
+      <w:lvlJc w:val="left"/>
+      <w:pPr>
+        <w:tabs>
+          <w:tab w:val="num" w:pos="6480"/>
+        </w:tabs>
+        <w:ind w:left="6480" w:hanging="360"/>
+      </w:pPr>
+      <w:rPr>
+        <w:rFonts w:ascii="Wingdings" w:hAnsi="Wingdings" w:hint="default"/>
+        <w:sz w:val="20"/>
+      </w:rPr>
+    </w:lvl>
+    <w:lvl w:ilvl="8" w:tentative="1">
+      <w:start w:val="1"/>
+      <w:numFmt w:val="bullet"/>
+      <w:lvlText w:val=""/>
+      <w:lvlJc w:val="left"/>
+      <w:pPr>
+        <w:tabs>
+          <w:tab w:val="num" w:pos="7200"/>
+        </w:tabs>
+        <w:ind w:left="7200" w:hanging="360"/>
+      </w:pPr>
+      <w:rPr>
+        <w:rFonts w:ascii="Wingdings" w:hAnsi="Wingdings" w:hint="default"/>
+        <w:sz w:val="20"/>
+      </w:rPr>
+    </w:lvl>
+  </w:abstractNum>
+  <w:abstractNum w:abstractNumId="1" w15:restartNumberingAfterBreak="0">
+    <w:nsid w:val="03C972E8"/>
+    <w:multiLevelType w:val="multilevel"/>
+    <w:tmpl w:val="F1863094"/>
+    <w:lvl w:ilvl="0">
+      <w:start w:val="1"/>
+      <w:numFmt w:val="bullet"/>
+      <w:lvlText w:val=""/>
+      <w:lvlJc w:val="left"/>
+      <w:pPr>
+        <w:tabs>
+          <w:tab w:val="num" w:pos="720"/>
+        </w:tabs>
+        <w:ind w:left="720" w:hanging="360"/>
+      </w:pPr>
+      <w:rPr>
+        <w:rFonts w:ascii="Symbol" w:hAnsi="Symbol" w:hint="default"/>
+        <w:sz w:val="20"/>
+      </w:rPr>
+    </w:lvl>
+    <w:lvl w:ilvl="1" w:tentative="1">
+      <w:start w:val="1"/>
+      <w:numFmt w:val="bullet"/>
+      <w:lvlText w:val="o"/>
+      <w:lvlJc w:val="left"/>
+      <w:pPr>
+        <w:tabs>
+          <w:tab w:val="num" w:pos="1440"/>
+        </w:tabs>
+        <w:ind w:left="1440" w:hanging="360"/>
+      </w:pPr>
+      <w:rPr>
+        <w:rFonts w:ascii="Courier New" w:hAnsi="Courier New" w:hint="default"/>
+        <w:sz w:val="20"/>
+      </w:rPr>
+    </w:lvl>
+    <w:lvl w:ilvl="2" w:tentative="1">
+      <w:start w:val="1"/>
+      <w:numFmt w:val="bullet"/>
+      <w:lvlText w:val=""/>
+      <w:lvlJc w:val="left"/>
+      <w:pPr>
+        <w:tabs>
+          <w:tab w:val="num" w:pos="2160"/>
+        </w:tabs>
+        <w:ind w:left="2160" w:hanging="360"/>
+      </w:pPr>
+      <w:rPr>
+        <w:rFonts w:ascii="Wingdings" w:hAnsi="Wingdings" w:hint="default"/>
+        <w:sz w:val="20"/>
+      </w:rPr>
+    </w:lvl>
+    <w:lvl w:ilvl="3" w:tentative="1">
+      <w:start w:val="1"/>
+      <w:numFmt w:val="bullet"/>
+      <w:lvlText w:val=""/>
+      <w:lvlJc w:val="left"/>
+      <w:pPr>
+        <w:tabs>
+          <w:tab w:val="num" w:pos="2880"/>
+        </w:tabs>
+        <w:ind w:left="2880" w:hanging="360"/>
+      </w:pPr>
+      <w:rPr>
+        <w:rFonts w:ascii="Wingdings" w:hAnsi="Wingdings" w:hint="default"/>
+        <w:sz w:val="20"/>
+      </w:rPr>
+    </w:lvl>
+    <w:lvl w:ilvl="4" w:tentative="1">
+      <w:start w:val="1"/>
+      <w:numFmt w:val="bullet"/>
+      <w:lvlText w:val=""/>
+      <w:lvlJc w:val="left"/>
+      <w:pPr>
+        <w:tabs>
+          <w:tab w:val="num" w:pos="3600"/>
+        </w:tabs>
+        <w:ind w:left="3600" w:hanging="360"/>
+      </w:pPr>
+      <w:rPr>
+        <w:rFonts w:ascii="Wingdings" w:hAnsi="Wingdings" w:hint="default"/>
+        <w:sz w:val="20"/>
+      </w:rPr>
+    </w:lvl>
+    <w:lvl w:ilvl="5" w:tentative="1">
+      <w:start w:val="1"/>
+      <w:numFmt w:val="bullet"/>
+      <w:lvlText w:val=""/>
+      <w:lvlJc w:val="left"/>
+      <w:pPr>
+        <w:tabs>
+          <w:tab w:val="num" w:pos="4320"/>
+        </w:tabs>
+        <w:ind w:left="4320" w:hanging="360"/>
+      </w:pPr>
+      <w:rPr>
+        <w:rFonts w:ascii="Wingdings" w:hAnsi="Wingdings" w:hint="default"/>
+        <w:sz w:val="20"/>
+      </w:rPr>
+    </w:lvl>
+    <w:lvl w:ilvl="6" w:tentative="1">
+      <w:start w:val="1"/>
+      <w:numFmt w:val="bullet"/>
+      <w:lvlText w:val=""/>
+      <w:lvlJc w:val="left"/>
+      <w:pPr>
+        <w:tabs>
+          <w:tab w:val="num" w:pos="5040"/>
+        </w:tabs>
+        <w:ind w:left="5040" w:hanging="360"/>
+      </w:pPr>
+      <w:rPr>
+        <w:rFonts w:ascii="Wingdings" w:hAnsi="Wingdings" w:hint="default"/>
+        <w:sz w:val="20"/>
+      </w:rPr>
+    </w:lvl>
+    <w:lvl w:ilvl="7" w:tentative="1">
+      <w:start w:val="1"/>
+      <w:numFmt w:val="bullet"/>
+      <w:lvlText w:val=""/>
+      <w:lvlJc w:val="left"/>
+      <w:pPr>
+        <w:tabs>
+          <w:tab w:val="num" w:pos="5760"/>
+        </w:tabs>
+        <w:ind w:left="5760" w:hanging="360"/>
+      </w:pPr>
+      <w:rPr>
+        <w:rFonts w:ascii="Wingdings" w:hAnsi="Wingdings" w:hint="default"/>
+        <w:sz w:val="20"/>
+      </w:rPr>
+    </w:lvl>
+    <w:lvl w:ilvl="8" w:tentative="1">
+      <w:start w:val="1"/>
+      <w:numFmt w:val="bullet"/>
+      <w:lvlText w:val=""/>
+      <w:lvlJc w:val="left"/>
+      <w:pPr>
+        <w:tabs>
+          <w:tab w:val="num" w:pos="6480"/>
+        </w:tabs>
+        <w:ind w:left="6480" w:hanging="360"/>
+      </w:pPr>
+      <w:rPr>
+        <w:rFonts w:ascii="Wingdings" w:hAnsi="Wingdings" w:hint="default"/>
+        <w:sz w:val="20"/>
+      </w:rPr>
+    </w:lvl>
+  </w:abstractNum>
+  <w:abstractNum w:abstractNumId="2" w15:restartNumberingAfterBreak="0">
+    <w:nsid w:val="08B66A6D"/>
+    <w:multiLevelType w:val="multilevel"/>
+    <w:tmpl w:val="62B2CCC2"/>
+    <w:lvl w:ilvl="0">
+      <w:start w:val="1"/>
+      <w:numFmt w:val="bullet"/>
+      <w:lvlText w:val=""/>
+      <w:lvlJc w:val="left"/>
+      <w:pPr>
+        <w:tabs>
+          <w:tab w:val="num" w:pos="720"/>
+        </w:tabs>
+        <w:ind w:left="720" w:hanging="360"/>
+      </w:pPr>
+      <w:rPr>
+        <w:rFonts w:ascii="Symbol" w:hAnsi="Symbol" w:hint="default"/>
+        <w:sz w:val="20"/>
+      </w:rPr>
+    </w:lvl>
+    <w:lvl w:ilvl="1" w:tentative="1">
+      <w:start w:val="1"/>
+      <w:numFmt w:val="bullet"/>
+      <w:lvlText w:val="o"/>
+      <w:lvlJc w:val="left"/>
+      <w:pPr>
+        <w:tabs>
+          <w:tab w:val="num" w:pos="1440"/>
+        </w:tabs>
+        <w:ind w:left="1440" w:hanging="360"/>
+      </w:pPr>
+      <w:rPr>
+        <w:rFonts w:ascii="Courier New" w:hAnsi="Courier New" w:hint="default"/>
+        <w:sz w:val="20"/>
+      </w:rPr>
+    </w:lvl>
+    <w:lvl w:ilvl="2" w:tentative="1">
+      <w:start w:val="1"/>
+      <w:numFmt w:val="bullet"/>
+      <w:lvlText w:val=""/>
+      <w:lvlJc w:val="left"/>
+      <w:pPr>
+        <w:tabs>
+          <w:tab w:val="num" w:pos="2160"/>
+        </w:tabs>
+        <w:ind w:left="2160" w:hanging="360"/>
+      </w:pPr>
+      <w:rPr>
+        <w:rFonts w:ascii="Wingdings" w:hAnsi="Wingdings" w:hint="default"/>
+        <w:sz w:val="20"/>
+      </w:rPr>
+    </w:lvl>
+    <w:lvl w:ilvl="3" w:tentative="1">
+      <w:start w:val="1"/>
+      <w:numFmt w:val="bullet"/>
+      <w:lvlText w:val=""/>
+      <w:lvlJc w:val="left"/>
+      <w:pPr>
+        <w:tabs>
+          <w:tab w:val="num" w:pos="2880"/>
+        </w:tabs>
+        <w:ind w:left="2880" w:hanging="360"/>
+      </w:pPr>
+      <w:rPr>
+        <w:rFonts w:ascii="Wingdings" w:hAnsi="Wingdings" w:hint="default"/>
+        <w:sz w:val="20"/>
+      </w:rPr>
+    </w:lvl>
+    <w:lvl w:ilvl="4" w:tentative="1">
+      <w:start w:val="1"/>
+      <w:numFmt w:val="bullet"/>
+      <w:lvlText w:val=""/>
+      <w:lvlJc w:val="left"/>
+      <w:pPr>
+        <w:tabs>
+          <w:tab w:val="num" w:pos="3600"/>
+        </w:tabs>
+        <w:ind w:left="3600" w:hanging="360"/>
+      </w:pPr>
+      <w:rPr>
+        <w:rFonts w:ascii="Wingdings" w:hAnsi="Wingdings" w:hint="default"/>
+        <w:sz w:val="20"/>
+      </w:rPr>
+    </w:lvl>
+    <w:lvl w:ilvl="5" w:tentative="1">
+      <w:start w:val="1"/>
+      <w:numFmt w:val="bullet"/>
+      <w:lvlText w:val=""/>
+      <w:lvlJc w:val="left"/>
+      <w:pPr>
+        <w:tabs>
+          <w:tab w:val="num" w:pos="4320"/>
+        </w:tabs>
+        <w:ind w:left="4320" w:hanging="360"/>
+      </w:pPr>
+      <w:rPr>
+        <w:rFonts w:ascii="Wingdings" w:hAnsi="Wingdings" w:hint="default"/>
+        <w:sz w:val="20"/>
+      </w:rPr>
+    </w:lvl>
+    <w:lvl w:ilvl="6" w:tentative="1">
+      <w:start w:val="1"/>
+      <w:numFmt w:val="bullet"/>
+      <w:lvlText w:val=""/>
+      <w:lvlJc w:val="left"/>
+      <w:pPr>
+        <w:tabs>
+          <w:tab w:val="num" w:pos="5040"/>
+        </w:tabs>
+        <w:ind w:left="5040" w:hanging="360"/>
+      </w:pPr>
+      <w:rPr>
+        <w:rFonts w:ascii="Wingdings" w:hAnsi="Wingdings" w:hint="default"/>
+        <w:sz w:val="20"/>
+      </w:rPr>
+    </w:lvl>
+    <w:lvl w:ilvl="7" w:tentative="1">
+      <w:start w:val="1"/>
+      <w:numFmt w:val="bullet"/>
+      <w:lvlText w:val=""/>
+      <w:lvlJc w:val="left"/>
+      <w:pPr>
+        <w:tabs>
+          <w:tab w:val="num" w:pos="5760"/>
+        </w:tabs>
+        <w:ind w:left="5760" w:hanging="360"/>
+      </w:pPr>
+      <w:rPr>
+        <w:rFonts w:ascii="Wingdings" w:hAnsi="Wingdings" w:hint="default"/>
+        <w:sz w:val="20"/>
+      </w:rPr>
+    </w:lvl>
+    <w:lvl w:ilvl="8" w:tentative="1">
+      <w:start w:val="1"/>
+      <w:numFmt w:val="bullet"/>
+      <w:lvlText w:val=""/>
+      <w:lvlJc w:val="left"/>
+      <w:pPr>
+        <w:tabs>
+          <w:tab w:val="num" w:pos="6480"/>
+        </w:tabs>
+        <w:ind w:left="6480" w:hanging="360"/>
+      </w:pPr>
+      <w:rPr>
+        <w:rFonts w:ascii="Wingdings" w:hAnsi="Wingdings" w:hint="default"/>
+        <w:sz w:val="20"/>
+      </w:rPr>
+    </w:lvl>
+  </w:abstractNum>
+  <w:abstractNum w:abstractNumId="3" w15:restartNumberingAfterBreak="0">
+    <w:nsid w:val="09843305"/>
+    <w:multiLevelType w:val="multilevel"/>
+    <w:tmpl w:val="F6EA373A"/>
+    <w:lvl w:ilvl="0">
+      <w:start w:val="1"/>
+      <w:numFmt w:val="bullet"/>
+      <w:lvlText w:val=""/>
+      <w:lvlJc w:val="left"/>
+      <w:pPr>
+        <w:tabs>
+          <w:tab w:val="num" w:pos="720"/>
+        </w:tabs>
+        <w:ind w:left="720" w:hanging="360"/>
+      </w:pPr>
+      <w:rPr>
+        <w:rFonts w:ascii="Symbol" w:hAnsi="Symbol" w:hint="default"/>
+        <w:sz w:val="20"/>
+      </w:rPr>
+    </w:lvl>
+    <w:lvl w:ilvl="1">
+      <w:start w:val="1"/>
+      <w:numFmt w:val="bullet"/>
+      <w:lvlText w:val="o"/>
+      <w:lvlJc w:val="left"/>
+      <w:pPr>
+        <w:tabs>
+          <w:tab w:val="num" w:pos="1440"/>
+        </w:tabs>
+        <w:ind w:left="1440" w:hanging="360"/>
+      </w:pPr>
+      <w:rPr>
+        <w:rFonts w:ascii="Courier New" w:hAnsi="Courier New" w:hint="default"/>
+        <w:sz w:val="20"/>
+      </w:rPr>
+    </w:lvl>
+    <w:lvl w:ilvl="2" w:tentative="1">
+      <w:start w:val="1"/>
+      <w:numFmt w:val="bullet"/>
+      <w:lvlText w:val=""/>
+      <w:lvlJc w:val="left"/>
+      <w:pPr>
+        <w:tabs>
+          <w:tab w:val="num" w:pos="2160"/>
+        </w:tabs>
+        <w:ind w:left="2160" w:hanging="360"/>
+      </w:pPr>
+      <w:rPr>
+        <w:rFonts w:ascii="Wingdings" w:hAnsi="Wingdings" w:hint="default"/>
+        <w:sz w:val="20"/>
+      </w:rPr>
+    </w:lvl>
+    <w:lvl w:ilvl="3" w:tentative="1">
+      <w:start w:val="1"/>
+      <w:numFmt w:val="bullet"/>
+      <w:lvlText w:val=""/>
+      <w:lvlJc w:val="left"/>
+      <w:pPr>
+        <w:tabs>
+          <w:tab w:val="num" w:pos="2880"/>
+        </w:tabs>
+        <w:ind w:left="2880" w:hanging="360"/>
+      </w:pPr>
+      <w:rPr>
+        <w:rFonts w:ascii="Wingdings" w:hAnsi="Wingdings" w:hint="default"/>
+        <w:sz w:val="20"/>
+      </w:rPr>
+    </w:lvl>
+    <w:lvl w:ilvl="4" w:tentative="1">
+      <w:start w:val="1"/>
+      <w:numFmt w:val="bullet"/>
+      <w:lvlText w:val=""/>
+      <w:lvlJc w:val="left"/>
+      <w:pPr>
+        <w:tabs>
+          <w:tab w:val="num" w:pos="3600"/>
+        </w:tabs>
+        <w:ind w:left="3600" w:hanging="360"/>
+      </w:pPr>
+      <w:rPr>
+        <w:rFonts w:ascii="Wingdings" w:hAnsi="Wingdings" w:hint="default"/>
+        <w:sz w:val="20"/>
+      </w:rPr>
+    </w:lvl>
+    <w:lvl w:ilvl="5" w:tentative="1">
+      <w:start w:val="1"/>
+      <w:numFmt w:val="bullet"/>
+      <w:lvlText w:val=""/>
+      <w:lvlJc w:val="left"/>
+      <w:pPr>
+        <w:tabs>
+          <w:tab w:val="num" w:pos="4320"/>
+        </w:tabs>
+        <w:ind w:left="4320" w:hanging="360"/>
+      </w:pPr>
+      <w:rPr>
+        <w:rFonts w:ascii="Wingdings" w:hAnsi="Wingdings" w:hint="default"/>
+        <w:sz w:val="20"/>
+      </w:rPr>
+    </w:lvl>
+    <w:lvl w:ilvl="6" w:tentative="1">
+      <w:start w:val="1"/>
+      <w:numFmt w:val="bullet"/>
+      <w:lvlText w:val=""/>
+      <w:lvlJc w:val="left"/>
+      <w:pPr>
+        <w:tabs>
+          <w:tab w:val="num" w:pos="5040"/>
+        </w:tabs>
+        <w:ind w:left="5040" w:hanging="360"/>
+      </w:pPr>
+      <w:rPr>
+        <w:rFonts w:ascii="Wingdings" w:hAnsi="Wingdings" w:hint="default"/>
+        <w:sz w:val="20"/>
+      </w:rPr>
+    </w:lvl>
+    <w:lvl w:ilvl="7" w:tentative="1">
+      <w:start w:val="1"/>
+      <w:numFmt w:val="bullet"/>
+      <w:lvlText w:val=""/>
+      <w:lvlJc w:val="left"/>
+      <w:pPr>
+        <w:tabs>
+          <w:tab w:val="num" w:pos="5760"/>
+        </w:tabs>
+        <w:ind w:left="5760" w:hanging="360"/>
+      </w:pPr>
+      <w:rPr>
+        <w:rFonts w:ascii="Wingdings" w:hAnsi="Wingdings" w:hint="default"/>
+        <w:sz w:val="20"/>
+      </w:rPr>
+    </w:lvl>
+    <w:lvl w:ilvl="8" w:tentative="1">
+      <w:start w:val="1"/>
+      <w:numFmt w:val="bullet"/>
+      <w:lvlText w:val=""/>
+      <w:lvlJc w:val="left"/>
+      <w:pPr>
+        <w:tabs>
+          <w:tab w:val="num" w:pos="6480"/>
+        </w:tabs>
+        <w:ind w:left="6480" w:hanging="360"/>
+      </w:pPr>
+      <w:rPr>
+        <w:rFonts w:ascii="Wingdings" w:hAnsi="Wingdings" w:hint="default"/>
+        <w:sz w:val="20"/>
+      </w:rPr>
+    </w:lvl>
+  </w:abstractNum>
+  <w:abstractNum w:abstractNumId="4" w15:restartNumberingAfterBreak="0">
+    <w:nsid w:val="0ED36A0E"/>
+    <w:multiLevelType w:val="multilevel"/>
+    <w:tmpl w:val="ACF4BCFA"/>
+    <w:lvl w:ilvl="0">
+      <w:start w:val="1"/>
+      <w:numFmt w:val="bullet"/>
+      <w:lvlText w:val=""/>
+      <w:lvlJc w:val="left"/>
+      <w:pPr>
+        <w:tabs>
+          <w:tab w:val="num" w:pos="720"/>
+        </w:tabs>
+        <w:ind w:left="720" w:hanging="360"/>
+      </w:pPr>
+      <w:rPr>
+        <w:rFonts w:ascii="Symbol" w:hAnsi="Symbol" w:hint="default"/>
+        <w:sz w:val="20"/>
+      </w:rPr>
+    </w:lvl>
+    <w:lvl w:ilvl="1">
+      <w:start w:val="1"/>
+      <w:numFmt w:val="bullet"/>
+      <w:lvlText w:val="o"/>
+      <w:lvlJc w:val="left"/>
+      <w:pPr>
+        <w:tabs>
+          <w:tab w:val="num" w:pos="1440"/>
+        </w:tabs>
+        <w:ind w:left="1440" w:hanging="360"/>
+      </w:pPr>
+      <w:rPr>
+        <w:rFonts w:ascii="Courier New" w:hAnsi="Courier New" w:hint="default"/>
+        <w:sz w:val="20"/>
+      </w:rPr>
+    </w:lvl>
+    <w:lvl w:ilvl="2" w:tentative="1">
+      <w:start w:val="1"/>
+      <w:numFmt w:val="bullet"/>
+      <w:lvlText w:val=""/>
+      <w:lvlJc w:val="left"/>
+      <w:pPr>
+        <w:tabs>
+          <w:tab w:val="num" w:pos="2160"/>
+        </w:tabs>
+        <w:ind w:left="2160" w:hanging="360"/>
+      </w:pPr>
+      <w:rPr>
+        <w:rFonts w:ascii="Wingdings" w:hAnsi="Wingdings" w:hint="default"/>
+        <w:sz w:val="20"/>
+      </w:rPr>
+    </w:lvl>
+    <w:lvl w:ilvl="3" w:tentative="1">
+      <w:start w:val="1"/>
+      <w:numFmt w:val="bullet"/>
+      <w:lvlText w:val=""/>
+      <w:lvlJc w:val="left"/>
+      <w:pPr>
+        <w:tabs>
+          <w:tab w:val="num" w:pos="2880"/>
+        </w:tabs>
+        <w:ind w:left="2880" w:hanging="360"/>
+      </w:pPr>
+      <w:rPr>
+        <w:rFonts w:ascii="Wingdings" w:hAnsi="Wingdings" w:hint="default"/>
+        <w:sz w:val="20"/>
+      </w:rPr>
+    </w:lvl>
+    <w:lvl w:ilvl="4" w:tentative="1">
+      <w:start w:val="1"/>
+      <w:numFmt w:val="bullet"/>
+      <w:lvlText w:val=""/>
+      <w:lvlJc w:val="left"/>
+      <w:pPr>
+        <w:tabs>
+          <w:tab w:val="num" w:pos="3600"/>
+        </w:tabs>
+        <w:ind w:left="3600" w:hanging="360"/>
+      </w:pPr>
+      <w:rPr>
+        <w:rFonts w:ascii="Wingdings" w:hAnsi="Wingdings" w:hint="default"/>
+        <w:sz w:val="20"/>
+      </w:rPr>
+    </w:lvl>
+    <w:lvl w:ilvl="5" w:tentative="1">
+      <w:start w:val="1"/>
+      <w:numFmt w:val="bullet"/>
+      <w:lvlText w:val=""/>
+      <w:lvlJc w:val="left"/>
+      <w:pPr>
+        <w:tabs>
+          <w:tab w:val="num" w:pos="4320"/>
+        </w:tabs>
+        <w:ind w:left="4320" w:hanging="360"/>
+      </w:pPr>
+      <w:rPr>
+        <w:rFonts w:ascii="Wingdings" w:hAnsi="Wingdings" w:hint="default"/>
+        <w:sz w:val="20"/>
+      </w:rPr>
+    </w:lvl>
+    <w:lvl w:ilvl="6" w:tentative="1">
+      <w:start w:val="1"/>
+      <w:numFmt w:val="bullet"/>
+      <w:lvlText w:val=""/>
+      <w:lvlJc w:val="left"/>
+      <w:pPr>
+        <w:tabs>
+          <w:tab w:val="num" w:pos="5040"/>
+        </w:tabs>
+        <w:ind w:left="5040" w:hanging="360"/>
+      </w:pPr>
+      <w:rPr>
+        <w:rFonts w:ascii="Wingdings" w:hAnsi="Wingdings" w:hint="default"/>
+        <w:sz w:val="20"/>
+      </w:rPr>
+    </w:lvl>
+    <w:lvl w:ilvl="7" w:tentative="1">
+      <w:start w:val="1"/>
+      <w:numFmt w:val="bullet"/>
+      <w:lvlText w:val=""/>
+      <w:lvlJc w:val="left"/>
+      <w:pPr>
+        <w:tabs>
+          <w:tab w:val="num" w:pos="5760"/>
+        </w:tabs>
+        <w:ind w:left="5760" w:hanging="360"/>
+      </w:pPr>
+      <w:rPr>
+        <w:rFonts w:ascii="Wingdings" w:hAnsi="Wingdings" w:hint="default"/>
+        <w:sz w:val="20"/>
+      </w:rPr>
+    </w:lvl>
+    <w:lvl w:ilvl="8" w:tentative="1">
+      <w:start w:val="1"/>
+      <w:numFmt w:val="bullet"/>
+      <w:lvlText w:val=""/>
+      <w:lvlJc w:val="left"/>
+      <w:pPr>
+        <w:tabs>
+          <w:tab w:val="num" w:pos="6480"/>
+        </w:tabs>
+        <w:ind w:left="6480" w:hanging="360"/>
+      </w:pPr>
+      <w:rPr>
+        <w:rFonts w:ascii="Wingdings" w:hAnsi="Wingdings" w:hint="default"/>
+        <w:sz w:val="20"/>
+      </w:rPr>
+    </w:lvl>
+  </w:abstractNum>
+  <w:abstractNum w:abstractNumId="5" w15:restartNumberingAfterBreak="0">
+    <w:nsid w:val="0F322EC1"/>
+    <w:multiLevelType w:val="multilevel"/>
+    <w:tmpl w:val="D4344578"/>
+    <w:lvl w:ilvl="0">
+      <w:start w:val="1"/>
+      <w:numFmt w:val="bullet"/>
+      <w:lvlText w:val=""/>
+      <w:lvlJc w:val="left"/>
+      <w:pPr>
+        <w:tabs>
+          <w:tab w:val="num" w:pos="720"/>
+        </w:tabs>
+        <w:ind w:left="720" w:hanging="360"/>
+      </w:pPr>
+      <w:rPr>
+        <w:rFonts w:ascii="Symbol" w:hAnsi="Symbol" w:hint="default"/>
+        <w:sz w:val="20"/>
+      </w:rPr>
+    </w:lvl>
+    <w:lvl w:ilvl="1">
+      <w:start w:val="1"/>
+      <w:numFmt w:val="bullet"/>
+      <w:lvlText w:val="o"/>
+      <w:lvlJc w:val="left"/>
+      <w:pPr>
+        <w:tabs>
+          <w:tab w:val="num" w:pos="1440"/>
+        </w:tabs>
+        <w:ind w:left="1440" w:hanging="360"/>
+      </w:pPr>
+      <w:rPr>
+        <w:rFonts w:ascii="Courier New" w:hAnsi="Courier New" w:hint="default"/>
+        <w:sz w:val="20"/>
+      </w:rPr>
+    </w:lvl>
+    <w:lvl w:ilvl="2" w:tentative="1">
+      <w:start w:val="1"/>
+      <w:numFmt w:val="bullet"/>
+      <w:lvlText w:val=""/>
+      <w:lvlJc w:val="left"/>
+      <w:pPr>
+        <w:tabs>
+          <w:tab w:val="num" w:pos="2160"/>
+        </w:tabs>
+        <w:ind w:left="2160" w:hanging="360"/>
+      </w:pPr>
+      <w:rPr>
+        <w:rFonts w:ascii="Wingdings" w:hAnsi="Wingdings" w:hint="default"/>
+        <w:sz w:val="20"/>
+      </w:rPr>
+    </w:lvl>
+    <w:lvl w:ilvl="3" w:tentative="1">
+      <w:start w:val="1"/>
+      <w:numFmt w:val="bullet"/>
+      <w:lvlText w:val=""/>
+      <w:lvlJc w:val="left"/>
+      <w:pPr>
+        <w:tabs>
+          <w:tab w:val="num" w:pos="2880"/>
+        </w:tabs>
+        <w:ind w:left="2880" w:hanging="360"/>
+      </w:pPr>
+      <w:rPr>
+        <w:rFonts w:ascii="Wingdings" w:hAnsi="Wingdings" w:hint="default"/>
+        <w:sz w:val="20"/>
+      </w:rPr>
+    </w:lvl>
+    <w:lvl w:ilvl="4" w:tentative="1">
+      <w:start w:val="1"/>
+      <w:numFmt w:val="bullet"/>
+      <w:lvlText w:val=""/>
+      <w:lvlJc w:val="left"/>
+      <w:pPr>
+        <w:tabs>
+          <w:tab w:val="num" w:pos="3600"/>
+        </w:tabs>
+        <w:ind w:left="3600" w:hanging="360"/>
+      </w:pPr>
+      <w:rPr>
+        <w:rFonts w:ascii="Wingdings" w:hAnsi="Wingdings" w:hint="default"/>
+        <w:sz w:val="20"/>
+      </w:rPr>
+    </w:lvl>
+    <w:lvl w:ilvl="5" w:tentative="1">
+      <w:start w:val="1"/>
+      <w:numFmt w:val="bullet"/>
+      <w:lvlText w:val=""/>
+      <w:lvlJc w:val="left"/>
+      <w:pPr>
+        <w:tabs>
+          <w:tab w:val="num" w:pos="4320"/>
+        </w:tabs>
+        <w:ind w:left="4320" w:hanging="360"/>
+      </w:pPr>
+      <w:rPr>
+        <w:rFonts w:ascii="Wingdings" w:hAnsi="Wingdings" w:hint="default"/>
+        <w:sz w:val="20"/>
+      </w:rPr>
+    </w:lvl>
+    <w:lvl w:ilvl="6" w:tentative="1">
+      <w:start w:val="1"/>
+      <w:numFmt w:val="bullet"/>
+      <w:lvlText w:val=""/>
+      <w:lvlJc w:val="left"/>
+      <w:pPr>
+        <w:tabs>
+          <w:tab w:val="num" w:pos="5040"/>
+        </w:tabs>
+        <w:ind w:left="5040" w:hanging="360"/>
+      </w:pPr>
+      <w:rPr>
+        <w:rFonts w:ascii="Wingdings" w:hAnsi="Wingdings" w:hint="default"/>
+        <w:sz w:val="20"/>
+      </w:rPr>
+    </w:lvl>
+    <w:lvl w:ilvl="7" w:tentative="1">
+      <w:start w:val="1"/>
+      <w:numFmt w:val="bullet"/>
+      <w:lvlText w:val=""/>
+      <w:lvlJc w:val="left"/>
+      <w:pPr>
+        <w:tabs>
+          <w:tab w:val="num" w:pos="5760"/>
+        </w:tabs>
+        <w:ind w:left="5760" w:hanging="360"/>
+      </w:pPr>
+      <w:rPr>
+        <w:rFonts w:ascii="Wingdings" w:hAnsi="Wingdings" w:hint="default"/>
+        <w:sz w:val="20"/>
+      </w:rPr>
+    </w:lvl>
+    <w:lvl w:ilvl="8" w:tentative="1">
+      <w:start w:val="1"/>
+      <w:numFmt w:val="bullet"/>
+      <w:lvlText w:val=""/>
+      <w:lvlJc w:val="left"/>
+      <w:pPr>
+        <w:tabs>
+          <w:tab w:val="num" w:pos="6480"/>
+        </w:tabs>
+        <w:ind w:left="6480" w:hanging="360"/>
+      </w:pPr>
+      <w:rPr>
+        <w:rFonts w:ascii="Wingdings" w:hAnsi="Wingdings" w:hint="default"/>
+        <w:sz w:val="20"/>
+      </w:rPr>
+    </w:lvl>
+  </w:abstractNum>
+  <w:abstractNum w:abstractNumId="6" w15:restartNumberingAfterBreak="0">
+    <w:nsid w:val="146F1BDE"/>
+    <w:multiLevelType w:val="multilevel"/>
+    <w:tmpl w:val="8BE6957C"/>
+    <w:lvl w:ilvl="0">
+      <w:start w:val="1"/>
+      <w:numFmt w:val="bullet"/>
+      <w:lvlText w:val=""/>
+      <w:lvlJc w:val="left"/>
+      <w:pPr>
+        <w:tabs>
+          <w:tab w:val="num" w:pos="720"/>
+        </w:tabs>
+        <w:ind w:left="720" w:hanging="360"/>
+      </w:pPr>
+      <w:rPr>
+        <w:rFonts w:ascii="Symbol" w:hAnsi="Symbol" w:hint="default"/>
+        <w:sz w:val="20"/>
+      </w:rPr>
+    </w:lvl>
+    <w:lvl w:ilvl="1">
+      <w:start w:val="1"/>
+      <w:numFmt w:val="bullet"/>
+      <w:lvlText w:val="o"/>
+      <w:lvlJc w:val="left"/>
+      <w:pPr>
+        <w:tabs>
+          <w:tab w:val="num" w:pos="1440"/>
+        </w:tabs>
+        <w:ind w:left="1440" w:hanging="360"/>
+      </w:pPr>
+      <w:rPr>
+        <w:rFonts w:ascii="Courier New" w:hAnsi="Courier New" w:hint="default"/>
+        <w:sz w:val="20"/>
+      </w:rPr>
+    </w:lvl>
+    <w:lvl w:ilvl="2" w:tentative="1">
+      <w:start w:val="1"/>
+      <w:numFmt w:val="bullet"/>
+      <w:lvlText w:val=""/>
+      <w:lvlJc w:val="left"/>
+      <w:pPr>
+        <w:tabs>
+          <w:tab w:val="num" w:pos="2160"/>
+        </w:tabs>
+        <w:ind w:left="2160" w:hanging="360"/>
+      </w:pPr>
+      <w:rPr>
+        <w:rFonts w:ascii="Wingdings" w:hAnsi="Wingdings" w:hint="default"/>
+        <w:sz w:val="20"/>
+      </w:rPr>
+    </w:lvl>
+    <w:lvl w:ilvl="3" w:tentative="1">
+      <w:start w:val="1"/>
+      <w:numFmt w:val="bullet"/>
+      <w:lvlText w:val=""/>
+      <w:lvlJc w:val="left"/>
+      <w:pPr>
+        <w:tabs>
+          <w:tab w:val="num" w:pos="2880"/>
+        </w:tabs>
+        <w:ind w:left="2880" w:hanging="360"/>
+      </w:pPr>
+      <w:rPr>
+        <w:rFonts w:ascii="Wingdings" w:hAnsi="Wingdings" w:hint="default"/>
+        <w:sz w:val="20"/>
+      </w:rPr>
+    </w:lvl>
+    <w:lvl w:ilvl="4" w:tentative="1">
+      <w:start w:val="1"/>
+      <w:numFmt w:val="bullet"/>
+      <w:lvlText w:val=""/>
+      <w:lvlJc w:val="left"/>
+      <w:pPr>
+        <w:tabs>
+          <w:tab w:val="num" w:pos="3600"/>
+        </w:tabs>
+        <w:ind w:left="3600" w:hanging="360"/>
+      </w:pPr>
+      <w:rPr>
+        <w:rFonts w:ascii="Wingdings" w:hAnsi="Wingdings" w:hint="default"/>
+        <w:sz w:val="20"/>
+      </w:rPr>
+    </w:lvl>
+    <w:lvl w:ilvl="5" w:tentative="1">
+      <w:start w:val="1"/>
+      <w:numFmt w:val="bullet"/>
+      <w:lvlText w:val=""/>
+      <w:lvlJc w:val="left"/>
+      <w:pPr>
+        <w:tabs>
+          <w:tab w:val="num" w:pos="4320"/>
+        </w:tabs>
+        <w:ind w:left="4320" w:hanging="360"/>
+      </w:pPr>
+      <w:rPr>
+        <w:rFonts w:ascii="Wingdings" w:hAnsi="Wingdings" w:hint="default"/>
+        <w:sz w:val="20"/>
+      </w:rPr>
+    </w:lvl>
+    <w:lvl w:ilvl="6" w:tentative="1">
+      <w:start w:val="1"/>
+      <w:numFmt w:val="bullet"/>
+      <w:lvlText w:val=""/>
+      <w:lvlJc w:val="left"/>
+      <w:pPr>
+        <w:tabs>
+          <w:tab w:val="num" w:pos="5040"/>
+        </w:tabs>
+        <w:ind w:left="5040" w:hanging="360"/>
+      </w:pPr>
+      <w:rPr>
+        <w:rFonts w:ascii="Wingdings" w:hAnsi="Wingdings" w:hint="default"/>
+        <w:sz w:val="20"/>
+      </w:rPr>
+    </w:lvl>
+    <w:lvl w:ilvl="7" w:tentative="1">
+      <w:start w:val="1"/>
+      <w:numFmt w:val="bullet"/>
+      <w:lvlText w:val=""/>
+      <w:lvlJc w:val="left"/>
+      <w:pPr>
+        <w:tabs>
+          <w:tab w:val="num" w:pos="5760"/>
+        </w:tabs>
+        <w:ind w:left="5760" w:hanging="360"/>
+      </w:pPr>
+      <w:rPr>
+        <w:rFonts w:ascii="Wingdings" w:hAnsi="Wingdings" w:hint="default"/>
+        <w:sz w:val="20"/>
+      </w:rPr>
+    </w:lvl>
+    <w:lvl w:ilvl="8" w:tentative="1">
+      <w:start w:val="1"/>
+      <w:numFmt w:val="bullet"/>
+      <w:lvlText w:val=""/>
+      <w:lvlJc w:val="left"/>
+      <w:pPr>
+        <w:tabs>
+          <w:tab w:val="num" w:pos="6480"/>
+        </w:tabs>
+        <w:ind w:left="6480" w:hanging="360"/>
+      </w:pPr>
+      <w:rPr>
+        <w:rFonts w:ascii="Wingdings" w:hAnsi="Wingdings" w:hint="default"/>
+        <w:sz w:val="20"/>
+      </w:rPr>
+    </w:lvl>
+  </w:abstractNum>
+  <w:abstractNum w:abstractNumId="7" w15:restartNumberingAfterBreak="0">
+    <w:nsid w:val="1DD35E16"/>
+    <w:multiLevelType w:val="multilevel"/>
+    <w:tmpl w:val="8F16AEE8"/>
+    <w:lvl w:ilvl="0">
+      <w:start w:val="1"/>
+      <w:numFmt w:val="bullet"/>
+      <w:lvlText w:val=""/>
+      <w:lvlJc w:val="left"/>
+      <w:pPr>
+        <w:tabs>
+          <w:tab w:val="num" w:pos="720"/>
+        </w:tabs>
+        <w:ind w:left="720" w:hanging="360"/>
+      </w:pPr>
+      <w:rPr>
+        <w:rFonts w:ascii="Symbol" w:hAnsi="Symbol" w:hint="default"/>
+        <w:sz w:val="20"/>
+      </w:rPr>
+    </w:lvl>
+    <w:lvl w:ilvl="1">
+      <w:start w:val="1"/>
+      <w:numFmt w:val="bullet"/>
+      <w:lvlText w:val="o"/>
+      <w:lvlJc w:val="left"/>
+      <w:pPr>
+        <w:tabs>
+          <w:tab w:val="num" w:pos="1440"/>
+        </w:tabs>
+        <w:ind w:left="1440" w:hanging="360"/>
+      </w:pPr>
+      <w:rPr>
+        <w:rFonts w:ascii="Courier New" w:hAnsi="Courier New" w:hint="default"/>
+        <w:sz w:val="20"/>
+      </w:rPr>
+    </w:lvl>
+    <w:lvl w:ilvl="2" w:tentative="1">
+      <w:start w:val="1"/>
+      <w:numFmt w:val="bullet"/>
+      <w:lvlText w:val=""/>
+      <w:lvlJc w:val="left"/>
+      <w:pPr>
+        <w:tabs>
+          <w:tab w:val="num" w:pos="2160"/>
+        </w:tabs>
+        <w:ind w:left="2160" w:hanging="360"/>
+      </w:pPr>
+      <w:rPr>
+        <w:rFonts w:ascii="Wingdings" w:hAnsi="Wingdings" w:hint="default"/>
+        <w:sz w:val="20"/>
+      </w:rPr>
+    </w:lvl>
+    <w:lvl w:ilvl="3" w:tentative="1">
+      <w:start w:val="1"/>
+      <w:numFmt w:val="bullet"/>
+      <w:lvlText w:val=""/>
+      <w:lvlJc w:val="left"/>
+      <w:pPr>
+        <w:tabs>
+          <w:tab w:val="num" w:pos="2880"/>
+        </w:tabs>
+        <w:ind w:left="2880" w:hanging="360"/>
+      </w:pPr>
+      <w:rPr>
+        <w:rFonts w:ascii="Wingdings" w:hAnsi="Wingdings" w:hint="default"/>
+        <w:sz w:val="20"/>
+      </w:rPr>
+    </w:lvl>
+    <w:lvl w:ilvl="4" w:tentative="1">
+      <w:start w:val="1"/>
+      <w:numFmt w:val="bullet"/>
+      <w:lvlText w:val=""/>
+      <w:lvlJc w:val="left"/>
+      <w:pPr>
+        <w:tabs>
+          <w:tab w:val="num" w:pos="3600"/>
+        </w:tabs>
+        <w:ind w:left="3600" w:hanging="360"/>
+      </w:pPr>
+      <w:rPr>
+        <w:rFonts w:ascii="Wingdings" w:hAnsi="Wingdings" w:hint="default"/>
+        <w:sz w:val="20"/>
+      </w:rPr>
+    </w:lvl>
+    <w:lvl w:ilvl="5" w:tentative="1">
+      <w:start w:val="1"/>
+      <w:numFmt w:val="bullet"/>
+      <w:lvlText w:val=""/>
+      <w:lvlJc w:val="left"/>
+      <w:pPr>
+        <w:tabs>
+          <w:tab w:val="num" w:pos="4320"/>
+        </w:tabs>
+        <w:ind w:left="4320" w:hanging="360"/>
+      </w:pPr>
+      <w:rPr>
+        <w:rFonts w:ascii="Wingdings" w:hAnsi="Wingdings" w:hint="default"/>
+        <w:sz w:val="20"/>
+      </w:rPr>
+    </w:lvl>
+    <w:lvl w:ilvl="6" w:tentative="1">
+      <w:start w:val="1"/>
+      <w:numFmt w:val="bullet"/>
+      <w:lvlText w:val=""/>
+      <w:lvlJc w:val="left"/>
+      <w:pPr>
+        <w:tabs>
+          <w:tab w:val="num" w:pos="5040"/>
+        </w:tabs>
+        <w:ind w:left="5040" w:hanging="360"/>
+      </w:pPr>
+      <w:rPr>
+        <w:rFonts w:ascii="Wingdings" w:hAnsi="Wingdings" w:hint="default"/>
+        <w:sz w:val="20"/>
+      </w:rPr>
+    </w:lvl>
+    <w:lvl w:ilvl="7" w:tentative="1">
+      <w:start w:val="1"/>
+      <w:numFmt w:val="bullet"/>
+      <w:lvlText w:val=""/>
+      <w:lvlJc w:val="left"/>
+      <w:pPr>
+        <w:tabs>
+          <w:tab w:val="num" w:pos="5760"/>
+        </w:tabs>
+        <w:ind w:left="5760" w:hanging="360"/>
+      </w:pPr>
+      <w:rPr>
+        <w:rFonts w:ascii="Wingdings" w:hAnsi="Wingdings" w:hint="default"/>
+        <w:sz w:val="20"/>
+      </w:rPr>
+    </w:lvl>
+    <w:lvl w:ilvl="8" w:tentative="1">
+      <w:start w:val="1"/>
+      <w:numFmt w:val="bullet"/>
+      <w:lvlText w:val=""/>
+      <w:lvlJc w:val="left"/>
+      <w:pPr>
+        <w:tabs>
+          <w:tab w:val="num" w:pos="6480"/>
+        </w:tabs>
+        <w:ind w:left="6480" w:hanging="360"/>
+      </w:pPr>
+      <w:rPr>
+        <w:rFonts w:ascii="Wingdings" w:hAnsi="Wingdings" w:hint="default"/>
+        <w:sz w:val="20"/>
+      </w:rPr>
+    </w:lvl>
+  </w:abstractNum>
+  <w:abstractNum w:abstractNumId="8" w15:restartNumberingAfterBreak="0">
+    <w:nsid w:val="26E60449"/>
+    <w:multiLevelType w:val="multilevel"/>
+    <w:tmpl w:val="0D44371E"/>
+    <w:lvl w:ilvl="0">
+      <w:start w:val="1"/>
+      <w:numFmt w:val="bullet"/>
+      <w:lvlText w:val=""/>
+      <w:lvlJc w:val="left"/>
+      <w:pPr>
+        <w:tabs>
+          <w:tab w:val="num" w:pos="720"/>
+        </w:tabs>
+        <w:ind w:left="720" w:hanging="360"/>
+      </w:pPr>
+      <w:rPr>
+        <w:rFonts w:ascii="Symbol" w:hAnsi="Symbol" w:hint="default"/>
+        <w:sz w:val="20"/>
+      </w:rPr>
+    </w:lvl>
+    <w:lvl w:ilvl="1">
+      <w:start w:val="1"/>
+      <w:numFmt w:val="bullet"/>
+      <w:lvlText w:val="o"/>
+      <w:lvlJc w:val="left"/>
+      <w:pPr>
+        <w:tabs>
+          <w:tab w:val="num" w:pos="1440"/>
+        </w:tabs>
+        <w:ind w:left="1440" w:hanging="360"/>
+      </w:pPr>
+      <w:rPr>
+        <w:rFonts w:ascii="Courier New" w:hAnsi="Courier New" w:hint="default"/>
+        <w:sz w:val="20"/>
+      </w:rPr>
+    </w:lvl>
+    <w:lvl w:ilvl="2" w:tentative="1">
+      <w:start w:val="1"/>
+      <w:numFmt w:val="bullet"/>
+      <w:lvlText w:val=""/>
+      <w:lvlJc w:val="left"/>
+      <w:pPr>
+        <w:tabs>
+          <w:tab w:val="num" w:pos="2160"/>
+        </w:tabs>
+        <w:ind w:left="2160" w:hanging="360"/>
+      </w:pPr>
+      <w:rPr>
+        <w:rFonts w:ascii="Wingdings" w:hAnsi="Wingdings" w:hint="default"/>
+        <w:sz w:val="20"/>
+      </w:rPr>
+    </w:lvl>
+    <w:lvl w:ilvl="3" w:tentative="1">
+      <w:start w:val="1"/>
+      <w:numFmt w:val="bullet"/>
+      <w:lvlText w:val=""/>
+      <w:lvlJc w:val="left"/>
+      <w:pPr>
+        <w:tabs>
+          <w:tab w:val="num" w:pos="2880"/>
+        </w:tabs>
+        <w:ind w:left="2880" w:hanging="360"/>
+      </w:pPr>
+      <w:rPr>
+        <w:rFonts w:ascii="Wingdings" w:hAnsi="Wingdings" w:hint="default"/>
+        <w:sz w:val="20"/>
+      </w:rPr>
+    </w:lvl>
+    <w:lvl w:ilvl="4" w:tentative="1">
+      <w:start w:val="1"/>
+      <w:numFmt w:val="bullet"/>
+      <w:lvlText w:val=""/>
+      <w:lvlJc w:val="left"/>
+      <w:pPr>
+        <w:tabs>
+          <w:tab w:val="num" w:pos="3600"/>
+        </w:tabs>
+        <w:ind w:left="3600" w:hanging="360"/>
+      </w:pPr>
+      <w:rPr>
+        <w:rFonts w:ascii="Wingdings" w:hAnsi="Wingdings" w:hint="default"/>
+        <w:sz w:val="20"/>
+      </w:rPr>
+    </w:lvl>
+    <w:lvl w:ilvl="5" w:tentative="1">
+      <w:start w:val="1"/>
+      <w:numFmt w:val="bullet"/>
+      <w:lvlText w:val=""/>
+      <w:lvlJc w:val="left"/>
+      <w:pPr>
+        <w:tabs>
+          <w:tab w:val="num" w:pos="4320"/>
+        </w:tabs>
+        <w:ind w:left="4320" w:hanging="360"/>
+      </w:pPr>
+      <w:rPr>
+        <w:rFonts w:ascii="Wingdings" w:hAnsi="Wingdings" w:hint="default"/>
+        <w:sz w:val="20"/>
+      </w:rPr>
+    </w:lvl>
+    <w:lvl w:ilvl="6" w:tentative="1">
+      <w:start w:val="1"/>
+      <w:numFmt w:val="bullet"/>
+      <w:lvlText w:val=""/>
+      <w:lvlJc w:val="left"/>
+      <w:pPr>
+        <w:tabs>
+          <w:tab w:val="num" w:pos="5040"/>
+        </w:tabs>
+        <w:ind w:left="5040" w:hanging="360"/>
+      </w:pPr>
+      <w:rPr>
+        <w:rFonts w:ascii="Wingdings" w:hAnsi="Wingdings" w:hint="default"/>
+        <w:sz w:val="20"/>
+      </w:rPr>
+    </w:lvl>
+    <w:lvl w:ilvl="7" w:tentative="1">
+      <w:start w:val="1"/>
+      <w:numFmt w:val="bullet"/>
+      <w:lvlText w:val=""/>
+      <w:lvlJc w:val="left"/>
+      <w:pPr>
+        <w:tabs>
+          <w:tab w:val="num" w:pos="5760"/>
+        </w:tabs>
+        <w:ind w:left="5760" w:hanging="360"/>
+      </w:pPr>
+      <w:rPr>
+        <w:rFonts w:ascii="Wingdings" w:hAnsi="Wingdings" w:hint="default"/>
+        <w:sz w:val="20"/>
+      </w:rPr>
+    </w:lvl>
+    <w:lvl w:ilvl="8" w:tentative="1">
+      <w:start w:val="1"/>
+      <w:numFmt w:val="bullet"/>
+      <w:lvlText w:val=""/>
+      <w:lvlJc w:val="left"/>
+      <w:pPr>
+        <w:tabs>
+          <w:tab w:val="num" w:pos="6480"/>
+        </w:tabs>
+        <w:ind w:left="6480" w:hanging="360"/>
+      </w:pPr>
+      <w:rPr>
+        <w:rFonts w:ascii="Wingdings" w:hAnsi="Wingdings" w:hint="default"/>
+        <w:sz w:val="20"/>
+      </w:rPr>
+    </w:lvl>
+  </w:abstractNum>
+  <w:abstractNum w:abstractNumId="9" w15:restartNumberingAfterBreak="0">
+    <w:nsid w:val="2820008B"/>
+    <w:multiLevelType w:val="multilevel"/>
+    <w:tmpl w:val="2BBAE952"/>
+    <w:lvl w:ilvl="0">
+      <w:start w:val="1"/>
+      <w:numFmt w:val="bullet"/>
+      <w:lvlText w:val=""/>
+      <w:lvlJc w:val="left"/>
+      <w:pPr>
+        <w:tabs>
+          <w:tab w:val="num" w:pos="720"/>
+        </w:tabs>
+        <w:ind w:left="720" w:hanging="360"/>
+      </w:pPr>
+      <w:rPr>
+        <w:rFonts w:ascii="Symbol" w:hAnsi="Symbol" w:hint="default"/>
+        <w:sz w:val="20"/>
+      </w:rPr>
+    </w:lvl>
+    <w:lvl w:ilvl="1" w:tentative="1">
+      <w:start w:val="1"/>
+      <w:numFmt w:val="bullet"/>
+      <w:lvlText w:val="o"/>
+      <w:lvlJc w:val="left"/>
+      <w:pPr>
+        <w:tabs>
+          <w:tab w:val="num" w:pos="1440"/>
+        </w:tabs>
+        <w:ind w:left="1440" w:hanging="360"/>
+      </w:pPr>
+      <w:rPr>
+        <w:rFonts w:ascii="Courier New" w:hAnsi="Courier New" w:hint="default"/>
+        <w:sz w:val="20"/>
+      </w:rPr>
+    </w:lvl>
+    <w:lvl w:ilvl="2" w:tentative="1">
+      <w:start w:val="1"/>
+      <w:numFmt w:val="bullet"/>
+      <w:lvlText w:val=""/>
+      <w:lvlJc w:val="left"/>
+      <w:pPr>
+        <w:tabs>
+          <w:tab w:val="num" w:pos="2160"/>
+        </w:tabs>
+        <w:ind w:left="2160" w:hanging="360"/>
+      </w:pPr>
+      <w:rPr>
+        <w:rFonts w:ascii="Wingdings" w:hAnsi="Wingdings" w:hint="default"/>
+        <w:sz w:val="20"/>
+      </w:rPr>
+    </w:lvl>
+    <w:lvl w:ilvl="3" w:tentative="1">
+      <w:start w:val="1"/>
+      <w:numFmt w:val="bullet"/>
+      <w:lvlText w:val=""/>
+      <w:lvlJc w:val="left"/>
+      <w:pPr>
+        <w:tabs>
+          <w:tab w:val="num" w:pos="2880"/>
+        </w:tabs>
+        <w:ind w:left="2880" w:hanging="360"/>
+      </w:pPr>
+      <w:rPr>
+        <w:rFonts w:ascii="Wingdings" w:hAnsi="Wingdings" w:hint="default"/>
+        <w:sz w:val="20"/>
+      </w:rPr>
+    </w:lvl>
+    <w:lvl w:ilvl="4" w:tentative="1">
+      <w:start w:val="1"/>
+      <w:numFmt w:val="bullet"/>
+      <w:lvlText w:val=""/>
+      <w:lvlJc w:val="left"/>
+      <w:pPr>
+        <w:tabs>
+          <w:tab w:val="num" w:pos="3600"/>
+        </w:tabs>
+        <w:ind w:left="3600" w:hanging="360"/>
+      </w:pPr>
+      <w:rPr>
+        <w:rFonts w:ascii="Wingdings" w:hAnsi="Wingdings" w:hint="default"/>
+        <w:sz w:val="20"/>
+      </w:rPr>
+    </w:lvl>
+    <w:lvl w:ilvl="5" w:tentative="1">
+      <w:start w:val="1"/>
+      <w:numFmt w:val="bullet"/>
+      <w:lvlText w:val=""/>
+      <w:lvlJc w:val="left"/>
+      <w:pPr>
+        <w:tabs>
+          <w:tab w:val="num" w:pos="4320"/>
+        </w:tabs>
+        <w:ind w:left="4320" w:hanging="360"/>
+      </w:pPr>
+      <w:rPr>
+        <w:rFonts w:ascii="Wingdings" w:hAnsi="Wingdings" w:hint="default"/>
+        <w:sz w:val="20"/>
+      </w:rPr>
+    </w:lvl>
+    <w:lvl w:ilvl="6" w:tentative="1">
+      <w:start w:val="1"/>
+      <w:numFmt w:val="bullet"/>
+      <w:lvlText w:val=""/>
+      <w:lvlJc w:val="left"/>
+      <w:pPr>
+        <w:tabs>
+          <w:tab w:val="num" w:pos="5040"/>
+        </w:tabs>
+        <w:ind w:left="5040" w:hanging="360"/>
+      </w:pPr>
+      <w:rPr>
+        <w:rFonts w:ascii="Wingdings" w:hAnsi="Wingdings" w:hint="default"/>
+        <w:sz w:val="20"/>
+      </w:rPr>
+    </w:lvl>
+    <w:lvl w:ilvl="7" w:tentative="1">
+      <w:start w:val="1"/>
+      <w:numFmt w:val="bullet"/>
+      <w:lvlText w:val=""/>
+      <w:lvlJc w:val="left"/>
+      <w:pPr>
+        <w:tabs>
+          <w:tab w:val="num" w:pos="5760"/>
+        </w:tabs>
+        <w:ind w:left="5760" w:hanging="360"/>
+      </w:pPr>
+      <w:rPr>
+        <w:rFonts w:ascii="Wingdings" w:hAnsi="Wingdings" w:hint="default"/>
+        <w:sz w:val="20"/>
+      </w:rPr>
+    </w:lvl>
+    <w:lvl w:ilvl="8" w:tentative="1">
+      <w:start w:val="1"/>
+      <w:numFmt w:val="bullet"/>
+      <w:lvlText w:val=""/>
+      <w:lvlJc w:val="left"/>
+      <w:pPr>
+        <w:tabs>
+          <w:tab w:val="num" w:pos="6480"/>
+        </w:tabs>
+        <w:ind w:left="6480" w:hanging="360"/>
+      </w:pPr>
+      <w:rPr>
+        <w:rFonts w:ascii="Wingdings" w:hAnsi="Wingdings" w:hint="default"/>
+        <w:sz w:val="20"/>
+      </w:rPr>
+    </w:lvl>
+  </w:abstractNum>
+  <w:abstractNum w:abstractNumId="10" w15:restartNumberingAfterBreak="0">
     <w:nsid w:val="30C4063B"/>
     <w:multiLevelType w:val="multilevel"/>
     <w:tmpl w:val="80ACBDE4"/>
@@ -1787,7 +3428,7 @@
       </w:rPr>
     </w:lvl>
   </w:abstractNum>
-  <w:abstractNum w:abstractNumId="1" w15:restartNumberingAfterBreak="0">
+  <w:abstractNum w:abstractNumId="11" w15:restartNumberingAfterBreak="0">
     <w:nsid w:val="329D6510"/>
     <w:multiLevelType w:val="hybridMultilevel"/>
     <w:tmpl w:val="49943888"/>
@@ -1900,7 +3541,156 @@
       </w:rPr>
     </w:lvl>
   </w:abstractNum>
-  <w:abstractNum w:abstractNumId="2" w15:restartNumberingAfterBreak="0">
+  <w:abstractNum w:abstractNumId="12" w15:restartNumberingAfterBreak="0">
+    <w:nsid w:val="3A481520"/>
+    <w:multiLevelType w:val="multilevel"/>
+    <w:tmpl w:val="3698BE5E"/>
+    <w:lvl w:ilvl="0">
+      <w:start w:val="1"/>
+      <w:numFmt w:val="bullet"/>
+      <w:lvlText w:val=""/>
+      <w:lvlJc w:val="left"/>
+      <w:pPr>
+        <w:tabs>
+          <w:tab w:val="num" w:pos="720"/>
+        </w:tabs>
+        <w:ind w:left="720" w:hanging="360"/>
+      </w:pPr>
+      <w:rPr>
+        <w:rFonts w:ascii="Symbol" w:hAnsi="Symbol" w:hint="default"/>
+        <w:sz w:val="20"/>
+      </w:rPr>
+    </w:lvl>
+    <w:lvl w:ilvl="1" w:tentative="1">
+      <w:start w:val="1"/>
+      <w:numFmt w:val="bullet"/>
+      <w:lvlText w:val="o"/>
+      <w:lvlJc w:val="left"/>
+      <w:pPr>
+        <w:tabs>
+          <w:tab w:val="num" w:pos="1440"/>
+        </w:tabs>
+        <w:ind w:left="1440" w:hanging="360"/>
+      </w:pPr>
+      <w:rPr>
+        <w:rFonts w:ascii="Courier New" w:hAnsi="Courier New" w:hint="default"/>
+        <w:sz w:val="20"/>
+      </w:rPr>
+    </w:lvl>
+    <w:lvl w:ilvl="2" w:tentative="1">
+      <w:start w:val="1"/>
+      <w:numFmt w:val="bullet"/>
+      <w:lvlText w:val=""/>
+      <w:lvlJc w:val="left"/>
+      <w:pPr>
+        <w:tabs>
+          <w:tab w:val="num" w:pos="2160"/>
+        </w:tabs>
+        <w:ind w:left="2160" w:hanging="360"/>
+      </w:pPr>
+      <w:rPr>
+        <w:rFonts w:ascii="Wingdings" w:hAnsi="Wingdings" w:hint="default"/>
+        <w:sz w:val="20"/>
+      </w:rPr>
+    </w:lvl>
+    <w:lvl w:ilvl="3" w:tentative="1">
+      <w:start w:val="1"/>
+      <w:numFmt w:val="bullet"/>
+      <w:lvlText w:val=""/>
+      <w:lvlJc w:val="left"/>
+      <w:pPr>
+        <w:tabs>
+          <w:tab w:val="num" w:pos="2880"/>
+        </w:tabs>
+        <w:ind w:left="2880" w:hanging="360"/>
+      </w:pPr>
+      <w:rPr>
+        <w:rFonts w:ascii="Wingdings" w:hAnsi="Wingdings" w:hint="default"/>
+        <w:sz w:val="20"/>
+      </w:rPr>
+    </w:lvl>
+    <w:lvl w:ilvl="4" w:tentative="1">
+      <w:start w:val="1"/>
+      <w:numFmt w:val="bullet"/>
+      <w:lvlText w:val=""/>
+      <w:lvlJc w:val="left"/>
+      <w:pPr>
+        <w:tabs>
+          <w:tab w:val="num" w:pos="3600"/>
+        </w:tabs>
+        <w:ind w:left="3600" w:hanging="360"/>
+      </w:pPr>
+      <w:rPr>
+        <w:rFonts w:ascii="Wingdings" w:hAnsi="Wingdings" w:hint="default"/>
+        <w:sz w:val="20"/>
+      </w:rPr>
+    </w:lvl>
+    <w:lvl w:ilvl="5" w:tentative="1">
+      <w:start w:val="1"/>
+      <w:numFmt w:val="bullet"/>
+      <w:lvlText w:val=""/>
+      <w:lvlJc w:val="left"/>
+      <w:pPr>
+        <w:tabs>
+          <w:tab w:val="num" w:pos="4320"/>
+        </w:tabs>
+        <w:ind w:left="4320" w:hanging="360"/>
+      </w:pPr>
+      <w:rPr>
+        <w:rFonts w:ascii="Wingdings" w:hAnsi="Wingdings" w:hint="default"/>
+        <w:sz w:val="20"/>
+      </w:rPr>
+    </w:lvl>
+    <w:lvl w:ilvl="6" w:tentative="1">
+      <w:start w:val="1"/>
+      <w:numFmt w:val="bullet"/>
+      <w:lvlText w:val=""/>
+      <w:lvlJc w:val="left"/>
+      <w:pPr>
+        <w:tabs>
+          <w:tab w:val="num" w:pos="5040"/>
+        </w:tabs>
+        <w:ind w:left="5040" w:hanging="360"/>
+      </w:pPr>
+      <w:rPr>
+        <w:rFonts w:ascii="Wingdings" w:hAnsi="Wingdings" w:hint="default"/>
+        <w:sz w:val="20"/>
+      </w:rPr>
+    </w:lvl>
+    <w:lvl w:ilvl="7" w:tentative="1">
+      <w:start w:val="1"/>
+      <w:numFmt w:val="bullet"/>
+      <w:lvlText w:val=""/>
+      <w:lvlJc w:val="left"/>
+      <w:pPr>
+        <w:tabs>
+          <w:tab w:val="num" w:pos="5760"/>
+        </w:tabs>
+        <w:ind w:left="5760" w:hanging="360"/>
+      </w:pPr>
+      <w:rPr>
+        <w:rFonts w:ascii="Wingdings" w:hAnsi="Wingdings" w:hint="default"/>
+        <w:sz w:val="20"/>
+      </w:rPr>
+    </w:lvl>
+    <w:lvl w:ilvl="8" w:tentative="1">
+      <w:start w:val="1"/>
+      <w:numFmt w:val="bullet"/>
+      <w:lvlText w:val=""/>
+      <w:lvlJc w:val="left"/>
+      <w:pPr>
+        <w:tabs>
+          <w:tab w:val="num" w:pos="6480"/>
+        </w:tabs>
+        <w:ind w:left="6480" w:hanging="360"/>
+      </w:pPr>
+      <w:rPr>
+        <w:rFonts w:ascii="Wingdings" w:hAnsi="Wingdings" w:hint="default"/>
+        <w:sz w:val="20"/>
+      </w:rPr>
+    </w:lvl>
+  </w:abstractNum>
+  <w:abstractNum w:abstractNumId="13" w15:restartNumberingAfterBreak="0">
     <w:nsid w:val="3E7E3695"/>
     <w:multiLevelType w:val="hybridMultilevel"/>
     <w:tmpl w:val="5770D73A"/>
@@ -1986,7 +3776,7 @@
       </w:pPr>
     </w:lvl>
   </w:abstractNum>
-  <w:abstractNum w:abstractNumId="3" w15:restartNumberingAfterBreak="0">
+  <w:abstractNum w:abstractNumId="14" w15:restartNumberingAfterBreak="0">
     <w:nsid w:val="4B6117FA"/>
     <w:multiLevelType w:val="multilevel"/>
     <w:tmpl w:val="ED12711E"/>
@@ -2099,7 +3889,454 @@
       </w:rPr>
     </w:lvl>
   </w:abstractNum>
-  <w:abstractNum w:abstractNumId="4" w15:restartNumberingAfterBreak="0">
+  <w:abstractNum w:abstractNumId="15" w15:restartNumberingAfterBreak="0">
+    <w:nsid w:val="4DD22AC4"/>
+    <w:multiLevelType w:val="multilevel"/>
+    <w:tmpl w:val="B9D012A8"/>
+    <w:lvl w:ilvl="0">
+      <w:start w:val="1"/>
+      <w:numFmt w:val="bullet"/>
+      <w:lvlText w:val=""/>
+      <w:lvlJc w:val="left"/>
+      <w:pPr>
+        <w:tabs>
+          <w:tab w:val="num" w:pos="720"/>
+        </w:tabs>
+        <w:ind w:left="720" w:hanging="360"/>
+      </w:pPr>
+      <w:rPr>
+        <w:rFonts w:ascii="Symbol" w:hAnsi="Symbol" w:hint="default"/>
+        <w:sz w:val="20"/>
+      </w:rPr>
+    </w:lvl>
+    <w:lvl w:ilvl="1">
+      <w:start w:val="1"/>
+      <w:numFmt w:val="bullet"/>
+      <w:lvlText w:val="o"/>
+      <w:lvlJc w:val="left"/>
+      <w:pPr>
+        <w:tabs>
+          <w:tab w:val="num" w:pos="1440"/>
+        </w:tabs>
+        <w:ind w:left="1440" w:hanging="360"/>
+      </w:pPr>
+      <w:rPr>
+        <w:rFonts w:ascii="Courier New" w:hAnsi="Courier New" w:hint="default"/>
+        <w:sz w:val="20"/>
+      </w:rPr>
+    </w:lvl>
+    <w:lvl w:ilvl="2" w:tentative="1">
+      <w:start w:val="1"/>
+      <w:numFmt w:val="bullet"/>
+      <w:lvlText w:val=""/>
+      <w:lvlJc w:val="left"/>
+      <w:pPr>
+        <w:tabs>
+          <w:tab w:val="num" w:pos="2160"/>
+        </w:tabs>
+        <w:ind w:left="2160" w:hanging="360"/>
+      </w:pPr>
+      <w:rPr>
+        <w:rFonts w:ascii="Wingdings" w:hAnsi="Wingdings" w:hint="default"/>
+        <w:sz w:val="20"/>
+      </w:rPr>
+    </w:lvl>
+    <w:lvl w:ilvl="3" w:tentative="1">
+      <w:start w:val="1"/>
+      <w:numFmt w:val="bullet"/>
+      <w:lvlText w:val=""/>
+      <w:lvlJc w:val="left"/>
+      <w:pPr>
+        <w:tabs>
+          <w:tab w:val="num" w:pos="2880"/>
+        </w:tabs>
+        <w:ind w:left="2880" w:hanging="360"/>
+      </w:pPr>
+      <w:rPr>
+        <w:rFonts w:ascii="Wingdings" w:hAnsi="Wingdings" w:hint="default"/>
+        <w:sz w:val="20"/>
+      </w:rPr>
+    </w:lvl>
+    <w:lvl w:ilvl="4" w:tentative="1">
+      <w:start w:val="1"/>
+      <w:numFmt w:val="bullet"/>
+      <w:lvlText w:val=""/>
+      <w:lvlJc w:val="left"/>
+      <w:pPr>
+        <w:tabs>
+          <w:tab w:val="num" w:pos="3600"/>
+        </w:tabs>
+        <w:ind w:left="3600" w:hanging="360"/>
+      </w:pPr>
+      <w:rPr>
+        <w:rFonts w:ascii="Wingdings" w:hAnsi="Wingdings" w:hint="default"/>
+        <w:sz w:val="20"/>
+      </w:rPr>
+    </w:lvl>
+    <w:lvl w:ilvl="5" w:tentative="1">
+      <w:start w:val="1"/>
+      <w:numFmt w:val="bullet"/>
+      <w:lvlText w:val=""/>
+      <w:lvlJc w:val="left"/>
+      <w:pPr>
+        <w:tabs>
+          <w:tab w:val="num" w:pos="4320"/>
+        </w:tabs>
+        <w:ind w:left="4320" w:hanging="360"/>
+      </w:pPr>
+      <w:rPr>
+        <w:rFonts w:ascii="Wingdings" w:hAnsi="Wingdings" w:hint="default"/>
+        <w:sz w:val="20"/>
+      </w:rPr>
+    </w:lvl>
+    <w:lvl w:ilvl="6" w:tentative="1">
+      <w:start w:val="1"/>
+      <w:numFmt w:val="bullet"/>
+      <w:lvlText w:val=""/>
+      <w:lvlJc w:val="left"/>
+      <w:pPr>
+        <w:tabs>
+          <w:tab w:val="num" w:pos="5040"/>
+        </w:tabs>
+        <w:ind w:left="5040" w:hanging="360"/>
+      </w:pPr>
+      <w:rPr>
+        <w:rFonts w:ascii="Wingdings" w:hAnsi="Wingdings" w:hint="default"/>
+        <w:sz w:val="20"/>
+      </w:rPr>
+    </w:lvl>
+    <w:lvl w:ilvl="7" w:tentative="1">
+      <w:start w:val="1"/>
+      <w:numFmt w:val="bullet"/>
+      <w:lvlText w:val=""/>
+      <w:lvlJc w:val="left"/>
+      <w:pPr>
+        <w:tabs>
+          <w:tab w:val="num" w:pos="5760"/>
+        </w:tabs>
+        <w:ind w:left="5760" w:hanging="360"/>
+      </w:pPr>
+      <w:rPr>
+        <w:rFonts w:ascii="Wingdings" w:hAnsi="Wingdings" w:hint="default"/>
+        <w:sz w:val="20"/>
+      </w:rPr>
+    </w:lvl>
+    <w:lvl w:ilvl="8" w:tentative="1">
+      <w:start w:val="1"/>
+      <w:numFmt w:val="bullet"/>
+      <w:lvlText w:val=""/>
+      <w:lvlJc w:val="left"/>
+      <w:pPr>
+        <w:tabs>
+          <w:tab w:val="num" w:pos="6480"/>
+        </w:tabs>
+        <w:ind w:left="6480" w:hanging="360"/>
+      </w:pPr>
+      <w:rPr>
+        <w:rFonts w:ascii="Wingdings" w:hAnsi="Wingdings" w:hint="default"/>
+        <w:sz w:val="20"/>
+      </w:rPr>
+    </w:lvl>
+  </w:abstractNum>
+  <w:abstractNum w:abstractNumId="16" w15:restartNumberingAfterBreak="0">
+    <w:nsid w:val="4F506411"/>
+    <w:multiLevelType w:val="multilevel"/>
+    <w:tmpl w:val="6F300FFC"/>
+    <w:lvl w:ilvl="0">
+      <w:start w:val="1"/>
+      <w:numFmt w:val="bullet"/>
+      <w:lvlText w:val=""/>
+      <w:lvlJc w:val="left"/>
+      <w:pPr>
+        <w:tabs>
+          <w:tab w:val="num" w:pos="720"/>
+        </w:tabs>
+        <w:ind w:left="720" w:hanging="360"/>
+      </w:pPr>
+      <w:rPr>
+        <w:rFonts w:ascii="Symbol" w:hAnsi="Symbol" w:hint="default"/>
+        <w:sz w:val="20"/>
+      </w:rPr>
+    </w:lvl>
+    <w:lvl w:ilvl="1">
+      <w:start w:val="1"/>
+      <w:numFmt w:val="bullet"/>
+      <w:lvlText w:val="o"/>
+      <w:lvlJc w:val="left"/>
+      <w:pPr>
+        <w:tabs>
+          <w:tab w:val="num" w:pos="1440"/>
+        </w:tabs>
+        <w:ind w:left="1440" w:hanging="360"/>
+      </w:pPr>
+      <w:rPr>
+        <w:rFonts w:ascii="Courier New" w:hAnsi="Courier New" w:hint="default"/>
+        <w:sz w:val="20"/>
+      </w:rPr>
+    </w:lvl>
+    <w:lvl w:ilvl="2" w:tentative="1">
+      <w:start w:val="1"/>
+      <w:numFmt w:val="bullet"/>
+      <w:lvlText w:val=""/>
+      <w:lvlJc w:val="left"/>
+      <w:pPr>
+        <w:tabs>
+          <w:tab w:val="num" w:pos="2160"/>
+        </w:tabs>
+        <w:ind w:left="2160" w:hanging="360"/>
+      </w:pPr>
+      <w:rPr>
+        <w:rFonts w:ascii="Wingdings" w:hAnsi="Wingdings" w:hint="default"/>
+        <w:sz w:val="20"/>
+      </w:rPr>
+    </w:lvl>
+    <w:lvl w:ilvl="3" w:tentative="1">
+      <w:start w:val="1"/>
+      <w:numFmt w:val="bullet"/>
+      <w:lvlText w:val=""/>
+      <w:lvlJc w:val="left"/>
+      <w:pPr>
+        <w:tabs>
+          <w:tab w:val="num" w:pos="2880"/>
+        </w:tabs>
+        <w:ind w:left="2880" w:hanging="360"/>
+      </w:pPr>
+      <w:rPr>
+        <w:rFonts w:ascii="Wingdings" w:hAnsi="Wingdings" w:hint="default"/>
+        <w:sz w:val="20"/>
+      </w:rPr>
+    </w:lvl>
+    <w:lvl w:ilvl="4" w:tentative="1">
+      <w:start w:val="1"/>
+      <w:numFmt w:val="bullet"/>
+      <w:lvlText w:val=""/>
+      <w:lvlJc w:val="left"/>
+      <w:pPr>
+        <w:tabs>
+          <w:tab w:val="num" w:pos="3600"/>
+        </w:tabs>
+        <w:ind w:left="3600" w:hanging="360"/>
+      </w:pPr>
+      <w:rPr>
+        <w:rFonts w:ascii="Wingdings" w:hAnsi="Wingdings" w:hint="default"/>
+        <w:sz w:val="20"/>
+      </w:rPr>
+    </w:lvl>
+    <w:lvl w:ilvl="5" w:tentative="1">
+      <w:start w:val="1"/>
+      <w:numFmt w:val="bullet"/>
+      <w:lvlText w:val=""/>
+      <w:lvlJc w:val="left"/>
+      <w:pPr>
+        <w:tabs>
+          <w:tab w:val="num" w:pos="4320"/>
+        </w:tabs>
+        <w:ind w:left="4320" w:hanging="360"/>
+      </w:pPr>
+      <w:rPr>
+        <w:rFonts w:ascii="Wingdings" w:hAnsi="Wingdings" w:hint="default"/>
+        <w:sz w:val="20"/>
+      </w:rPr>
+    </w:lvl>
+    <w:lvl w:ilvl="6" w:tentative="1">
+      <w:start w:val="1"/>
+      <w:numFmt w:val="bullet"/>
+      <w:lvlText w:val=""/>
+      <w:lvlJc w:val="left"/>
+      <w:pPr>
+        <w:tabs>
+          <w:tab w:val="num" w:pos="5040"/>
+        </w:tabs>
+        <w:ind w:left="5040" w:hanging="360"/>
+      </w:pPr>
+      <w:rPr>
+        <w:rFonts w:ascii="Wingdings" w:hAnsi="Wingdings" w:hint="default"/>
+        <w:sz w:val="20"/>
+      </w:rPr>
+    </w:lvl>
+    <w:lvl w:ilvl="7" w:tentative="1">
+      <w:start w:val="1"/>
+      <w:numFmt w:val="bullet"/>
+      <w:lvlText w:val=""/>
+      <w:lvlJc w:val="left"/>
+      <w:pPr>
+        <w:tabs>
+          <w:tab w:val="num" w:pos="5760"/>
+        </w:tabs>
+        <w:ind w:left="5760" w:hanging="360"/>
+      </w:pPr>
+      <w:rPr>
+        <w:rFonts w:ascii="Wingdings" w:hAnsi="Wingdings" w:hint="default"/>
+        <w:sz w:val="20"/>
+      </w:rPr>
+    </w:lvl>
+    <w:lvl w:ilvl="8" w:tentative="1">
+      <w:start w:val="1"/>
+      <w:numFmt w:val="bullet"/>
+      <w:lvlText w:val=""/>
+      <w:lvlJc w:val="left"/>
+      <w:pPr>
+        <w:tabs>
+          <w:tab w:val="num" w:pos="6480"/>
+        </w:tabs>
+        <w:ind w:left="6480" w:hanging="360"/>
+      </w:pPr>
+      <w:rPr>
+        <w:rFonts w:ascii="Wingdings" w:hAnsi="Wingdings" w:hint="default"/>
+        <w:sz w:val="20"/>
+      </w:rPr>
+    </w:lvl>
+  </w:abstractNum>
+  <w:abstractNum w:abstractNumId="17" w15:restartNumberingAfterBreak="0">
+    <w:nsid w:val="50674EA3"/>
+    <w:multiLevelType w:val="multilevel"/>
+    <w:tmpl w:val="1BCA7E74"/>
+    <w:lvl w:ilvl="0">
+      <w:start w:val="1"/>
+      <w:numFmt w:val="bullet"/>
+      <w:lvlText w:val=""/>
+      <w:lvlJc w:val="left"/>
+      <w:pPr>
+        <w:tabs>
+          <w:tab w:val="num" w:pos="720"/>
+        </w:tabs>
+        <w:ind w:left="720" w:hanging="360"/>
+      </w:pPr>
+      <w:rPr>
+        <w:rFonts w:ascii="Symbol" w:hAnsi="Symbol" w:hint="default"/>
+        <w:sz w:val="20"/>
+      </w:rPr>
+    </w:lvl>
+    <w:lvl w:ilvl="1">
+      <w:start w:val="1"/>
+      <w:numFmt w:val="bullet"/>
+      <w:lvlText w:val="o"/>
+      <w:lvlJc w:val="left"/>
+      <w:pPr>
+        <w:tabs>
+          <w:tab w:val="num" w:pos="1440"/>
+        </w:tabs>
+        <w:ind w:left="1440" w:hanging="360"/>
+      </w:pPr>
+      <w:rPr>
+        <w:rFonts w:ascii="Courier New" w:hAnsi="Courier New" w:hint="default"/>
+        <w:sz w:val="20"/>
+      </w:rPr>
+    </w:lvl>
+    <w:lvl w:ilvl="2" w:tentative="1">
+      <w:start w:val="1"/>
+      <w:numFmt w:val="bullet"/>
+      <w:lvlText w:val=""/>
+      <w:lvlJc w:val="left"/>
+      <w:pPr>
+        <w:tabs>
+          <w:tab w:val="num" w:pos="2160"/>
+        </w:tabs>
+        <w:ind w:left="2160" w:hanging="360"/>
+      </w:pPr>
+      <w:rPr>
+        <w:rFonts w:ascii="Wingdings" w:hAnsi="Wingdings" w:hint="default"/>
+        <w:sz w:val="20"/>
+      </w:rPr>
+    </w:lvl>
+    <w:lvl w:ilvl="3" w:tentative="1">
+      <w:start w:val="1"/>
+      <w:numFmt w:val="bullet"/>
+      <w:lvlText w:val=""/>
+      <w:lvlJc w:val="left"/>
+      <w:pPr>
+        <w:tabs>
+          <w:tab w:val="num" w:pos="2880"/>
+        </w:tabs>
+        <w:ind w:left="2880" w:hanging="360"/>
+      </w:pPr>
+      <w:rPr>
+        <w:rFonts w:ascii="Wingdings" w:hAnsi="Wingdings" w:hint="default"/>
+        <w:sz w:val="20"/>
+      </w:rPr>
+    </w:lvl>
+    <w:lvl w:ilvl="4" w:tentative="1">
+      <w:start w:val="1"/>
+      <w:numFmt w:val="bullet"/>
+      <w:lvlText w:val=""/>
+      <w:lvlJc w:val="left"/>
+      <w:pPr>
+        <w:tabs>
+          <w:tab w:val="num" w:pos="3600"/>
+        </w:tabs>
+        <w:ind w:left="3600" w:hanging="360"/>
+      </w:pPr>
+      <w:rPr>
+        <w:rFonts w:ascii="Wingdings" w:hAnsi="Wingdings" w:hint="default"/>
+        <w:sz w:val="20"/>
+      </w:rPr>
+    </w:lvl>
+    <w:lvl w:ilvl="5" w:tentative="1">
+      <w:start w:val="1"/>
+      <w:numFmt w:val="bullet"/>
+      <w:lvlText w:val=""/>
+      <w:lvlJc w:val="left"/>
+      <w:pPr>
+        <w:tabs>
+          <w:tab w:val="num" w:pos="4320"/>
+        </w:tabs>
+        <w:ind w:left="4320" w:hanging="360"/>
+      </w:pPr>
+      <w:rPr>
+        <w:rFonts w:ascii="Wingdings" w:hAnsi="Wingdings" w:hint="default"/>
+        <w:sz w:val="20"/>
+      </w:rPr>
+    </w:lvl>
+    <w:lvl w:ilvl="6" w:tentative="1">
+      <w:start w:val="1"/>
+      <w:numFmt w:val="bullet"/>
+      <w:lvlText w:val=""/>
+      <w:lvlJc w:val="left"/>
+      <w:pPr>
+        <w:tabs>
+          <w:tab w:val="num" w:pos="5040"/>
+        </w:tabs>
+        <w:ind w:left="5040" w:hanging="360"/>
+      </w:pPr>
+      <w:rPr>
+        <w:rFonts w:ascii="Wingdings" w:hAnsi="Wingdings" w:hint="default"/>
+        <w:sz w:val="20"/>
+      </w:rPr>
+    </w:lvl>
+    <w:lvl w:ilvl="7" w:tentative="1">
+      <w:start w:val="1"/>
+      <w:numFmt w:val="bullet"/>
+      <w:lvlText w:val=""/>
+      <w:lvlJc w:val="left"/>
+      <w:pPr>
+        <w:tabs>
+          <w:tab w:val="num" w:pos="5760"/>
+        </w:tabs>
+        <w:ind w:left="5760" w:hanging="360"/>
+      </w:pPr>
+      <w:rPr>
+        <w:rFonts w:ascii="Wingdings" w:hAnsi="Wingdings" w:hint="default"/>
+        <w:sz w:val="20"/>
+      </w:rPr>
+    </w:lvl>
+    <w:lvl w:ilvl="8" w:tentative="1">
+      <w:start w:val="1"/>
+      <w:numFmt w:val="bullet"/>
+      <w:lvlText w:val=""/>
+      <w:lvlJc w:val="left"/>
+      <w:pPr>
+        <w:tabs>
+          <w:tab w:val="num" w:pos="6480"/>
+        </w:tabs>
+        <w:ind w:left="6480" w:hanging="360"/>
+      </w:pPr>
+      <w:rPr>
+        <w:rFonts w:ascii="Wingdings" w:hAnsi="Wingdings" w:hint="default"/>
+        <w:sz w:val="20"/>
+      </w:rPr>
+    </w:lvl>
+  </w:abstractNum>
+  <w:abstractNum w:abstractNumId="18" w15:restartNumberingAfterBreak="0">
     <w:nsid w:val="536B064F"/>
     <w:multiLevelType w:val="multilevel"/>
     <w:tmpl w:val="6F023ABA"/>
@@ -2212,7 +4449,156 @@
       </w:rPr>
     </w:lvl>
   </w:abstractNum>
-  <w:abstractNum w:abstractNumId="5" w15:restartNumberingAfterBreak="0">
+  <w:abstractNum w:abstractNumId="19" w15:restartNumberingAfterBreak="0">
+    <w:nsid w:val="56CC0842"/>
+    <w:multiLevelType w:val="multilevel"/>
+    <w:tmpl w:val="15D626E6"/>
+    <w:lvl w:ilvl="0">
+      <w:start w:val="1"/>
+      <w:numFmt w:val="bullet"/>
+      <w:lvlText w:val=""/>
+      <w:lvlJc w:val="left"/>
+      <w:pPr>
+        <w:tabs>
+          <w:tab w:val="num" w:pos="720"/>
+        </w:tabs>
+        <w:ind w:left="720" w:hanging="360"/>
+      </w:pPr>
+      <w:rPr>
+        <w:rFonts w:ascii="Symbol" w:hAnsi="Symbol" w:hint="default"/>
+        <w:sz w:val="20"/>
+      </w:rPr>
+    </w:lvl>
+    <w:lvl w:ilvl="1">
+      <w:start w:val="1"/>
+      <w:numFmt w:val="bullet"/>
+      <w:lvlText w:val="o"/>
+      <w:lvlJc w:val="left"/>
+      <w:pPr>
+        <w:tabs>
+          <w:tab w:val="num" w:pos="1440"/>
+        </w:tabs>
+        <w:ind w:left="1440" w:hanging="360"/>
+      </w:pPr>
+      <w:rPr>
+        <w:rFonts w:ascii="Courier New" w:hAnsi="Courier New" w:hint="default"/>
+        <w:sz w:val="20"/>
+      </w:rPr>
+    </w:lvl>
+    <w:lvl w:ilvl="2" w:tentative="1">
+      <w:start w:val="1"/>
+      <w:numFmt w:val="bullet"/>
+      <w:lvlText w:val=""/>
+      <w:lvlJc w:val="left"/>
+      <w:pPr>
+        <w:tabs>
+          <w:tab w:val="num" w:pos="2160"/>
+        </w:tabs>
+        <w:ind w:left="2160" w:hanging="360"/>
+      </w:pPr>
+      <w:rPr>
+        <w:rFonts w:ascii="Wingdings" w:hAnsi="Wingdings" w:hint="default"/>
+        <w:sz w:val="20"/>
+      </w:rPr>
+    </w:lvl>
+    <w:lvl w:ilvl="3" w:tentative="1">
+      <w:start w:val="1"/>
+      <w:numFmt w:val="bullet"/>
+      <w:lvlText w:val=""/>
+      <w:lvlJc w:val="left"/>
+      <w:pPr>
+        <w:tabs>
+          <w:tab w:val="num" w:pos="2880"/>
+        </w:tabs>
+        <w:ind w:left="2880" w:hanging="360"/>
+      </w:pPr>
+      <w:rPr>
+        <w:rFonts w:ascii="Wingdings" w:hAnsi="Wingdings" w:hint="default"/>
+        <w:sz w:val="20"/>
+      </w:rPr>
+    </w:lvl>
+    <w:lvl w:ilvl="4" w:tentative="1">
+      <w:start w:val="1"/>
+      <w:numFmt w:val="bullet"/>
+      <w:lvlText w:val=""/>
+      <w:lvlJc w:val="left"/>
+      <w:pPr>
+        <w:tabs>
+          <w:tab w:val="num" w:pos="3600"/>
+        </w:tabs>
+        <w:ind w:left="3600" w:hanging="360"/>
+      </w:pPr>
+      <w:rPr>
+        <w:rFonts w:ascii="Wingdings" w:hAnsi="Wingdings" w:hint="default"/>
+        <w:sz w:val="20"/>
+      </w:rPr>
+    </w:lvl>
+    <w:lvl w:ilvl="5" w:tentative="1">
+      <w:start w:val="1"/>
+      <w:numFmt w:val="bullet"/>
+      <w:lvlText w:val=""/>
+      <w:lvlJc w:val="left"/>
+      <w:pPr>
+        <w:tabs>
+          <w:tab w:val="num" w:pos="4320"/>
+        </w:tabs>
+        <w:ind w:left="4320" w:hanging="360"/>
+      </w:pPr>
+      <w:rPr>
+        <w:rFonts w:ascii="Wingdings" w:hAnsi="Wingdings" w:hint="default"/>
+        <w:sz w:val="20"/>
+      </w:rPr>
+    </w:lvl>
+    <w:lvl w:ilvl="6" w:tentative="1">
+      <w:start w:val="1"/>
+      <w:numFmt w:val="bullet"/>
+      <w:lvlText w:val=""/>
+      <w:lvlJc w:val="left"/>
+      <w:pPr>
+        <w:tabs>
+          <w:tab w:val="num" w:pos="5040"/>
+        </w:tabs>
+        <w:ind w:left="5040" w:hanging="360"/>
+      </w:pPr>
+      <w:rPr>
+        <w:rFonts w:ascii="Wingdings" w:hAnsi="Wingdings" w:hint="default"/>
+        <w:sz w:val="20"/>
+      </w:rPr>
+    </w:lvl>
+    <w:lvl w:ilvl="7" w:tentative="1">
+      <w:start w:val="1"/>
+      <w:numFmt w:val="bullet"/>
+      <w:lvlText w:val=""/>
+      <w:lvlJc w:val="left"/>
+      <w:pPr>
+        <w:tabs>
+          <w:tab w:val="num" w:pos="5760"/>
+        </w:tabs>
+        <w:ind w:left="5760" w:hanging="360"/>
+      </w:pPr>
+      <w:rPr>
+        <w:rFonts w:ascii="Wingdings" w:hAnsi="Wingdings" w:hint="default"/>
+        <w:sz w:val="20"/>
+      </w:rPr>
+    </w:lvl>
+    <w:lvl w:ilvl="8" w:tentative="1">
+      <w:start w:val="1"/>
+      <w:numFmt w:val="bullet"/>
+      <w:lvlText w:val=""/>
+      <w:lvlJc w:val="left"/>
+      <w:pPr>
+        <w:tabs>
+          <w:tab w:val="num" w:pos="6480"/>
+        </w:tabs>
+        <w:ind w:left="6480" w:hanging="360"/>
+      </w:pPr>
+      <w:rPr>
+        <w:rFonts w:ascii="Wingdings" w:hAnsi="Wingdings" w:hint="default"/>
+        <w:sz w:val="20"/>
+      </w:rPr>
+    </w:lvl>
+  </w:abstractNum>
+  <w:abstractNum w:abstractNumId="20" w15:restartNumberingAfterBreak="0">
     <w:nsid w:val="670C0C90"/>
     <w:multiLevelType w:val="multilevel"/>
     <w:tmpl w:val="41B64970"/>
@@ -2325,7 +4711,156 @@
       </w:rPr>
     </w:lvl>
   </w:abstractNum>
-  <w:abstractNum w:abstractNumId="6" w15:restartNumberingAfterBreak="0">
+  <w:abstractNum w:abstractNumId="21" w15:restartNumberingAfterBreak="0">
+    <w:nsid w:val="69BA4F3C"/>
+    <w:multiLevelType w:val="multilevel"/>
+    <w:tmpl w:val="C940260E"/>
+    <w:lvl w:ilvl="0">
+      <w:start w:val="1"/>
+      <w:numFmt w:val="bullet"/>
+      <w:lvlText w:val=""/>
+      <w:lvlJc w:val="left"/>
+      <w:pPr>
+        <w:tabs>
+          <w:tab w:val="num" w:pos="720"/>
+        </w:tabs>
+        <w:ind w:left="720" w:hanging="360"/>
+      </w:pPr>
+      <w:rPr>
+        <w:rFonts w:ascii="Symbol" w:hAnsi="Symbol" w:hint="default"/>
+        <w:sz w:val="20"/>
+      </w:rPr>
+    </w:lvl>
+    <w:lvl w:ilvl="1" w:tentative="1">
+      <w:start w:val="1"/>
+      <w:numFmt w:val="bullet"/>
+      <w:lvlText w:val="o"/>
+      <w:lvlJc w:val="left"/>
+      <w:pPr>
+        <w:tabs>
+          <w:tab w:val="num" w:pos="1440"/>
+        </w:tabs>
+        <w:ind w:left="1440" w:hanging="360"/>
+      </w:pPr>
+      <w:rPr>
+        <w:rFonts w:ascii="Courier New" w:hAnsi="Courier New" w:hint="default"/>
+        <w:sz w:val="20"/>
+      </w:rPr>
+    </w:lvl>
+    <w:lvl w:ilvl="2" w:tentative="1">
+      <w:start w:val="1"/>
+      <w:numFmt w:val="bullet"/>
+      <w:lvlText w:val=""/>
+      <w:lvlJc w:val="left"/>
+      <w:pPr>
+        <w:tabs>
+          <w:tab w:val="num" w:pos="2160"/>
+        </w:tabs>
+        <w:ind w:left="2160" w:hanging="360"/>
+      </w:pPr>
+      <w:rPr>
+        <w:rFonts w:ascii="Wingdings" w:hAnsi="Wingdings" w:hint="default"/>
+        <w:sz w:val="20"/>
+      </w:rPr>
+    </w:lvl>
+    <w:lvl w:ilvl="3" w:tentative="1">
+      <w:start w:val="1"/>
+      <w:numFmt w:val="bullet"/>
+      <w:lvlText w:val=""/>
+      <w:lvlJc w:val="left"/>
+      <w:pPr>
+        <w:tabs>
+          <w:tab w:val="num" w:pos="2880"/>
+        </w:tabs>
+        <w:ind w:left="2880" w:hanging="360"/>
+      </w:pPr>
+      <w:rPr>
+        <w:rFonts w:ascii="Wingdings" w:hAnsi="Wingdings" w:hint="default"/>
+        <w:sz w:val="20"/>
+      </w:rPr>
+    </w:lvl>
+    <w:lvl w:ilvl="4" w:tentative="1">
+      <w:start w:val="1"/>
+      <w:numFmt w:val="bullet"/>
+      <w:lvlText w:val=""/>
+      <w:lvlJc w:val="left"/>
+      <w:pPr>
+        <w:tabs>
+          <w:tab w:val="num" w:pos="3600"/>
+        </w:tabs>
+        <w:ind w:left="3600" w:hanging="360"/>
+      </w:pPr>
+      <w:rPr>
+        <w:rFonts w:ascii="Wingdings" w:hAnsi="Wingdings" w:hint="default"/>
+        <w:sz w:val="20"/>
+      </w:rPr>
+    </w:lvl>
+    <w:lvl w:ilvl="5" w:tentative="1">
+      <w:start w:val="1"/>
+      <w:numFmt w:val="bullet"/>
+      <w:lvlText w:val=""/>
+      <w:lvlJc w:val="left"/>
+      <w:pPr>
+        <w:tabs>
+          <w:tab w:val="num" w:pos="4320"/>
+        </w:tabs>
+        <w:ind w:left="4320" w:hanging="360"/>
+      </w:pPr>
+      <w:rPr>
+        <w:rFonts w:ascii="Wingdings" w:hAnsi="Wingdings" w:hint="default"/>
+        <w:sz w:val="20"/>
+      </w:rPr>
+    </w:lvl>
+    <w:lvl w:ilvl="6" w:tentative="1">
+      <w:start w:val="1"/>
+      <w:numFmt w:val="bullet"/>
+      <w:lvlText w:val=""/>
+      <w:lvlJc w:val="left"/>
+      <w:pPr>
+        <w:tabs>
+          <w:tab w:val="num" w:pos="5040"/>
+        </w:tabs>
+        <w:ind w:left="5040" w:hanging="360"/>
+      </w:pPr>
+      <w:rPr>
+        <w:rFonts w:ascii="Wingdings" w:hAnsi="Wingdings" w:hint="default"/>
+        <w:sz w:val="20"/>
+      </w:rPr>
+    </w:lvl>
+    <w:lvl w:ilvl="7" w:tentative="1">
+      <w:start w:val="1"/>
+      <w:numFmt w:val="bullet"/>
+      <w:lvlText w:val=""/>
+      <w:lvlJc w:val="left"/>
+      <w:pPr>
+        <w:tabs>
+          <w:tab w:val="num" w:pos="5760"/>
+        </w:tabs>
+        <w:ind w:left="5760" w:hanging="360"/>
+      </w:pPr>
+      <w:rPr>
+        <w:rFonts w:ascii="Wingdings" w:hAnsi="Wingdings" w:hint="default"/>
+        <w:sz w:val="20"/>
+      </w:rPr>
+    </w:lvl>
+    <w:lvl w:ilvl="8" w:tentative="1">
+      <w:start w:val="1"/>
+      <w:numFmt w:val="bullet"/>
+      <w:lvlText w:val=""/>
+      <w:lvlJc w:val="left"/>
+      <w:pPr>
+        <w:tabs>
+          <w:tab w:val="num" w:pos="6480"/>
+        </w:tabs>
+        <w:ind w:left="6480" w:hanging="360"/>
+      </w:pPr>
+      <w:rPr>
+        <w:rFonts w:ascii="Wingdings" w:hAnsi="Wingdings" w:hint="default"/>
+        <w:sz w:val="20"/>
+      </w:rPr>
+    </w:lvl>
+  </w:abstractNum>
+  <w:abstractNum w:abstractNumId="22" w15:restartNumberingAfterBreak="0">
     <w:nsid w:val="6FFD1172"/>
     <w:multiLevelType w:val="multilevel"/>
     <w:tmpl w:val="EBC238CA"/>
@@ -2438,7 +4973,156 @@
       </w:rPr>
     </w:lvl>
   </w:abstractNum>
-  <w:abstractNum w:abstractNumId="7" w15:restartNumberingAfterBreak="0">
+  <w:abstractNum w:abstractNumId="23" w15:restartNumberingAfterBreak="0">
+    <w:nsid w:val="7024533C"/>
+    <w:multiLevelType w:val="multilevel"/>
+    <w:tmpl w:val="C4E8877C"/>
+    <w:lvl w:ilvl="0">
+      <w:start w:val="1"/>
+      <w:numFmt w:val="bullet"/>
+      <w:lvlText w:val=""/>
+      <w:lvlJc w:val="left"/>
+      <w:pPr>
+        <w:tabs>
+          <w:tab w:val="num" w:pos="720"/>
+        </w:tabs>
+        <w:ind w:left="720" w:hanging="360"/>
+      </w:pPr>
+      <w:rPr>
+        <w:rFonts w:ascii="Symbol" w:hAnsi="Symbol" w:hint="default"/>
+        <w:sz w:val="20"/>
+      </w:rPr>
+    </w:lvl>
+    <w:lvl w:ilvl="1">
+      <w:start w:val="1"/>
+      <w:numFmt w:val="bullet"/>
+      <w:lvlText w:val="o"/>
+      <w:lvlJc w:val="left"/>
+      <w:pPr>
+        <w:tabs>
+          <w:tab w:val="num" w:pos="1440"/>
+        </w:tabs>
+        <w:ind w:left="1440" w:hanging="360"/>
+      </w:pPr>
+      <w:rPr>
+        <w:rFonts w:ascii="Courier New" w:hAnsi="Courier New" w:hint="default"/>
+        <w:sz w:val="20"/>
+      </w:rPr>
+    </w:lvl>
+    <w:lvl w:ilvl="2" w:tentative="1">
+      <w:start w:val="1"/>
+      <w:numFmt w:val="bullet"/>
+      <w:lvlText w:val=""/>
+      <w:lvlJc w:val="left"/>
+      <w:pPr>
+        <w:tabs>
+          <w:tab w:val="num" w:pos="2160"/>
+        </w:tabs>
+        <w:ind w:left="2160" w:hanging="360"/>
+      </w:pPr>
+      <w:rPr>
+        <w:rFonts w:ascii="Wingdings" w:hAnsi="Wingdings" w:hint="default"/>
+        <w:sz w:val="20"/>
+      </w:rPr>
+    </w:lvl>
+    <w:lvl w:ilvl="3" w:tentative="1">
+      <w:start w:val="1"/>
+      <w:numFmt w:val="bullet"/>
+      <w:lvlText w:val=""/>
+      <w:lvlJc w:val="left"/>
+      <w:pPr>
+        <w:tabs>
+          <w:tab w:val="num" w:pos="2880"/>
+        </w:tabs>
+        <w:ind w:left="2880" w:hanging="360"/>
+      </w:pPr>
+      <w:rPr>
+        <w:rFonts w:ascii="Wingdings" w:hAnsi="Wingdings" w:hint="default"/>
+        <w:sz w:val="20"/>
+      </w:rPr>
+    </w:lvl>
+    <w:lvl w:ilvl="4" w:tentative="1">
+      <w:start w:val="1"/>
+      <w:numFmt w:val="bullet"/>
+      <w:lvlText w:val=""/>
+      <w:lvlJc w:val="left"/>
+      <w:pPr>
+        <w:tabs>
+          <w:tab w:val="num" w:pos="3600"/>
+        </w:tabs>
+        <w:ind w:left="3600" w:hanging="360"/>
+      </w:pPr>
+      <w:rPr>
+        <w:rFonts w:ascii="Wingdings" w:hAnsi="Wingdings" w:hint="default"/>
+        <w:sz w:val="20"/>
+      </w:rPr>
+    </w:lvl>
+    <w:lvl w:ilvl="5" w:tentative="1">
+      <w:start w:val="1"/>
+      <w:numFmt w:val="bullet"/>
+      <w:lvlText w:val=""/>
+      <w:lvlJc w:val="left"/>
+      <w:pPr>
+        <w:tabs>
+          <w:tab w:val="num" w:pos="4320"/>
+        </w:tabs>
+        <w:ind w:left="4320" w:hanging="360"/>
+      </w:pPr>
+      <w:rPr>
+        <w:rFonts w:ascii="Wingdings" w:hAnsi="Wingdings" w:hint="default"/>
+        <w:sz w:val="20"/>
+      </w:rPr>
+    </w:lvl>
+    <w:lvl w:ilvl="6" w:tentative="1">
+      <w:start w:val="1"/>
+      <w:numFmt w:val="bullet"/>
+      <w:lvlText w:val=""/>
+      <w:lvlJc w:val="left"/>
+      <w:pPr>
+        <w:tabs>
+          <w:tab w:val="num" w:pos="5040"/>
+        </w:tabs>
+        <w:ind w:left="5040" w:hanging="360"/>
+      </w:pPr>
+      <w:rPr>
+        <w:rFonts w:ascii="Wingdings" w:hAnsi="Wingdings" w:hint="default"/>
+        <w:sz w:val="20"/>
+      </w:rPr>
+    </w:lvl>
+    <w:lvl w:ilvl="7" w:tentative="1">
+      <w:start w:val="1"/>
+      <w:numFmt w:val="bullet"/>
+      <w:lvlText w:val=""/>
+      <w:lvlJc w:val="left"/>
+      <w:pPr>
+        <w:tabs>
+          <w:tab w:val="num" w:pos="5760"/>
+        </w:tabs>
+        <w:ind w:left="5760" w:hanging="360"/>
+      </w:pPr>
+      <w:rPr>
+        <w:rFonts w:ascii="Wingdings" w:hAnsi="Wingdings" w:hint="default"/>
+        <w:sz w:val="20"/>
+      </w:rPr>
+    </w:lvl>
+    <w:lvl w:ilvl="8" w:tentative="1">
+      <w:start w:val="1"/>
+      <w:numFmt w:val="bullet"/>
+      <w:lvlText w:val=""/>
+      <w:lvlJc w:val="left"/>
+      <w:pPr>
+        <w:tabs>
+          <w:tab w:val="num" w:pos="6480"/>
+        </w:tabs>
+        <w:ind w:left="6480" w:hanging="360"/>
+      </w:pPr>
+      <w:rPr>
+        <w:rFonts w:ascii="Wingdings" w:hAnsi="Wingdings" w:hint="default"/>
+        <w:sz w:val="20"/>
+      </w:rPr>
+    </w:lvl>
+  </w:abstractNum>
+  <w:abstractNum w:abstractNumId="24" w15:restartNumberingAfterBreak="0">
     <w:nsid w:val="79AD2670"/>
     <w:multiLevelType w:val="multilevel"/>
     <w:tmpl w:val="C5F4BA9E"/>
@@ -2551,28 +5235,231 @@
       </w:rPr>
     </w:lvl>
   </w:abstractNum>
+  <w:abstractNum w:abstractNumId="25" w15:restartNumberingAfterBreak="0">
+    <w:nsid w:val="7CB17116"/>
+    <w:multiLevelType w:val="multilevel"/>
+    <w:tmpl w:val="5ADABB62"/>
+    <w:lvl w:ilvl="0">
+      <w:start w:val="1"/>
+      <w:numFmt w:val="bullet"/>
+      <w:lvlText w:val=""/>
+      <w:lvlJc w:val="left"/>
+      <w:pPr>
+        <w:tabs>
+          <w:tab w:val="num" w:pos="720"/>
+        </w:tabs>
+        <w:ind w:left="720" w:hanging="360"/>
+      </w:pPr>
+      <w:rPr>
+        <w:rFonts w:ascii="Symbol" w:hAnsi="Symbol" w:hint="default"/>
+        <w:sz w:val="20"/>
+      </w:rPr>
+    </w:lvl>
+    <w:lvl w:ilvl="1">
+      <w:start w:val="1"/>
+      <w:numFmt w:val="bullet"/>
+      <w:lvlText w:val="o"/>
+      <w:lvlJc w:val="left"/>
+      <w:pPr>
+        <w:tabs>
+          <w:tab w:val="num" w:pos="1440"/>
+        </w:tabs>
+        <w:ind w:left="1440" w:hanging="360"/>
+      </w:pPr>
+      <w:rPr>
+        <w:rFonts w:ascii="Courier New" w:hAnsi="Courier New" w:hint="default"/>
+        <w:sz w:val="20"/>
+      </w:rPr>
+    </w:lvl>
+    <w:lvl w:ilvl="2" w:tentative="1">
+      <w:start w:val="1"/>
+      <w:numFmt w:val="bullet"/>
+      <w:lvlText w:val=""/>
+      <w:lvlJc w:val="left"/>
+      <w:pPr>
+        <w:tabs>
+          <w:tab w:val="num" w:pos="2160"/>
+        </w:tabs>
+        <w:ind w:left="2160" w:hanging="360"/>
+      </w:pPr>
+      <w:rPr>
+        <w:rFonts w:ascii="Wingdings" w:hAnsi="Wingdings" w:hint="default"/>
+        <w:sz w:val="20"/>
+      </w:rPr>
+    </w:lvl>
+    <w:lvl w:ilvl="3" w:tentative="1">
+      <w:start w:val="1"/>
+      <w:numFmt w:val="bullet"/>
+      <w:lvlText w:val=""/>
+      <w:lvlJc w:val="left"/>
+      <w:pPr>
+        <w:tabs>
+          <w:tab w:val="num" w:pos="2880"/>
+        </w:tabs>
+        <w:ind w:left="2880" w:hanging="360"/>
+      </w:pPr>
+      <w:rPr>
+        <w:rFonts w:ascii="Wingdings" w:hAnsi="Wingdings" w:hint="default"/>
+        <w:sz w:val="20"/>
+      </w:rPr>
+    </w:lvl>
+    <w:lvl w:ilvl="4" w:tentative="1">
+      <w:start w:val="1"/>
+      <w:numFmt w:val="bullet"/>
+      <w:lvlText w:val=""/>
+      <w:lvlJc w:val="left"/>
+      <w:pPr>
+        <w:tabs>
+          <w:tab w:val="num" w:pos="3600"/>
+        </w:tabs>
+        <w:ind w:left="3600" w:hanging="360"/>
+      </w:pPr>
+      <w:rPr>
+        <w:rFonts w:ascii="Wingdings" w:hAnsi="Wingdings" w:hint="default"/>
+        <w:sz w:val="20"/>
+      </w:rPr>
+    </w:lvl>
+    <w:lvl w:ilvl="5" w:tentative="1">
+      <w:start w:val="1"/>
+      <w:numFmt w:val="bullet"/>
+      <w:lvlText w:val=""/>
+      <w:lvlJc w:val="left"/>
+      <w:pPr>
+        <w:tabs>
+          <w:tab w:val="num" w:pos="4320"/>
+        </w:tabs>
+        <w:ind w:left="4320" w:hanging="360"/>
+      </w:pPr>
+      <w:rPr>
+        <w:rFonts w:ascii="Wingdings" w:hAnsi="Wingdings" w:hint="default"/>
+        <w:sz w:val="20"/>
+      </w:rPr>
+    </w:lvl>
+    <w:lvl w:ilvl="6" w:tentative="1">
+      <w:start w:val="1"/>
+      <w:numFmt w:val="bullet"/>
+      <w:lvlText w:val=""/>
+      <w:lvlJc w:val="left"/>
+      <w:pPr>
+        <w:tabs>
+          <w:tab w:val="num" w:pos="5040"/>
+        </w:tabs>
+        <w:ind w:left="5040" w:hanging="360"/>
+      </w:pPr>
+      <w:rPr>
+        <w:rFonts w:ascii="Wingdings" w:hAnsi="Wingdings" w:hint="default"/>
+        <w:sz w:val="20"/>
+      </w:rPr>
+    </w:lvl>
+    <w:lvl w:ilvl="7" w:tentative="1">
+      <w:start w:val="1"/>
+      <w:numFmt w:val="bullet"/>
+      <w:lvlText w:val=""/>
+      <w:lvlJc w:val="left"/>
+      <w:pPr>
+        <w:tabs>
+          <w:tab w:val="num" w:pos="5760"/>
+        </w:tabs>
+        <w:ind w:left="5760" w:hanging="360"/>
+      </w:pPr>
+      <w:rPr>
+        <w:rFonts w:ascii="Wingdings" w:hAnsi="Wingdings" w:hint="default"/>
+        <w:sz w:val="20"/>
+      </w:rPr>
+    </w:lvl>
+    <w:lvl w:ilvl="8" w:tentative="1">
+      <w:start w:val="1"/>
+      <w:numFmt w:val="bullet"/>
+      <w:lvlText w:val=""/>
+      <w:lvlJc w:val="left"/>
+      <w:pPr>
+        <w:tabs>
+          <w:tab w:val="num" w:pos="6480"/>
+        </w:tabs>
+        <w:ind w:left="6480" w:hanging="360"/>
+      </w:pPr>
+      <w:rPr>
+        <w:rFonts w:ascii="Wingdings" w:hAnsi="Wingdings" w:hint="default"/>
+        <w:sz w:val="20"/>
+      </w:rPr>
+    </w:lvl>
+  </w:abstractNum>
   <w:num w:numId="1" w16cid:durableId="1486974957">
+    <w:abstractNumId w:val="18"/>
+  </w:num>
+  <w:num w:numId="2" w16cid:durableId="711422962">
+    <w:abstractNumId w:val="10"/>
+  </w:num>
+  <w:num w:numId="3" w16cid:durableId="1717120154">
+    <w:abstractNumId w:val="14"/>
+  </w:num>
+  <w:num w:numId="4" w16cid:durableId="250968599">
+    <w:abstractNumId w:val="24"/>
+  </w:num>
+  <w:num w:numId="5" w16cid:durableId="285965696">
+    <w:abstractNumId w:val="22"/>
+  </w:num>
+  <w:num w:numId="6" w16cid:durableId="1559126565">
+    <w:abstractNumId w:val="20"/>
+  </w:num>
+  <w:num w:numId="7" w16cid:durableId="1421020859">
+    <w:abstractNumId w:val="13"/>
+  </w:num>
+  <w:num w:numId="8" w16cid:durableId="436028444">
+    <w:abstractNumId w:val="11"/>
+  </w:num>
+  <w:num w:numId="9" w16cid:durableId="1710496419">
+    <w:abstractNumId w:val="8"/>
+  </w:num>
+  <w:num w:numId="10" w16cid:durableId="1123770844">
+    <w:abstractNumId w:val="9"/>
+  </w:num>
+  <w:num w:numId="11" w16cid:durableId="660086217">
+    <w:abstractNumId w:val="25"/>
+  </w:num>
+  <w:num w:numId="12" w16cid:durableId="963387581">
+    <w:abstractNumId w:val="21"/>
+  </w:num>
+  <w:num w:numId="13" w16cid:durableId="1326981467">
+    <w:abstractNumId w:val="7"/>
+  </w:num>
+  <w:num w:numId="14" w16cid:durableId="2055958048">
+    <w:abstractNumId w:val="15"/>
+  </w:num>
+  <w:num w:numId="15" w16cid:durableId="203833361">
+    <w:abstractNumId w:val="3"/>
+  </w:num>
+  <w:num w:numId="16" w16cid:durableId="1720544660">
+    <w:abstractNumId w:val="2"/>
+  </w:num>
+  <w:num w:numId="17" w16cid:durableId="840924235">
+    <w:abstractNumId w:val="5"/>
+  </w:num>
+  <w:num w:numId="18" w16cid:durableId="641430017">
+    <w:abstractNumId w:val="6"/>
+  </w:num>
+  <w:num w:numId="19" w16cid:durableId="624434259">
+    <w:abstractNumId w:val="23"/>
+  </w:num>
+  <w:num w:numId="20" w16cid:durableId="1013799299">
+    <w:abstractNumId w:val="16"/>
+  </w:num>
+  <w:num w:numId="21" w16cid:durableId="1590847886">
+    <w:abstractNumId w:val="12"/>
+  </w:num>
+  <w:num w:numId="22" w16cid:durableId="1680428712">
+    <w:abstractNumId w:val="17"/>
+  </w:num>
+  <w:num w:numId="23" w16cid:durableId="1775324555">
+    <w:abstractNumId w:val="19"/>
+  </w:num>
+  <w:num w:numId="24" w16cid:durableId="1429932347">
+    <w:abstractNumId w:val="0"/>
+  </w:num>
+  <w:num w:numId="25" w16cid:durableId="566691723">
     <w:abstractNumId w:val="4"/>
   </w:num>
-  <w:num w:numId="2" w16cid:durableId="711422962">
-    <w:abstractNumId w:val="0"/>
-  </w:num>
-  <w:num w:numId="3" w16cid:durableId="1717120154">
-    <w:abstractNumId w:val="3"/>
-  </w:num>
-  <w:num w:numId="4" w16cid:durableId="250968599">
-    <w:abstractNumId w:val="7"/>
-  </w:num>
-  <w:num w:numId="5" w16cid:durableId="285965696">
-    <w:abstractNumId w:val="6"/>
-  </w:num>
-  <w:num w:numId="6" w16cid:durableId="1559126565">
-    <w:abstractNumId w:val="5"/>
-  </w:num>
-  <w:num w:numId="7" w16cid:durableId="1421020859">
-    <w:abstractNumId w:val="2"/>
-  </w:num>
-  <w:num w:numId="8" w16cid:durableId="436028444">
+  <w:num w:numId="26" w16cid:durableId="2070180623">
     <w:abstractNumId w:val="1"/>
   </w:num>
 </w:numbering>
@@ -3092,7 +5979,6 @@
   <w:style w:type="character" w:default="1" w:styleId="Phngmcinhcuaoanvn">
     <w:name w:val="Default Paragraph Font"/>
     <w:uiPriority w:val="1"/>
-    <w:semiHidden/>
     <w:unhideWhenUsed/>
   </w:style>
   <w:style w:type="table" w:default="1" w:styleId="BangThngthng">
@@ -3170,6 +6056,29 @@
       <w:ind w:left="720"/>
       <w:contextualSpacing/>
     </w:pPr>
+  </w:style>
+  <w:style w:type="character" w:styleId="Siuktni">
+    <w:name w:val="Hyperlink"/>
+    <w:basedOn w:val="Phngmcinhcuaoanvn"/>
+    <w:uiPriority w:val="99"/>
+    <w:unhideWhenUsed/>
+    <w:rsid w:val="00097A61"/>
+    <w:rPr>
+      <w:color w:val="0000FF" w:themeColor="hyperlink"/>
+      <w:u w:val="single"/>
+    </w:rPr>
+  </w:style>
+  <w:style w:type="character" w:styleId="cpChagiiquyt">
+    <w:name w:val="Unresolved Mention"/>
+    <w:basedOn w:val="Phngmcinhcuaoanvn"/>
+    <w:uiPriority w:val="99"/>
+    <w:semiHidden/>
+    <w:unhideWhenUsed/>
+    <w:rsid w:val="00097A61"/>
+    <w:rPr>
+      <w:color w:val="605E5C"/>
+      <w:shd w:val="clear" w:color="auto" w:fill="E1DFDD"/>
+    </w:rPr>
   </w:style>
 </w:styles>
 </file>
